--- a/05_Website_Angular/docs/reviewer-4/03_System_and_Code_Reviewer.docx
+++ b/05_Website_Angular/docs/reviewer-4/03_System_and_Code_Reviewer.docx
@@ -1194,6 +1194,90 @@
       </w:r>
       <w:r>
         <w:t>Saves manual first-pass reading, while keeping every applicant visible.</w:t>
+      </w:r>
+    </w:p>
+    <w:p>
+      <w:pPr>
+        <w:pStyle w:val="Heading3"/>
+      </w:pPr>
+      <w:r>
+        <w:t>Skill catalogue by industry</w:t>
+      </w:r>
+    </w:p>
+    <w:p>
+      <w:pPr>
+        <w:spacing w:after="60"/>
+      </w:pPr>
+      <w:r>
+        <w:rPr>
+          <w:b/>
+          <w:color w:val="16305C"/>
+        </w:rPr>
+        <w:t xml:space="preserve">What it does: </w:t>
+      </w:r>
+      <w:r/>
+      <w:r>
+        <w:rPr>
+          <w:b w:val="0"/>
+        </w:rPr>
+        <w:t>Holds 104 skills grouped into ten industries and offers them to the recruiter when writing an opening, both as autocomplete and as a browsable list opened one industry at a time.</w:t>
+      </w:r>
+    </w:p>
+    <w:p>
+      <w:pPr>
+        <w:spacing w:after="60"/>
+      </w:pPr>
+      <w:r>
+        <w:rPr>
+          <w:b/>
+          <w:color w:val="16305C"/>
+        </w:rPr>
+        <w:t xml:space="preserve">Who uses it: </w:t>
+      </w:r>
+      <w:r/>
+      <w:r>
+        <w:rPr>
+          <w:b w:val="0"/>
+        </w:rPr>
+        <w:t>Recruiter</w:t>
+      </w:r>
+    </w:p>
+    <w:p>
+      <w:pPr>
+        <w:spacing w:after="60"/>
+      </w:pPr>
+      <w:r>
+        <w:rPr>
+          <w:b/>
+          <w:color w:val="16305C"/>
+        </w:rPr>
+        <w:t xml:space="preserve">How it works: </w:t>
+      </w:r>
+      <w:r/>
+      <w:r>
+        <w:rPr>
+          <w:b w:val="0"/>
+        </w:rPr>
+        <w:t>One master list generates four things that must agree: the database seed, the technical or workplace classification, and the synonym map on the browser side and the server side. A migration tops up an existing database without touching rows already there. 223 vocabulary entries resolve to the 104 terms, and 85 of them (81.7 percent) carry at least one synonym.</w:t>
+      </w:r>
+    </w:p>
+    <w:p>
+      <w:pPr>
+        <w:spacing w:after="60"/>
+      </w:pPr>
+      <w:r>
+        <w:rPr>
+          <w:b/>
+          <w:color w:val="16305C"/>
+        </w:rPr>
+        <w:t xml:space="preserve">Why it is useful: </w:t>
+      </w:r>
+      <w:r/>
+      <w:r>
+        <w:rPr>
+          <w:b w:val="0"/>
+        </w:rPr>
+        <w:t>The pool used to be built only from skills that company had already used, which is empty on a first opening. It also keeps the wording consistent, which is what makes matching work at all.</w:t>
       </w:r>
     </w:p>
     <w:p>

--- a/05_Website_Angular/docs/reviewer-4/03_System_and_Code_Reviewer.docx
+++ b/05_Website_Angular/docs/reviewer-4/03_System_and_Code_Reviewer.docx
@@ -1365,10 +1365,7 @@
           <w:b/>
           <w:color w:val="16305C"/>
         </w:rPr>
-        <w:t xml:space="preserve">What it does: </w:t>
-      </w:r>
-      <w:r>
-        <w:t>Ten statuses, and a record of every change.</w:t>
+        <w:t>What it does: Nine statuses, and a record of every change.</w:t>
       </w:r>
     </w:p>
     <w:p>
@@ -1452,6 +1449,12 @@
       </w:r>
       <w:r>
         <w:t>Recruiter to Job Seeker</w:t>
+      </w:r>
+    </w:p>
+    <w:p>
+      <w:pPr/>
+      <w:r>
+        <w:t>A real bug was found and fixed here during this project, worth knowing if asked about testing in practice: the date-range parameter in the Google Calendar link was being percent-encoded in a way Google's calendar page does not accept, so clicking the button opened an event with the title and location filled in but no date or time on it at all. It is fixed, and four regression tests were added that fail against the old code and pass against the fix — two of them assert the exact shape of the parameter, since nothing did before, which is how it shipped broken in the first place.</w:t>
       </w:r>
     </w:p>
     <w:p>
@@ -4436,7 +4439,7 @@
           <w:i w:val="0"/>
           <w:sz w:val="22"/>
         </w:rPr>
-        <w:t>228 tests across eleven suites, all passing. They run on every change through continuous integration.</w:t>
+        <w:t>232 tests across eleven suites, all passing. They run on every change through continuous integration.</w:t>
       </w:r>
     </w:p>
     <w:tbl>
@@ -4913,7 +4916,7 @@
           <w:b/>
           <w:color w:val="C1272D"/>
         </w:rPr>
-        <w:t>INFORMATION NEEDED — this has not been carried out yet. There are no ISO 25010 results, no System Usability Scale score and no ranking-agreement figure. Do not state any.</w:t>
+        <w:t>This is DONE, not pending. Job seekers: functional suitability 4.30, usability 4.28, reliability 4.23, System Usability Scale 74.7. HR personnel: 4.17, 4.22, 4.33. IT experts: overall 4.80. Every characteristic falls in the good band or above; none is below it. There is no ranking-agreement figure — that instrument was planned and withdrawn rather than administered with data we could not stand behind.</w:t>
       </w:r>
     </w:p>
     <w:p>

--- a/05_Website_Angular/docs/reviewer-4/03_System_and_Code_Reviewer.docx
+++ b/05_Website_Angular/docs/reviewer-4/03_System_and_Code_Reviewer.docx
@@ -198,10 +198,10 @@
             <w:tcW w:type="dxa" w:w="1728"/>
           </w:tcPr>
           <w:p>
+            <w:r>
+              <w:t>24</w:t>
+            </w:r>
             <w:r/>
-            <w:r>
-              <w:t>23</w:t>
-            </w:r>
           </w:p>
         </w:tc>
         <w:tc>
@@ -246,10 +246,10 @@
             <w:tcW w:type="dxa" w:w="1728"/>
           </w:tcPr>
           <w:p>
+            <w:r>
+              <w:t>232</w:t>
+            </w:r>
             <w:r/>
-            <w:r>
-              <w:t>228</w:t>
-            </w:r>
           </w:p>
         </w:tc>
         <w:tc>
@@ -294,10 +294,10 @@
             <w:tcW w:type="dxa" w:w="1728"/>
           </w:tcPr>
           <w:p>
+            <w:r>
+              <w:t>9</w:t>
+            </w:r>
             <w:r/>
-            <w:r>
-              <w:t>10</w:t>
-            </w:r>
           </w:p>
         </w:tc>
         <w:tc>
@@ -2539,11 +2539,9 @@
           <w:b/>
           <w:color w:val="16305C"/>
         </w:rPr>
-        <w:t xml:space="preserve">What we use: </w:t>
+        <w:t>What we use: PostgreSQL, hosted on Supabase. 24 tables (23 defined in the schema, plus the session table created at runtime).</w:t>
       </w:r>
-      <w:r>
-        <w:t>PostgreSQL, hosted on Supabase. 23 tables.</w:t>
-      </w:r>
+      <w:r/>
     </w:p>
     <w:p>
       <w:pPr>

--- a/05_Website_Angular/docs/reviewer-4/03_System_and_Code_Reviewer.docx
+++ b/05_Website_Angular/docs/reviewer-4/03_System_and_Code_Reviewer.docx
@@ -46,7 +46,7 @@
           <w:i/>
           <w:sz w:val="22"/>
         </w:rPr>
-        <w:t>After reading this you should be able to explain how the system works end to end, even if you did not write the code yourself.</w:t>
+        <w:t>After reading this you should be able to explain how the system works end to end, even if you did not write any of it. Every number in this document was counted from the repository, not copied from the paper.</w:t>
       </w:r>
     </w:p>
     <w:p>
@@ -54,54 +54,7 @@
         <w:pStyle w:val="Heading1"/>
       </w:pPr>
       <w:r>
-        <w:t>1. System Overview</w:t>
-      </w:r>
-    </w:p>
-    <w:p>
-      <w:r>
-        <w:rPr>
-          <w:b w:val="0"/>
-          <w:i w:val="0"/>
-          <w:sz w:val="22"/>
-        </w:rPr>
-        <w:t>Linaw PH is one website with two sides and an admin room behind it.</w:t>
-      </w:r>
-    </w:p>
-    <w:p>
-      <w:pPr>
-        <w:pStyle w:val="ListBullet"/>
-        <w:spacing w:after="60"/>
-      </w:pPr>
-      <w:r>
-        <w:t>The APPLICANT side: build a resume, see your score against real openings, apply, follow the application.</w:t>
-      </w:r>
-    </w:p>
-    <w:p>
-      <w:pPr>
-        <w:pStyle w:val="ListBullet"/>
-        <w:spacing w:after="60"/>
-      </w:pPr>
-      <w:r>
-        <w:t>The RECRUITER side: post an opening, get applicants already scored and ranked, read them, move them along.</w:t>
-      </w:r>
-    </w:p>
-    <w:p>
-      <w:pPr>
-        <w:pStyle w:val="ListBullet"/>
-        <w:spacing w:after="60"/>
-      </w:pPr>
-      <w:r>
-        <w:t>The ADMIN side: approve recruiters, assign departments, read anonymous totals for the study.</w:t>
-      </w:r>
-    </w:p>
-    <w:p>
-      <w:r>
-        <w:rPr>
-          <w:b w:val="0"/>
-          <w:i w:val="0"/>
-          <w:sz w:val="22"/>
-        </w:rPr>
-        <w:t>The important design idea: both sides see the SAME score, computed by the SAME formula, with the SAME reason. Nothing is hidden from the applicant, and nobody is auto-rejected.</w:t>
+        <w:t>1. The Numbers, All Verified</w:t>
       </w:r>
     </w:p>
     <w:tbl>
@@ -198,10 +151,10 @@
             <w:tcW w:type="dxa" w:w="1728"/>
           </w:tcPr>
           <w:p>
+            <w:r/>
             <w:r>
               <w:t>24</w:t>
             </w:r>
-            <w:r/>
           </w:p>
         </w:tc>
         <w:tc>
@@ -211,7 +164,7 @@
           <w:p>
             <w:r/>
             <w:r>
-              <w:t>Database tables</w:t>
+              <w:t>Database tables — 23 created by the schema file, plus user_sessions created at runtime</w:t>
             </w:r>
           </w:p>
         </w:tc>
@@ -224,7 +177,7 @@
           <w:p>
             <w:r/>
             <w:r>
-              <w:t>~21,800</w:t>
+              <w:t>30</w:t>
             </w:r>
           </w:p>
         </w:tc>
@@ -235,7 +188,7 @@
           <w:p>
             <w:r/>
             <w:r>
-              <w:t>Lines of code, front end and back end together</w:t>
+              <w:t>Foreign keys</w:t>
             </w:r>
           </w:p>
         </w:tc>
@@ -246,10 +199,10 @@
             <w:tcW w:type="dxa" w:w="1728"/>
           </w:tcPr>
           <w:p>
+            <w:r/>
             <w:r>
-              <w:t>232</w:t>
+              <w:t>~27,800</w:t>
             </w:r>
-            <w:r/>
           </w:p>
         </w:tc>
         <w:tc>
@@ -259,7 +212,31 @@
           <w:p>
             <w:r/>
             <w:r>
-              <w:t>Automated tests, across eleven suites</w:t>
+              <w:t>Lines of TypeScript, HTML and CSS across the front end and back end</w:t>
+            </w:r>
+          </w:p>
+        </w:tc>
+      </w:tr>
+      <w:tr>
+        <w:tc>
+          <w:tcPr>
+            <w:tcW w:type="dxa" w:w="1728"/>
+          </w:tcPr>
+          <w:p>
+            <w:r/>
+            <w:r>
+              <w:t>232</w:t>
+            </w:r>
+          </w:p>
+        </w:tc>
+        <w:tc>
+          <w:tcPr>
+            <w:tcW w:type="dxa" w:w="7200"/>
+          </w:tcPr>
+          <w:p>
+            <w:r/>
+            <w:r>
+              <w:t>Automated tests, across eleven suites, all passing</w:t>
             </w:r>
           </w:p>
         </w:tc>
@@ -294,10 +271,10 @@
             <w:tcW w:type="dxa" w:w="1728"/>
           </w:tcPr>
           <w:p>
+            <w:r/>
             <w:r>
-              <w:t>9</w:t>
+              <w:t>104</w:t>
             </w:r>
-            <w:r/>
           </w:p>
         </w:tc>
         <w:tc>
@@ -307,7 +284,127 @@
           <w:p>
             <w:r/>
             <w:r>
-              <w:t>Application statuses</w:t>
+              <w:t>Canonical skills in the catalogue</w:t>
+            </w:r>
+          </w:p>
+        </w:tc>
+      </w:tr>
+      <w:tr>
+        <w:tc>
+          <w:tcPr>
+            <w:tcW w:type="dxa" w:w="1728"/>
+          </w:tcPr>
+          <w:p>
+            <w:r/>
+            <w:r>
+              <w:t>223</w:t>
+            </w:r>
+          </w:p>
+        </w:tc>
+        <w:tc>
+          <w:tcPr>
+            <w:tcW w:type="dxa" w:w="7200"/>
+          </w:tcPr>
+          <w:p>
+            <w:r/>
+            <w:r>
+              <w:t>Total skill vocabulary entries (104 canonical + 119 synonyms)</w:t>
+            </w:r>
+          </w:p>
+        </w:tc>
+      </w:tr>
+      <w:tr>
+        <w:tc>
+          <w:tcPr>
+            <w:tcW w:type="dxa" w:w="1728"/>
+          </w:tcPr>
+          <w:p>
+            <w:r/>
+            <w:r>
+              <w:t>85</w:t>
+            </w:r>
+          </w:p>
+        </w:tc>
+        <w:tc>
+          <w:tcPr>
+            <w:tcW w:type="dxa" w:w="7200"/>
+          </w:tcPr>
+          <w:p>
+            <w:r/>
+            <w:r>
+              <w:t>Canonical skills that have at least one synonym — 81.7 percent</w:t>
+            </w:r>
+          </w:p>
+        </w:tc>
+      </w:tr>
+      <w:tr>
+        <w:tc>
+          <w:tcPr>
+            <w:tcW w:type="dxa" w:w="1728"/>
+          </w:tcPr>
+          <w:p>
+            <w:r/>
+            <w:r>
+              <w:t>14</w:t>
+            </w:r>
+          </w:p>
+        </w:tc>
+        <w:tc>
+          <w:tcPr>
+            <w:tcW w:type="dxa" w:w="7200"/>
+          </w:tcPr>
+          <w:p>
+            <w:r/>
+            <w:r>
+              <w:t>Resume designs</w:t>
+            </w:r>
+          </w:p>
+        </w:tc>
+      </w:tr>
+      <w:tr>
+        <w:tc>
+          <w:tcPr>
+            <w:tcW w:type="dxa" w:w="1728"/>
+          </w:tcPr>
+          <w:p>
+            <w:r/>
+            <w:r>
+              <w:t>3</w:t>
+            </w:r>
+          </w:p>
+        </w:tc>
+        <w:tc>
+          <w:tcPr>
+            <w:tcW w:type="dxa" w:w="7200"/>
+          </w:tcPr>
+          <w:p>
+            <w:r/>
+            <w:r>
+              <w:t>Resume content formats</w:t>
+            </w:r>
+          </w:p>
+        </w:tc>
+      </w:tr>
+      <w:tr>
+        <w:tc>
+          <w:tcPr>
+            <w:tcW w:type="dxa" w:w="1728"/>
+          </w:tcPr>
+          <w:p>
+            <w:r/>
+            <w:r>
+              <w:t>10</w:t>
+            </w:r>
+          </w:p>
+        </w:tc>
+        <w:tc>
+          <w:tcPr>
+            <w:tcW w:type="dxa" w:w="7200"/>
+          </w:tcPr>
+          <w:p>
+            <w:r/>
+            <w:r>
+              <w:t>States an application can be in (9 a recruiter sets, plus withdrawn)</w:t>
             </w:r>
           </w:p>
         </w:tc>
@@ -319,7 +416,62 @@
         <w:pStyle w:val="Heading1"/>
       </w:pPr>
       <w:r>
-        <w:t>2. Users</w:t>
+        <w:t>2. System Overview</w:t>
+      </w:r>
+    </w:p>
+    <w:p>
+      <w:r>
+        <w:rPr>
+          <w:b w:val="0"/>
+          <w:i w:val="0"/>
+          <w:sz w:val="22"/>
+        </w:rPr>
+        <w:t>Linaw PH is one website with two sides and an admin room behind it.</w:t>
+      </w:r>
+    </w:p>
+    <w:p>
+      <w:pPr>
+        <w:pStyle w:val="ListBullet"/>
+        <w:spacing w:after="60"/>
+      </w:pPr>
+      <w:r>
+        <w:t>The APPLICANT side: build a resume, see your score against real openings, apply, follow the application.</w:t>
+      </w:r>
+    </w:p>
+    <w:p>
+      <w:pPr>
+        <w:pStyle w:val="ListBullet"/>
+        <w:spacing w:after="60"/>
+      </w:pPr>
+      <w:r>
+        <w:t>The RECRUITER side: post an opening, get applicants already scored and ranked, read them, move them along.</w:t>
+      </w:r>
+    </w:p>
+    <w:p>
+      <w:pPr>
+        <w:pStyle w:val="ListBullet"/>
+        <w:spacing w:after="60"/>
+      </w:pPr>
+      <w:r>
+        <w:t>The ADMIN side: approve recruiters, assign departments, read anonymous totals for the study.</w:t>
+      </w:r>
+    </w:p>
+    <w:p>
+      <w:r>
+        <w:rPr>
+          <w:b w:val="0"/>
+          <w:i w:val="0"/>
+          <w:sz w:val="22"/>
+        </w:rPr>
+        <w:t>The important design idea: both sides see the SAME score, computed by the SAME formula, with the SAME reason attached. The applicant is never left guessing.</w:t>
+      </w:r>
+    </w:p>
+    <w:p>
+      <w:pPr>
+        <w:pStyle w:val="Heading1"/>
+      </w:pPr>
+      <w:r>
+        <w:t>3. Users, and What Each One Cannot Do</w:t>
       </w:r>
     </w:p>
     <w:p>
@@ -348,11 +500,11 @@
     <w:p>
       <w:r>
         <w:rPr>
-          <w:b/>
+          <w:b w:val="0"/>
           <w:i w:val="0"/>
           <w:sz w:val="22"/>
         </w:rPr>
-        <w:t>What they CAN do:</w:t>
+        <w:t>CAN:</w:t>
       </w:r>
     </w:p>
     <w:p>
@@ -388,7 +540,7 @@
         <w:spacing w:after="60"/>
       </w:pPr>
       <w:r>
-        <w:t>Save openings for later</w:t>
+        <w:t>Save openings for later and get alerts for new ones</w:t>
       </w:r>
     </w:p>
     <w:p>
@@ -406,7 +558,7 @@
         <w:spacing w:after="60"/>
       </w:pPr>
       <w:r>
-        <w:t>See their own score and what they are missing</w:t>
+        <w:t>See their own score and how many required skills they are missing</w:t>
       </w:r>
     </w:p>
     <w:p>
@@ -430,11 +582,11 @@
     <w:p>
       <w:r>
         <w:rPr>
-          <w:b/>
+          <w:b w:val="0"/>
           <w:i w:val="0"/>
           <w:sz w:val="22"/>
         </w:rPr>
-        <w:t>What they CANNOT do:</w:t>
+        <w:t>CANNOT:</w:t>
       </w:r>
     </w:p>
     <w:p>
@@ -461,7 +613,16 @@
         <w:spacing w:after="60"/>
       </w:pPr>
       <w:r>
-        <w:t>Cannot see which staff member changed their status</w:t>
+        <w:t>Cannot see WHICH staff member changed their status — they see the decision, never the decider</w:t>
+      </w:r>
+    </w:p>
+    <w:p>
+      <w:pPr>
+        <w:pStyle w:val="ListBullet"/>
+        <w:spacing w:after="60"/>
+      </w:pPr>
+      <w:r>
+        <w:t>Cannot see WHICH required skills they are missing — only how many and of what kind</w:t>
       </w:r>
     </w:p>
     <w:p>
@@ -499,11 +660,11 @@
     <w:p>
       <w:r>
         <w:rPr>
-          <w:b/>
+          <w:b w:val="0"/>
           <w:i w:val="0"/>
           <w:sz w:val="22"/>
         </w:rPr>
-        <w:t>What they CAN do:</w:t>
+        <w:t>CAN:</w:t>
       </w:r>
     </w:p>
     <w:p>
@@ -521,7 +682,7 @@
         <w:spacing w:after="60"/>
       </w:pPr>
       <w:r>
-        <w:t>Post and manage openings, with weights per opening</w:t>
+        <w:t>Post and manage openings, with their own weights per opening</w:t>
       </w:r>
     </w:p>
     <w:p>
@@ -557,7 +718,7 @@
         <w:spacing w:after="60"/>
       </w:pPr>
       <w:r>
-        <w:t>Change an application status, with a reason</w:t>
+        <w:t>Change an application status, optionally with a reason from a closed list of eight</w:t>
       </w:r>
     </w:p>
     <w:p>
@@ -581,11 +742,11 @@
     <w:p>
       <w:r>
         <w:rPr>
-          <w:b/>
+          <w:b w:val="0"/>
           <w:i w:val="0"/>
           <w:sz w:val="22"/>
         </w:rPr>
-        <w:t>What they CANNOT do:</w:t>
+        <w:t>CANNOT:</w:t>
       </w:r>
     </w:p>
     <w:p>
@@ -621,7 +782,16 @@
         <w:spacing w:after="60"/>
       </w:pPr>
       <w:r>
-        <w:t>Cannot hide or discard an applicant</w:t>
+        <w:t>Cannot hide or discard an applicant — everyone stays on the list</w:t>
+      </w:r>
+    </w:p>
+    <w:p>
+      <w:pPr>
+        <w:pStyle w:val="ListBullet"/>
+        <w:spacing w:after="60"/>
+      </w:pPr>
+      <w:r>
+        <w:t>Cannot set an application to withdrawn; that status belongs to the applicant alone</w:t>
       </w:r>
     </w:p>
     <w:p>
@@ -650,11 +820,11 @@
     <w:p>
       <w:r>
         <w:rPr>
-          <w:b/>
+          <w:b w:val="0"/>
           <w:i w:val="0"/>
           <w:sz w:val="22"/>
         </w:rPr>
-        <w:t>What they CAN do:</w:t>
+        <w:t>CAN:</w:t>
       </w:r>
     </w:p>
     <w:p>
@@ -672,7 +842,7 @@
         <w:spacing w:after="60"/>
       </w:pPr>
       <w:r>
-        <w:t>Assign departments to recruiters</w:t>
+        <w:t>Assign departments to recruiters so applications route correctly</w:t>
       </w:r>
     </w:p>
     <w:p>
@@ -687,11 +857,11 @@
     <w:p>
       <w:r>
         <w:rPr>
-          <w:b/>
+          <w:b w:val="0"/>
           <w:i w:val="0"/>
           <w:sz w:val="22"/>
         </w:rPr>
-        <w:t>What they CANNOT do:</w:t>
+        <w:t>CANNOT:</w:t>
       </w:r>
     </w:p>
     <w:p>
@@ -700,7 +870,7 @@
         <w:spacing w:after="60"/>
       </w:pPr>
       <w:r>
-        <w:t>Cannot read applicant resumes as a recruiter would</w:t>
+        <w:t>Cannot read applicant resumes the way a recruiter can</w:t>
       </w:r>
     </w:p>
     <w:p>
@@ -709,7 +879,7 @@
         <w:spacing w:after="60"/>
       </w:pPr>
       <w:r>
-        <w:t>Is not represented by a respondent group in the study, because the research team operates it</w:t>
+        <w:t>Is not represented by a respondent group in the study, because the research team operates it. Its functions are verified by system testing instead. The paper says this explicitly under Sample and Setting.</w:t>
       </w:r>
     </w:p>
     <w:p>
@@ -717,15 +887,7 @@
         <w:pStyle w:val="Heading1"/>
       </w:pPr>
       <w:r>
-        <w:t>3. Main Features, and how each one works</w:t>
-      </w:r>
-    </w:p>
-    <w:p>
-      <w:pPr>
-        <w:pStyle w:val="Heading3"/>
-      </w:pPr>
-      <w:r>
-        <w:t>Guided resume builder</w:t>
+        <w:t>4. The Matching Engine — the part you must be able to explain</w:t>
       </w:r>
     </w:p>
     <w:p>
@@ -737,1102 +899,10 @@
           <w:b/>
           <w:color w:val="16305C"/>
         </w:rPr>
-        <w:t xml:space="preserve">What it does: </w:t>
+        <w:t xml:space="preserve">The formula: </w:t>
       </w:r>
       <w:r>
-        <w:t>Takes the user through a resume one step at a time: personal details, summary, skills, education, work experience, projects, languages, references, then design and export.</w:t>
-      </w:r>
-    </w:p>
-    <w:p>
-      <w:pPr>
-        <w:spacing w:after="60"/>
-      </w:pPr>
-      <w:r>
-        <w:rPr>
-          <w:b/>
-          <w:color w:val="16305C"/>
-        </w:rPr>
-        <w:t xml:space="preserve">Who uses it: </w:t>
-      </w:r>
-      <w:r>
-        <w:t>Job Seeker</w:t>
-      </w:r>
-    </w:p>
-    <w:p>
-      <w:pPr>
-        <w:spacing w:after="60"/>
-      </w:pPr>
-      <w:r>
-        <w:rPr>
-          <w:b/>
-          <w:color w:val="16305C"/>
-        </w:rPr>
-        <w:t xml:space="preserve">How it works: </w:t>
-      </w:r>
-      <w:r>
-        <w:t>Each step is a form. Nothing is saved to the database until the user saves. The builder warns before leaving with unsaved changes.</w:t>
-      </w:r>
-    </w:p>
-    <w:p>
-      <w:pPr>
-        <w:spacing w:after="60"/>
-      </w:pPr>
-      <w:r>
-        <w:rPr>
-          <w:b/>
-          <w:color w:val="16305C"/>
-        </w:rPr>
-        <w:t xml:space="preserve">Why it is useful: </w:t>
-      </w:r>
-      <w:r>
-        <w:t>A first-time applicant does not know what a resume should contain. This tells them, field by field.</w:t>
-      </w:r>
-    </w:p>
-    <w:p>
-      <w:pPr>
-        <w:pStyle w:val="Heading3"/>
-      </w:pPr>
-      <w:r>
-        <w:t>Source-linked skills</w:t>
-      </w:r>
-    </w:p>
-    <w:p>
-      <w:pPr>
-        <w:spacing w:after="60"/>
-      </w:pPr>
-      <w:r>
-        <w:rPr>
-          <w:b/>
-          <w:color w:val="16305C"/>
-        </w:rPr>
-        <w:t xml:space="preserve">What it does: </w:t>
-      </w:r>
-      <w:r>
-        <w:t>For each skill, the user ticks WHERE they learned or used it, choosing from their own jobs and schools already on the resume.</w:t>
-      </w:r>
-    </w:p>
-    <w:p>
-      <w:pPr>
-        <w:spacing w:after="60"/>
-      </w:pPr>
-      <w:r>
-        <w:rPr>
-          <w:b/>
-          <w:color w:val="16305C"/>
-        </w:rPr>
-        <w:t xml:space="preserve">Who uses it: </w:t>
-      </w:r>
-      <w:r>
-        <w:t>Job Seeker</w:t>
-      </w:r>
-    </w:p>
-    <w:p>
-      <w:pPr>
-        <w:spacing w:after="60"/>
-      </w:pPr>
-      <w:r>
-        <w:rPr>
-          <w:b/>
-          <w:color w:val="16305C"/>
-        </w:rPr>
-        <w:t xml:space="preserve">How it works: </w:t>
-      </w:r>
-      <w:r>
-        <w:t>The screen lists the user's jobs and schools as cards, and the user ticks the skills learned at each. One skill can be ticked in several places.</w:t>
-      </w:r>
-    </w:p>
-    <w:p>
-      <w:pPr>
-        <w:spacing w:after="60"/>
-      </w:pPr>
-      <w:r>
-        <w:rPr>
-          <w:b/>
-          <w:color w:val="16305C"/>
-        </w:rPr>
-        <w:t xml:space="preserve">Why it is useful: </w:t>
-      </w:r>
-      <w:r>
-        <w:t>A skill with a source counts FULL in the score. A skill without one still counts, at HALF. It rewards evidence without punishing anyone.</w:t>
-      </w:r>
-    </w:p>
-    <w:p>
-      <w:pPr>
-        <w:pStyle w:val="Heading3"/>
-      </w:pPr>
-      <w:r>
-        <w:t>Upload and read an existing resume</w:t>
-      </w:r>
-    </w:p>
-    <w:p>
-      <w:pPr>
-        <w:spacing w:after="60"/>
-      </w:pPr>
-      <w:r>
-        <w:rPr>
-          <w:b/>
-          <w:color w:val="16305C"/>
-        </w:rPr>
-        <w:t xml:space="preserve">What it does: </w:t>
-      </w:r>
-      <w:r>
-        <w:t>The user uploads a PDF, Word file or picture, and the system fills the builder from it.</w:t>
-      </w:r>
-    </w:p>
-    <w:p>
-      <w:pPr>
-        <w:spacing w:after="60"/>
-      </w:pPr>
-      <w:r>
-        <w:rPr>
-          <w:b/>
-          <w:color w:val="16305C"/>
-        </w:rPr>
-        <w:t xml:space="preserve">Who uses it: </w:t>
-      </w:r>
-      <w:r>
-        <w:t>Job Seeker</w:t>
-      </w:r>
-    </w:p>
-    <w:p>
-      <w:pPr>
-        <w:spacing w:after="60"/>
-      </w:pPr>
-      <w:r>
-        <w:rPr>
-          <w:b/>
-          <w:color w:val="16305C"/>
-        </w:rPr>
-        <w:t xml:space="preserve">How it works: </w:t>
-      </w:r>
-      <w:r>
-        <w:t>Two readers. A rule-based reader built by us, and optionally Google Gemini. Either way the extracted values are shown to the user to check and correct BEFORE anything is saved.</w:t>
-      </w:r>
-    </w:p>
-    <w:p>
-      <w:pPr>
-        <w:spacing w:after="60"/>
-      </w:pPr>
-      <w:r>
-        <w:rPr>
-          <w:b/>
-          <w:color w:val="16305C"/>
-        </w:rPr>
-        <w:t xml:space="preserve">Why it is useful: </w:t>
-      </w:r>
-      <w:r>
-        <w:t>It saves retyping. And because the user reviews everything, the system never stores something they did not approve.</w:t>
-      </w:r>
-    </w:p>
-    <w:p>
-      <w:pPr>
-        <w:pStyle w:val="Heading3"/>
-      </w:pPr>
-      <w:r>
-        <w:t>Matching score</w:t>
-      </w:r>
-    </w:p>
-    <w:p>
-      <w:pPr>
-        <w:spacing w:after="60"/>
-      </w:pPr>
-      <w:r>
-        <w:rPr>
-          <w:b/>
-          <w:color w:val="16305C"/>
-        </w:rPr>
-        <w:t xml:space="preserve">What it does: </w:t>
-      </w:r>
-      <w:r>
-        <w:t>Compares the resume with an opening and returns a number from 0 to 100.</w:t>
-      </w:r>
-    </w:p>
-    <w:p>
-      <w:pPr>
-        <w:spacing w:after="60"/>
-      </w:pPr>
-      <w:r>
-        <w:rPr>
-          <w:b/>
-          <w:color w:val="16305C"/>
-        </w:rPr>
-        <w:t xml:space="preserve">Who uses it: </w:t>
-      </w:r>
-      <w:r>
-        <w:t>Both sides</w:t>
-      </w:r>
-    </w:p>
-    <w:p>
-      <w:pPr>
-        <w:spacing w:after="60"/>
-      </w:pPr>
-      <w:r>
-        <w:rPr>
-          <w:b/>
-          <w:color w:val="16305C"/>
-        </w:rPr>
-        <w:t xml:space="preserve">How it works: </w:t>
-      </w:r>
-      <w:r>
-        <w:t>Score = (S x Ws) + (E x We) + (X x Wx), then multiplied by 100 and rounded. S is the share of required skills matched, E is education against the level required, X is experience against the months required. Default weights are 0.50 skills, 0.25 education, 0.25 experience.</w:t>
-      </w:r>
-    </w:p>
-    <w:p>
-      <w:pPr>
-        <w:spacing w:after="60"/>
-      </w:pPr>
-      <w:r>
-        <w:rPr>
-          <w:b/>
-          <w:color w:val="16305C"/>
-        </w:rPr>
-        <w:t xml:space="preserve">Why it is useful: </w:t>
-      </w:r>
-      <w:r>
-        <w:t>It is simple arithmetic anybody can check on paper. No machine learning is involved.</w:t>
-      </w:r>
-    </w:p>
-    <w:p>
-      <w:pPr>
-        <w:pStyle w:val="Heading3"/>
-      </w:pPr>
-      <w:r>
-        <w:t>Tiers</w:t>
-      </w:r>
-    </w:p>
-    <w:p>
-      <w:pPr>
-        <w:spacing w:after="60"/>
-      </w:pPr>
-      <w:r>
-        <w:rPr>
-          <w:b/>
-          <w:color w:val="16305C"/>
-        </w:rPr>
-        <w:t xml:space="preserve">What it does: </w:t>
-      </w:r>
-      <w:r>
-        <w:t>Turns the score into a word.</w:t>
-      </w:r>
-    </w:p>
-    <w:p>
-      <w:pPr>
-        <w:spacing w:after="60"/>
-      </w:pPr>
-      <w:r>
-        <w:rPr>
-          <w:b/>
-          <w:color w:val="16305C"/>
-        </w:rPr>
-        <w:t xml:space="preserve">Who uses it: </w:t>
-      </w:r>
-      <w:r>
-        <w:t>Both sides</w:t>
-      </w:r>
-    </w:p>
-    <w:p>
-      <w:pPr>
-        <w:spacing w:after="60"/>
-      </w:pPr>
-      <w:r>
-        <w:rPr>
-          <w:b/>
-          <w:color w:val="16305C"/>
-        </w:rPr>
-        <w:t xml:space="preserve">How it works: </w:t>
-      </w:r>
-      <w:r>
-        <w:t>80 and above is a strong match. 50 to 79 is possible. Below 50 is related.</w:t>
-      </w:r>
-    </w:p>
-    <w:p>
-      <w:pPr>
-        <w:spacing w:after="60"/>
-      </w:pPr>
-      <w:r>
-        <w:rPr>
-          <w:b/>
-          <w:color w:val="16305C"/>
-        </w:rPr>
-        <w:t xml:space="preserve">Why it is useful: </w:t>
-      </w:r>
-      <w:r>
-        <w:t>A number alone means little to an applicant. A word plus a reason means something.</w:t>
-      </w:r>
-    </w:p>
-    <w:p>
-      <w:pPr>
-        <w:pStyle w:val="Heading3"/>
-      </w:pPr>
-      <w:r>
-        <w:t>Honest low score and recommendations</w:t>
-      </w:r>
-    </w:p>
-    <w:p>
-      <w:pPr>
-        <w:spacing w:after="60"/>
-      </w:pPr>
-      <w:r>
-        <w:rPr>
-          <w:b/>
-          <w:color w:val="16305C"/>
-        </w:rPr>
-        <w:t xml:space="preserve">What it does: </w:t>
-      </w:r>
-      <w:r>
-        <w:t>When the score is low, the system says how many required skills are missing and of what kind, then suggests related openings.</w:t>
-      </w:r>
-    </w:p>
-    <w:p>
-      <w:pPr>
-        <w:spacing w:after="60"/>
-      </w:pPr>
-      <w:r>
-        <w:rPr>
-          <w:b/>
-          <w:color w:val="16305C"/>
-        </w:rPr>
-        <w:t xml:space="preserve">Who uses it: </w:t>
-      </w:r>
-      <w:r>
-        <w:t>Job Seeker</w:t>
-      </w:r>
-    </w:p>
-    <w:p>
-      <w:pPr>
-        <w:spacing w:after="60"/>
-      </w:pPr>
-      <w:r>
-        <w:rPr>
-          <w:b/>
-          <w:color w:val="16305C"/>
-        </w:rPr>
-        <w:t xml:space="preserve">How it works: </w:t>
-      </w:r>
-      <w:r>
-        <w:t>It counts the unmatched required skills and groups them as technical or workplace. It does not name them.</w:t>
-      </w:r>
-    </w:p>
-    <w:p>
-      <w:pPr>
-        <w:spacing w:after="60"/>
-      </w:pPr>
-      <w:r>
-        <w:rPr>
-          <w:b/>
-          <w:color w:val="16305C"/>
-        </w:rPr>
-        <w:t xml:space="preserve">Why it is useful: </w:t>
-      </w:r>
-      <w:r>
-        <w:t>It turns a rejection into advice. Not naming the exact skills also limits gaming the system.</w:t>
-      </w:r>
-    </w:p>
-    <w:p>
-      <w:pPr>
-        <w:pStyle w:val="Heading3"/>
-      </w:pPr>
-      <w:r>
-        <w:t>Ranked applicant list</w:t>
-      </w:r>
-    </w:p>
-    <w:p>
-      <w:pPr>
-        <w:spacing w:after="60"/>
-      </w:pPr>
-      <w:r>
-        <w:rPr>
-          <w:b/>
-          <w:color w:val="16305C"/>
-        </w:rPr>
-        <w:t xml:space="preserve">What it does: </w:t>
-      </w:r>
-      <w:r>
-        <w:t>The recruiter sees everyone who applied, sorted by score, with the breakdown.</w:t>
-      </w:r>
-    </w:p>
-    <w:p>
-      <w:pPr>
-        <w:spacing w:after="60"/>
-      </w:pPr>
-      <w:r>
-        <w:rPr>
-          <w:b/>
-          <w:color w:val="16305C"/>
-        </w:rPr>
-        <w:t xml:space="preserve">Who uses it: </w:t>
-      </w:r>
-      <w:r>
-        <w:t>Recruiter</w:t>
-      </w:r>
-    </w:p>
-    <w:p>
-      <w:pPr>
-        <w:spacing w:after="60"/>
-      </w:pPr>
-      <w:r>
-        <w:rPr>
-          <w:b/>
-          <w:color w:val="16305C"/>
-        </w:rPr>
-        <w:t xml:space="preserve">How it works: </w:t>
-      </w:r>
-      <w:r>
-        <w:t>The server does the ranking and the paging, so filtering never hides someone sitting on another page.</w:t>
-      </w:r>
-    </w:p>
-    <w:p>
-      <w:pPr>
-        <w:spacing w:after="60"/>
-      </w:pPr>
-      <w:r>
-        <w:rPr>
-          <w:b/>
-          <w:color w:val="16305C"/>
-        </w:rPr>
-        <w:t xml:space="preserve">Why it is useful: </w:t>
-      </w:r>
-      <w:r>
-        <w:t>Saves manual first-pass reading, while keeping every applicant visible.</w:t>
-      </w:r>
-    </w:p>
-    <w:p>
-      <w:pPr>
-        <w:pStyle w:val="Heading3"/>
-      </w:pPr>
-      <w:r>
-        <w:t>Skill catalogue by industry</w:t>
-      </w:r>
-    </w:p>
-    <w:p>
-      <w:pPr>
-        <w:spacing w:after="60"/>
-      </w:pPr>
-      <w:r>
-        <w:rPr>
-          <w:b/>
-          <w:color w:val="16305C"/>
-        </w:rPr>
-        <w:t xml:space="preserve">What it does: </w:t>
-      </w:r>
-      <w:r/>
-      <w:r>
-        <w:rPr>
-          <w:b w:val="0"/>
-        </w:rPr>
-        <w:t>Holds 104 skills grouped into ten industries and offers them to the recruiter when writing an opening, both as autocomplete and as a browsable list opened one industry at a time.</w:t>
-      </w:r>
-    </w:p>
-    <w:p>
-      <w:pPr>
-        <w:spacing w:after="60"/>
-      </w:pPr>
-      <w:r>
-        <w:rPr>
-          <w:b/>
-          <w:color w:val="16305C"/>
-        </w:rPr>
-        <w:t xml:space="preserve">Who uses it: </w:t>
-      </w:r>
-      <w:r/>
-      <w:r>
-        <w:rPr>
-          <w:b w:val="0"/>
-        </w:rPr>
-        <w:t>Recruiter</w:t>
-      </w:r>
-    </w:p>
-    <w:p>
-      <w:pPr>
-        <w:spacing w:after="60"/>
-      </w:pPr>
-      <w:r>
-        <w:rPr>
-          <w:b/>
-          <w:color w:val="16305C"/>
-        </w:rPr>
-        <w:t xml:space="preserve">How it works: </w:t>
-      </w:r>
-      <w:r/>
-      <w:r>
-        <w:rPr>
-          <w:b w:val="0"/>
-        </w:rPr>
-        <w:t>One master list generates four things that must agree: the database seed, the technical or workplace classification, and the synonym map on the browser side and the server side. A migration tops up an existing database without touching rows already there. 223 vocabulary entries resolve to the 104 terms, and 85 of them (81.7 percent) carry at least one synonym.</w:t>
-      </w:r>
-    </w:p>
-    <w:p>
-      <w:pPr>
-        <w:spacing w:after="60"/>
-      </w:pPr>
-      <w:r>
-        <w:rPr>
-          <w:b/>
-          <w:color w:val="16305C"/>
-        </w:rPr>
-        <w:t xml:space="preserve">Why it is useful: </w:t>
-      </w:r>
-      <w:r/>
-      <w:r>
-        <w:rPr>
-          <w:b w:val="0"/>
-        </w:rPr>
-        <w:t>The pool used to be built only from skills that company had already used, which is empty on a first opening. It also keeps the wording consistent, which is what makes matching work at all.</w:t>
-      </w:r>
-    </w:p>
-    <w:p>
-      <w:pPr>
-        <w:pStyle w:val="Heading3"/>
-      </w:pPr>
-      <w:r>
-        <w:t>Two resumes side by side</w:t>
-      </w:r>
-    </w:p>
-    <w:p>
-      <w:pPr>
-        <w:spacing w:after="60"/>
-      </w:pPr>
-      <w:r>
-        <w:rPr>
-          <w:b/>
-          <w:color w:val="16305C"/>
-        </w:rPr>
-        <w:t xml:space="preserve">What it does: </w:t>
-      </w:r>
-      <w:r>
-        <w:t>The structured resume built in the system, next to the file the applicant uploaded.</w:t>
-      </w:r>
-    </w:p>
-    <w:p>
-      <w:pPr>
-        <w:spacing w:after="60"/>
-      </w:pPr>
-      <w:r>
-        <w:rPr>
-          <w:b/>
-          <w:color w:val="16305C"/>
-        </w:rPr>
-        <w:t xml:space="preserve">Who uses it: </w:t>
-      </w:r>
-      <w:r>
-        <w:t>Recruiter</w:t>
-      </w:r>
-    </w:p>
-    <w:p>
-      <w:pPr>
-        <w:spacing w:after="60"/>
-      </w:pPr>
-      <w:r>
-        <w:rPr>
-          <w:b/>
-          <w:color w:val="16305C"/>
-        </w:rPr>
-        <w:t xml:space="preserve">How it works: </w:t>
-      </w:r>
-      <w:r>
-        <w:t>Both are scored, but only the structured one decides the ranking. The uploaded file is passed to the recruiter in full.</w:t>
-      </w:r>
-    </w:p>
-    <w:p>
-      <w:pPr>
-        <w:spacing w:after="60"/>
-      </w:pPr>
-      <w:r>
-        <w:rPr>
-          <w:b/>
-          <w:color w:val="16305C"/>
-        </w:rPr>
-        <w:t xml:space="preserve">Why it is useful: </w:t>
-      </w:r>
-      <w:r>
-        <w:t>The recruiter still sees the applicant's own document, exactly as they wrote it.</w:t>
-      </w:r>
-    </w:p>
-    <w:p>
-      <w:pPr>
-        <w:pStyle w:val="Heading3"/>
-      </w:pPr>
-      <w:r>
-        <w:t>Status pipeline and audit trail</w:t>
-      </w:r>
-    </w:p>
-    <w:p>
-      <w:pPr>
-        <w:spacing w:after="60"/>
-      </w:pPr>
-      <w:r>
-        <w:rPr>
-          <w:b/>
-          <w:color w:val="16305C"/>
-        </w:rPr>
-        <w:t>What it does: Nine statuses, and a record of every change.</w:t>
-      </w:r>
-    </w:p>
-    <w:p>
-      <w:pPr>
-        <w:spacing w:after="60"/>
-      </w:pPr>
-      <w:r>
-        <w:rPr>
-          <w:b/>
-          <w:color w:val="16305C"/>
-        </w:rPr>
-        <w:t xml:space="preserve">Who uses it: </w:t>
-      </w:r>
-      <w:r>
-        <w:t>Recruiter changes it, Job Seeker sees it</w:t>
-      </w:r>
-    </w:p>
-    <w:p>
-      <w:pPr>
-        <w:spacing w:after="60"/>
-      </w:pPr>
-      <w:r>
-        <w:rPr>
-          <w:b/>
-          <w:color w:val="16305C"/>
-        </w:rPr>
-        <w:t xml:space="preserve">How it works: </w:t>
-      </w:r>
-      <w:r>
-        <w:t>Every change writes a row with the new status, the recruiter who made it, and the time.</w:t>
-      </w:r>
-    </w:p>
-    <w:p>
-      <w:pPr>
-        <w:spacing w:after="60"/>
-      </w:pPr>
-      <w:r>
-        <w:rPr>
-          <w:b/>
-          <w:color w:val="16305C"/>
-        </w:rPr>
-        <w:t xml:space="preserve">Why it is useful: </w:t>
-      </w:r>
-      <w:r>
-        <w:t>The applicant always knows where they stand, and there is proof a person decided.</w:t>
-      </w:r>
-    </w:p>
-    <w:p>
-      <w:pPr>
-        <w:pStyle w:val="Heading3"/>
-      </w:pPr>
-      <w:r>
-        <w:t>Interview invitation with a calendar</w:t>
-      </w:r>
-    </w:p>
-    <w:p>
-      <w:pPr>
-        <w:spacing w:after="60"/>
-      </w:pPr>
-      <w:r>
-        <w:rPr>
-          <w:b/>
-          <w:color w:val="16305C"/>
-        </w:rPr>
-        <w:t xml:space="preserve">What it does: </w:t>
-      </w:r>
-      <w:r>
-        <w:t>The recruiter writes a message and may attach a proposed date, length and place.</w:t>
-      </w:r>
-    </w:p>
-    <w:p>
-      <w:pPr>
-        <w:spacing w:after="60"/>
-      </w:pPr>
-      <w:r>
-        <w:rPr>
-          <w:b/>
-          <w:color w:val="16305C"/>
-        </w:rPr>
-        <w:t xml:space="preserve">Who uses it: </w:t>
-      </w:r>
-      <w:r>
-        <w:t>Recruiter to Job Seeker</w:t>
-      </w:r>
-    </w:p>
-    <w:p>
-      <w:pPr/>
-      <w:r>
-        <w:t>A real bug was found and fixed here during this project, worth knowing if asked about testing in practice: the date-range parameter in the Google Calendar link was being percent-encoded in a way Google's calendar page does not accept, so clicking the button opened an event with the title and location filled in but no date or time on it at all. It is fixed, and four regression tests were added that fail against the old code and pass against the fix — two of them assert the exact shape of the parameter, since nothing did before, which is how it shipped broken in the first place.</w:t>
-      </w:r>
-    </w:p>
-    <w:p>
-      <w:pPr>
-        <w:spacing w:after="60"/>
-      </w:pPr>
-      <w:r>
-        <w:rPr>
-          <w:b/>
-          <w:color w:val="16305C"/>
-        </w:rPr>
-        <w:t xml:space="preserve">How it works: </w:t>
-      </w:r>
-      <w:r>
-        <w:t>The email carries an "Add to Google Calendar" link and an attached .ics calendar file. The chosen time is converted to an absolute instant, so both people see the same clock time whatever their timezone. If the time is invalid the message still sends, just without the calendar part.</w:t>
-      </w:r>
-    </w:p>
-    <w:p>
-      <w:pPr>
-        <w:spacing w:after="60"/>
-      </w:pPr>
-      <w:r>
-        <w:rPr>
-          <w:b/>
-          <w:color w:val="16305C"/>
-        </w:rPr>
-        <w:t xml:space="preserve">Why it is useful: </w:t>
-      </w:r>
-      <w:r>
-        <w:t>The applicant saves the interview in one click instead of copying it by hand. No Google account or API key is needed.</w:t>
-      </w:r>
-    </w:p>
-    <w:p>
-      <w:pPr>
-        <w:pStyle w:val="Heading3"/>
-      </w:pPr>
-      <w:r>
-        <w:t>Learning hub</w:t>
-      </w:r>
-    </w:p>
-    <w:p>
-      <w:pPr>
-        <w:spacing w:after="60"/>
-      </w:pPr>
-      <w:r>
-        <w:rPr>
-          <w:b/>
-          <w:color w:val="16305C"/>
-        </w:rPr>
-        <w:t xml:space="preserve">What it does: </w:t>
-      </w:r>
-      <w:r>
-        <w:t>Articles on resume writing and how ATS software reads a resume.</w:t>
-      </w:r>
-    </w:p>
-    <w:p>
-      <w:pPr>
-        <w:spacing w:after="60"/>
-      </w:pPr>
-      <w:r>
-        <w:rPr>
-          <w:b/>
-          <w:color w:val="16305C"/>
-        </w:rPr>
-        <w:t xml:space="preserve">Who uses it: </w:t>
-      </w:r>
-      <w:r>
-        <w:t>Job Seeker</w:t>
-      </w:r>
-    </w:p>
-    <w:p>
-      <w:pPr>
-        <w:spacing w:after="60"/>
-      </w:pPr>
-      <w:r>
-        <w:rPr>
-          <w:b/>
-          <w:color w:val="16305C"/>
-        </w:rPr>
-        <w:t xml:space="preserve">How it works: </w:t>
-      </w:r>
-      <w:r>
-        <w:t>Plain pages inside the site, with a search.</w:t>
-      </w:r>
-    </w:p>
-    <w:p>
-      <w:pPr>
-        <w:spacing w:after="60"/>
-      </w:pPr>
-      <w:r>
-        <w:rPr>
-          <w:b/>
-          <w:color w:val="16305C"/>
-        </w:rPr>
-        <w:t xml:space="preserve">Why it is useful: </w:t>
-      </w:r>
-      <w:r>
-        <w:t>The user learns without leaving the system.</w:t>
-      </w:r>
-    </w:p>
-    <w:p>
-      <w:pPr>
-        <w:pStyle w:val="Heading3"/>
-      </w:pPr>
-      <w:r>
-        <w:t>Guided tour</w:t>
-      </w:r>
-    </w:p>
-    <w:p>
-      <w:pPr>
-        <w:spacing w:after="60"/>
-      </w:pPr>
-      <w:r>
-        <w:rPr>
-          <w:b/>
-          <w:color w:val="16305C"/>
-        </w:rPr>
-        <w:t xml:space="preserve">What it does: </w:t>
-      </w:r>
-      <w:r>
-        <w:t>A step-by-step tour of each page.</w:t>
-      </w:r>
-    </w:p>
-    <w:p>
-      <w:pPr>
-        <w:spacing w:after="60"/>
-      </w:pPr>
-      <w:r>
-        <w:rPr>
-          <w:b/>
-          <w:color w:val="16305C"/>
-        </w:rPr>
-        <w:t xml:space="preserve">Who uses it: </w:t>
-      </w:r>
-      <w:r>
-        <w:t>All users</w:t>
-      </w:r>
-    </w:p>
-    <w:p>
-      <w:pPr>
-        <w:spacing w:after="60"/>
-      </w:pPr>
-      <w:r>
-        <w:rPr>
-          <w:b/>
-          <w:color w:val="16305C"/>
-        </w:rPr>
-        <w:t xml:space="preserve">How it works: </w:t>
-      </w:r>
-      <w:r>
-        <w:t>It highlights a part of the screen and explains it. It shows once per page, and can be replayed any time from a button.</w:t>
-      </w:r>
-    </w:p>
-    <w:p>
-      <w:pPr>
-        <w:spacing w:after="60"/>
-      </w:pPr>
-      <w:r>
-        <w:rPr>
-          <w:b/>
-          <w:color w:val="16305C"/>
-        </w:rPr>
-        <w:t xml:space="preserve">Why it is useful: </w:t>
-      </w:r>
-      <w:r>
-        <w:t>Users with little technology experience are not left to guess.</w:t>
-      </w:r>
-    </w:p>
-    <w:p>
-      <w:pPr>
-        <w:pStyle w:val="Heading1"/>
-      </w:pPr>
-      <w:r>
-        <w:t>4. System Flow</w:t>
-      </w:r>
-    </w:p>
-    <w:p>
-      <w:pPr>
-        <w:pStyle w:val="Heading2"/>
-      </w:pPr>
-      <w:r>
-        <w:t>Applicant, from start to finish</w:t>
-      </w:r>
-    </w:p>
-    <w:p>
-      <w:pPr>
-        <w:pStyle w:val="ListNumber"/>
-        <w:spacing w:after="60"/>
-      </w:pPr>
-      <w:r>
-        <w:t>The user opens the website.</w:t>
-      </w:r>
-    </w:p>
-    <w:p>
-      <w:pPr>
-        <w:pStyle w:val="ListNumber"/>
-        <w:spacing w:after="60"/>
-      </w:pPr>
-      <w:r>
-        <w:t>They create an account. The system emails a 6-digit code and they type it in to prove the address is theirs.</w:t>
-      </w:r>
-    </w:p>
-    <w:p>
-      <w:pPr>
-        <w:pStyle w:val="ListNumber"/>
-        <w:spacing w:after="60"/>
-      </w:pPr>
-      <w:r>
-        <w:t>They sign in. The server checks the email and password and starts a session.</w:t>
-      </w:r>
-    </w:p>
-    <w:p>
-      <w:pPr>
-        <w:pStyle w:val="ListNumber"/>
-        <w:spacing w:after="60"/>
-      </w:pPr>
-      <w:r>
-        <w:t>They build a resume step by step, or upload one and let the system read it in.</w:t>
-      </w:r>
-    </w:p>
-    <w:p>
-      <w:pPr>
-        <w:pStyle w:val="ListNumber"/>
-        <w:spacing w:after="60"/>
-      </w:pPr>
-      <w:r>
-        <w:t>They review every value and save. Only then is anything written to the database.</w:t>
-      </w:r>
-    </w:p>
-    <w:p>
-      <w:pPr>
-        <w:pStyle w:val="ListNumber"/>
-        <w:spacing w:after="60"/>
-      </w:pPr>
-      <w:r>
-        <w:t>They browse the openings. For each one the system computes a score from their active resume.</w:t>
-      </w:r>
-    </w:p>
-    <w:p>
-      <w:pPr>
-        <w:pStyle w:val="ListNumber"/>
-        <w:spacing w:after="60"/>
-      </w:pPr>
-      <w:r>
-        <w:t>They open an opening and see the score, the tier, and how many required skills are missing.</w:t>
-      </w:r>
-    </w:p>
-    <w:p>
-      <w:pPr>
-        <w:pStyle w:val="ListNumber"/>
-        <w:spacing w:after="60"/>
-      </w:pPr>
-      <w:r>
-        <w:t>They apply. The system saves the application and a snapshot of the score at that moment.</w:t>
-      </w:r>
-    </w:p>
-    <w:p>
-      <w:pPr>
-        <w:pStyle w:val="ListNumber"/>
-        <w:spacing w:after="60"/>
-      </w:pPr>
-      <w:r>
-        <w:t>The recruiter is emailed that a new application arrived.</w:t>
-      </w:r>
-    </w:p>
-    <w:p>
-      <w:pPr>
-        <w:pStyle w:val="ListNumber"/>
-        <w:spacing w:after="60"/>
-      </w:pPr>
-      <w:r>
-        <w:t>The applicant follows the status. If they change their mind they withdraw it.</w:t>
-      </w:r>
-    </w:p>
-    <w:p>
-      <w:pPr>
-        <w:pStyle w:val="Heading2"/>
-      </w:pPr>
-      <w:r>
-        <w:t>Recruiter, from start to finish</w:t>
-      </w:r>
-    </w:p>
-    <w:p>
-      <w:pPr>
-        <w:pStyle w:val="ListNumber"/>
-        <w:spacing w:after="60"/>
-      </w:pPr>
-      <w:r>
-        <w:t>They request access with their company email.</w:t>
-      </w:r>
-    </w:p>
-    <w:p>
-      <w:pPr>
-        <w:pStyle w:val="ListNumber"/>
-        <w:spacing w:after="60"/>
-      </w:pPr>
-      <w:r>
-        <w:t>An administrator approves it and assigns a department.</w:t>
-      </w:r>
-    </w:p>
-    <w:p>
-      <w:pPr>
-        <w:pStyle w:val="ListNumber"/>
-        <w:spacing w:after="60"/>
-      </w:pPr>
-      <w:r>
-        <w:t>They sign in and set up the company profile.</w:t>
-      </w:r>
-    </w:p>
-    <w:p>
-      <w:pPr>
-        <w:pStyle w:val="ListNumber"/>
-        <w:spacing w:after="60"/>
-      </w:pPr>
-      <w:r>
-        <w:t>They post an opening: title, description, required skills, minimum education, minimum experience in years, closing date, and the weights if they want to change them.</w:t>
-      </w:r>
-    </w:p>
-    <w:p>
-      <w:pPr>
-        <w:pStyle w:val="ListNumber"/>
-        <w:spacing w:after="60"/>
-      </w:pPr>
-      <w:r>
-        <w:t>Applications arrive already scored and ranked.</w:t>
-      </w:r>
-    </w:p>
-    <w:p>
-      <w:pPr>
-        <w:pStyle w:val="ListNumber"/>
-        <w:spacing w:after="60"/>
-      </w:pPr>
-      <w:r>
-        <w:t>They open an applicant, read both resumes and the score breakdown.</w:t>
-      </w:r>
-    </w:p>
-    <w:p>
-      <w:pPr>
-        <w:pStyle w:val="ListNumber"/>
-        <w:spacing w:after="60"/>
-      </w:pPr>
-      <w:r>
-        <w:t>They search, filter and compare. Everyone stays on the list.</w:t>
-      </w:r>
-    </w:p>
-    <w:p>
-      <w:pPr>
-        <w:pStyle w:val="ListNumber"/>
-        <w:spacing w:after="60"/>
-      </w:pPr>
-      <w:r>
-        <w:t>They change the status, optionally with a reason. The change is recorded against them.</w:t>
-      </w:r>
-    </w:p>
-    <w:p>
-      <w:pPr>
-        <w:pStyle w:val="ListNumber"/>
-        <w:spacing w:after="60"/>
-      </w:pPr>
-      <w:r>
-        <w:t>The applicant is emailed about the change.</w:t>
-      </w:r>
-    </w:p>
-    <w:p>
-      <w:pPr>
-        <w:pStyle w:val="ListNumber"/>
-        <w:spacing w:after="60"/>
-      </w:pPr>
-      <w:r>
-        <w:t>They can send an interview invitation, with a proposed time if they want.</w:t>
-      </w:r>
-    </w:p>
-    <w:p>
-      <w:pPr>
-        <w:pStyle w:val="Heading1"/>
-      </w:pPr>
-      <w:r>
-        <w:t>5. Pages</w:t>
+        <w:t>Score = ( S x Ws + E x We + X x Wx + C x Wc ) x 100</w:t>
       </w:r>
     </w:p>
     <w:tbl>
@@ -1849,7 +919,7 @@
       <w:tr>
         <w:tc>
           <w:tcPr>
-            <w:tcW w:type="dxa" w:w="1872"/>
+            <w:tcW w:type="dxa" w:w="1440"/>
           </w:tcPr>
           <w:p>
             <w:r/>
@@ -1857,13 +927,13 @@
               <w:rPr>
                 <w:b/>
               </w:rPr>
-              <w:t>Page</w:t>
+              <w:t>Term</w:t>
             </w:r>
           </w:p>
         </w:tc>
         <w:tc>
           <w:tcPr>
-            <w:tcW w:type="dxa" w:w="2736"/>
+            <w:tcW w:type="dxa" w:w="3168"/>
           </w:tcPr>
           <w:p>
             <w:r/>
@@ -1871,7 +941,7 @@
               <w:rPr>
                 <w:b/>
               </w:rPr>
-              <w:t>Purpose</w:t>
+              <w:t>What it is</w:t>
             </w:r>
           </w:p>
         </w:tc>
@@ -1885,7 +955,7 @@
               <w:rPr>
                 <w:b/>
               </w:rPr>
-              <w:t>What users can do</w:t>
+              <w:t>The rule that matters</w:t>
             </w:r>
           </w:p>
         </w:tc>
@@ -1893,23 +963,23 @@
       <w:tr>
         <w:tc>
           <w:tcPr>
-            <w:tcW w:type="dxa" w:w="1872"/>
+            <w:tcW w:type="dxa" w:w="1440"/>
           </w:tcPr>
           <w:p>
             <w:r/>
             <w:r>
-              <w:t>Home</w:t>
+              <w:t>S</w:t>
             </w:r>
           </w:p>
         </w:tc>
         <w:tc>
           <w:tcPr>
-            <w:tcW w:type="dxa" w:w="2736"/>
+            <w:tcW w:type="dxa" w:w="3168"/>
           </w:tcPr>
           <w:p>
             <w:r/>
             <w:r>
-              <w:t>The front page</w:t>
+              <w:t>Proportion of the posting's required skills the resume also lists</w:t>
             </w:r>
           </w:p>
         </w:tc>
@@ -1920,7 +990,7 @@
           <w:p>
             <w:r/>
             <w:r>
-              <w:t>Learn what the site is, sign up, browse openings</w:t>
+              <w:t>A matched skill WITH a named source counts whole. WITHOUT a source it counts HALF, never zero.</w:t>
             </w:r>
           </w:p>
         </w:tc>
@@ -1928,23 +998,23 @@
       <w:tr>
         <w:tc>
           <w:tcPr>
-            <w:tcW w:type="dxa" w:w="1872"/>
+            <w:tcW w:type="dxa" w:w="1440"/>
           </w:tcPr>
           <w:p>
             <w:r/>
             <w:r>
-              <w:t>Auth</w:t>
+              <w:t>E</w:t>
             </w:r>
           </w:p>
         </w:tc>
         <w:tc>
           <w:tcPr>
-            <w:tcW w:type="dxa" w:w="2736"/>
+            <w:tcW w:type="dxa" w:w="3168"/>
           </w:tcPr>
           <w:p>
             <w:r/>
             <w:r>
-              <w:t>Sign in and sign up</w:t>
+              <w:t>Applicant's highest education level divided by the level required</w:t>
             </w:r>
           </w:p>
         </w:tc>
@@ -1955,7 +1025,7 @@
           <w:p>
             <w:r/>
             <w:r>
-              <w:t>Register, verify email, sign in, reset password, request recruiter access</w:t>
+              <w:t>Capped at 1.0. Exceeding the requirement adds nothing.</w:t>
             </w:r>
           </w:p>
         </w:tc>
@@ -1963,23 +1033,23 @@
       <w:tr>
         <w:tc>
           <w:tcPr>
-            <w:tcW w:type="dxa" w:w="1872"/>
+            <w:tcW w:type="dxa" w:w="1440"/>
           </w:tcPr>
           <w:p>
             <w:r/>
             <w:r>
-              <w:t>Browse</w:t>
+              <w:t>X</w:t>
             </w:r>
           </w:p>
         </w:tc>
         <w:tc>
           <w:tcPr>
-            <w:tcW w:type="dxa" w:w="2736"/>
+            <w:tcW w:type="dxa" w:w="3168"/>
           </w:tcPr>
           <w:p>
             <w:r/>
             <w:r>
-              <w:t>The openings list</w:t>
+              <w:t>Total months of experience divided by the months required</w:t>
             </w:r>
           </w:p>
         </w:tc>
@@ -1990,7 +1060,7 @@
           <w:p>
             <w:r/>
             <w:r>
-              <w:t>See openings with a match score, filter, save, open one</w:t>
+              <w:t>The recruiter types YEARS; the system stores and compares MONTHS. Capped at 1.0.</w:t>
             </w:r>
           </w:p>
         </w:tc>
@@ -1998,23 +1068,23 @@
       <w:tr>
         <w:tc>
           <w:tcPr>
-            <w:tcW w:type="dxa" w:w="1872"/>
+            <w:tcW w:type="dxa" w:w="1440"/>
           </w:tcPr>
           <w:p>
             <w:r/>
             <w:r>
-              <w:t>Learning hub</w:t>
+              <w:t>C</w:t>
             </w:r>
           </w:p>
         </w:tc>
         <w:tc>
           <w:tcPr>
-            <w:tcW w:type="dxa" w:w="2736"/>
+            <w:tcW w:type="dxa" w:w="3168"/>
           </w:tcPr>
           <w:p>
             <w:r/>
             <w:r>
-              <w:t>Teaching articles</w:t>
+              <w:t>Proportion of the certificates the posting names that the applicant lists</w:t>
             </w:r>
           </w:p>
         </w:tc>
@@ -2025,7 +1095,7 @@
           <w:p>
             <w:r/>
             <w:r>
-              <w:t>Read and search resume and ATS guidance</w:t>
+              <w:t>Weight is ZERO by default. It only scores when a recruiter gives it a share on their own opening.</w:t>
             </w:r>
           </w:p>
         </w:tc>
@@ -2033,23 +1103,23 @@
       <w:tr>
         <w:tc>
           <w:tcPr>
-            <w:tcW w:type="dxa" w:w="1872"/>
+            <w:tcW w:type="dxa" w:w="1440"/>
           </w:tcPr>
           <w:p>
             <w:r/>
             <w:r>
-              <w:t>Privacy</w:t>
+              <w:t>Ws We Wx Wc</w:t>
             </w:r>
           </w:p>
         </w:tc>
         <w:tc>
           <w:tcPr>
-            <w:tcW w:type="dxa" w:w="2736"/>
+            <w:tcW w:type="dxa" w:w="3168"/>
           </w:tcPr>
           <w:p>
             <w:r/>
             <w:r>
-              <w:t>Privacy notice</w:t>
+              <w:t>The posting's four weights</w:t>
             </w:r>
           </w:p>
         </w:tc>
@@ -2060,31 +1130,1035 @@
           <w:p>
             <w:r/>
             <w:r>
-              <w:t>Read how data is handled under the Data Privacy Act</w:t>
+              <w:t>They always sum to 1.0. Skills, education and experience may never fall below 0.10 each. Certificates may stay at zero.</w:t>
             </w:r>
           </w:p>
         </w:tc>
       </w:tr>
+    </w:tbl>
+    <w:p/>
+    <w:p>
+      <w:pPr>
+        <w:pStyle w:val="Heading2"/>
+      </w:pPr>
+      <w:r>
+        <w:t>The five rules a panelist may probe</w:t>
+      </w:r>
+    </w:p>
+    <w:p>
+      <w:pPr>
+        <w:pStyle w:val="ListNumber"/>
+        <w:spacing w:after="60"/>
+      </w:pPr>
+      <w:r>
+        <w:t>DEFAULT SPLIT is 50 percent skills, 25 education, 25 experience, with certificates at zero. That is why the study can still describe its default as 50/25/25 even though the formula has four terms.</w:t>
+      </w:r>
+    </w:p>
+    <w:p>
+      <w:pPr>
+        <w:pStyle w:val="ListNumber"/>
+        <w:spacing w:after="60"/>
+      </w:pPr>
+      <w:r>
+        <w:t>AN UNSPECIFIED REQUIREMENT CONTRIBUTES A FULL COMPONENT, not a penalty. A requirement nobody stated cannot be one the applicant failed.</w:t>
+      </w:r>
+    </w:p>
+    <w:p>
+      <w:pPr>
+        <w:pStyle w:val="ListNumber"/>
+        <w:spacing w:after="60"/>
+      </w:pPr>
+      <w:r>
+        <w:t>ROUNDED HALF-UP to a whole percentage.</w:t>
+      </w:r>
+    </w:p>
+    <w:p>
+      <w:pPr>
+        <w:pStyle w:val="ListNumber"/>
+        <w:spacing w:after="60"/>
+      </w:pPr>
+      <w:r>
+        <w:t>TIERS: strong at 80 and above, possible 50 to 79, related below 50. Below strong, the system recommends related postings through transferable skills rather than leaving the applicant with nothing.</w:t>
+      </w:r>
+    </w:p>
+    <w:p>
+      <w:pPr>
+        <w:pStyle w:val="ListNumber"/>
+        <w:spacing w:after="60"/>
+      </w:pPr>
+      <w:r>
+        <w:t>THE SCORE IS FROZEN AT SUBMISSION. The order a recruiter works through is the score recorded when the application was sent. A resume edited afterwards cannot silently reorder a shortlist. The current score is still computed, but only to show the recruiter what changed and by how much.</w:t>
+      </w:r>
+    </w:p>
+    <w:p>
+      <w:pPr>
+        <w:pStyle w:val="Heading2"/>
+      </w:pPr>
+      <w:r>
+        <w:t>Why two of the three components measure quantity, not relevance</w:t>
+      </w:r>
+    </w:p>
+    <w:p>
+      <w:r>
+        <w:rPr>
+          <w:b w:val="0"/>
+          <w:i w:val="0"/>
+          <w:sz w:val="22"/>
+        </w:rPr>
+        <w:t>This is in the paper as a stated limitation, and four of the ten HR respondents spotted it independently. Be ready to own it:</w:t>
+      </w:r>
+    </w:p>
+    <w:p>
+      <w:pPr>
+        <w:pStyle w:val="ListBullet"/>
+        <w:spacing w:after="60"/>
+      </w:pPr>
+      <w:r>
+        <w:t>Experience compares total months against the stated minimum, without judging field or recency.</w:t>
+      </w:r>
+    </w:p>
+    <w:p>
+      <w:pPr>
+        <w:pStyle w:val="ListBullet"/>
+        <w:spacing w:after="60"/>
+      </w:pPr>
+      <w:r>
+        <w:t>Education compares the level attained, without judging field of study.</w:t>
+      </w:r>
+    </w:p>
+    <w:p>
+      <w:pPr>
+        <w:pStyle w:val="ListBullet"/>
+        <w:spacing w:after="60"/>
+      </w:pPr>
+      <w:r>
+        <w:t>Field of study is excluded because a posting records a required LEVEL and has no field for a required COURSE. Scoring it would mean inventing a requirement the recruiter never set. The degree is still printed for the recruiter to read.</w:t>
+      </w:r>
+    </w:p>
+    <w:p>
+      <w:pPr>
+        <w:pStyle w:val="ListBullet"/>
+        <w:spacing w:after="60"/>
+      </w:pPr>
+      <w:r>
+        <w:t>This is exactly why skills carry half the weight: skills are the only component compared item by item against what the posting actually asked for.</w:t>
+      </w:r>
+    </w:p>
+    <w:p>
+      <w:pPr>
+        <w:pStyle w:val="ListBullet"/>
+        <w:spacing w:after="60"/>
+      </w:pPr>
+      <w:r>
+        <w:t>Relevance-based experience scoring is the first system recommendation in the paper.</w:t>
+      </w:r>
+    </w:p>
+    <w:p>
+      <w:pPr>
+        <w:pStyle w:val="Heading2"/>
+      </w:pPr>
+      <w:r>
+        <w:t>The canonical skill vocabulary</w:t>
+      </w:r>
+    </w:p>
+    <w:p>
+      <w:pPr>
+        <w:pStyle w:val="ListBullet"/>
+        <w:spacing w:after="60"/>
+      </w:pPr>
+      <w:r>
+        <w:t>104 canonical skills across ten industries: graphic design, IT support, web development, BPO, medical field, driver, office management, finance, and HR and recruitment.</w:t>
+      </w:r>
+    </w:p>
+    <w:p>
+      <w:pPr>
+        <w:pStyle w:val="ListBullet"/>
+        <w:spacing w:after="60"/>
+      </w:pPr>
+      <w:r>
+        <w:t>119 synonyms fold onto those 104, giving 223 vocabulary entries in total.</w:t>
+      </w:r>
+    </w:p>
+    <w:p>
+      <w:pPr>
+        <w:pStyle w:val="ListBullet"/>
+        <w:spacing w:after="60"/>
+      </w:pPr>
+      <w:r>
+        <w:t>85 of the 104 (81.7 percent) have at least one synonym. The other nineteen match only on exact spelling.</w:t>
+      </w:r>
+    </w:p>
+    <w:p>
+      <w:pPr>
+        <w:pStyle w:val="ListBullet"/>
+        <w:spacing w:after="60"/>
+      </w:pPr>
+      <w:r>
+        <w:t>Examples that DO fold: "JS" to "JavaScript", "MS Office" to "Microsoft Office", "CRM" to "CRM Software", "QA" to "Quality Assurance", "TS" to "TypeScript".</w:t>
+      </w:r>
+    </w:p>
+    <w:p>
+      <w:pPr>
+        <w:pStyle w:val="ListBullet"/>
+        <w:spacing w:after="60"/>
+      </w:pPr>
+      <w:r>
+        <w:t>Examples that DELIBERATELY DO NOT fold: "Java" is never "JavaScript". "Salesforce" is never "CRM Software".</w:t>
+      </w:r>
+    </w:p>
+    <w:p>
+      <w:pPr>
+        <w:pStyle w:val="ListBullet"/>
+        <w:spacing w:after="60"/>
+      </w:pPr>
+      <w:r>
+        <w:t>The nineteen without synonyms are product names with no genuine equivalent: Git, Windows, Canva, Linux, PHP, Figma, WordPress and similar.</w:t>
+      </w:r>
+    </w:p>
+    <w:p>
+      <w:pPr>
+        <w:spacing w:after="60"/>
+      </w:pPr>
+      <w:r>
+        <w:rPr>
+          <w:b/>
+          <w:color w:val="16305C"/>
+        </w:rPr>
+        <w:t xml:space="preserve">The failure direction is deliberate: </w:t>
+      </w:r>
+      <w:r>
+        <w:t>An uncatalogued synonym costs an applicant earned credit. Equating related-but-different terms would credit a skill never claimed and put someone in front of a recruiter on a false basis. We chose to under-credit rather than over-credit, and the paper says so.</w:t>
+      </w:r>
+    </w:p>
+    <w:p>
+      <w:pPr>
+        <w:pStyle w:val="Heading2"/>
+      </w:pPr>
+      <w:r>
+        <w:t>The education ladder</w:t>
+      </w:r>
+    </w:p>
+    <w:p>
+      <w:r>
+        <w:rPr>
+          <w:b w:val="0"/>
+          <w:i w:val="0"/>
+          <w:sz w:val="22"/>
+        </w:rPr>
+        <w:t>None 0, high school 1, vocational/TESDA 2, associate 3, college level (undergraduate) 3.5, bachelor 4, master 5. College level sits at 3.5 rather than renumbering the ladder, because renumbering would have shifted every education ratio already computed.</w:t>
+      </w:r>
+    </w:p>
+    <w:p>
+      <w:pPr>
+        <w:pStyle w:val="Heading1"/>
+      </w:pPr>
+      <w:r>
+        <w:t>5. Main Features and How Each Works</w:t>
+      </w:r>
+    </w:p>
+    <w:p>
+      <w:pPr>
+        <w:pStyle w:val="Heading3"/>
+      </w:pPr>
+      <w:r>
+        <w:t>Guided resume builder</w:t>
+      </w:r>
+    </w:p>
+    <w:p>
+      <w:pPr>
+        <w:spacing w:after="60"/>
+      </w:pPr>
+      <w:r>
+        <w:rPr>
+          <w:b/>
+          <w:color w:val="16305C"/>
+        </w:rPr>
+        <w:t xml:space="preserve">What it does: </w:t>
+      </w:r>
+      <w:r>
+        <w:t>Takes the user through a resume one step at a time.</w:t>
+      </w:r>
+    </w:p>
+    <w:p>
+      <w:pPr>
+        <w:spacing w:after="60"/>
+      </w:pPr>
+      <w:r>
+        <w:rPr>
+          <w:b/>
+          <w:color w:val="16305C"/>
+        </w:rPr>
+        <w:t xml:space="preserve">Who uses it: </w:t>
+      </w:r>
+      <w:r>
+        <w:t>Job Seeker</w:t>
+      </w:r>
+    </w:p>
+    <w:p>
+      <w:pPr>
+        <w:spacing w:after="60"/>
+      </w:pPr>
+      <w:r>
+        <w:rPr>
+          <w:b/>
+          <w:color w:val="16305C"/>
+        </w:rPr>
+        <w:t xml:space="preserve">How it works: </w:t>
+      </w:r>
+      <w:r>
+        <w:t>Each step is a form. Nothing is saved to the database until the user saves. A live preview updates as they type.</w:t>
+      </w:r>
+    </w:p>
+    <w:p>
+      <w:pPr>
+        <w:spacing w:after="60"/>
+      </w:pPr>
+      <w:r>
+        <w:rPr>
+          <w:b/>
+          <w:color w:val="16305C"/>
+        </w:rPr>
+        <w:t xml:space="preserve">Why it is useful: </w:t>
+      </w:r>
+      <w:r>
+        <w:t>A first-time applicant does not know what a resume should contain. This tells them, in order.</w:t>
+      </w:r>
+    </w:p>
+    <w:p>
+      <w:pPr>
+        <w:pStyle w:val="Heading3"/>
+      </w:pPr>
+      <w:r>
+        <w:t>Fourteen parser-safe designs</w:t>
+      </w:r>
+    </w:p>
+    <w:p>
+      <w:pPr>
+        <w:spacing w:after="60"/>
+      </w:pPr>
+      <w:r>
+        <w:rPr>
+          <w:b/>
+          <w:color w:val="16305C"/>
+        </w:rPr>
+        <w:t xml:space="preserve">What it does: </w:t>
+      </w:r>
+      <w:r>
+        <w:t>Classic, Modern, Minimal, Executive, Banner, Split, Bar, Rail, Traditional, Clean, Compact, Senior, Graduate, Technical.</w:t>
+      </w:r>
+    </w:p>
+    <w:p>
+      <w:pPr>
+        <w:spacing w:after="60"/>
+      </w:pPr>
+      <w:r>
+        <w:rPr>
+          <w:b/>
+          <w:color w:val="16305C"/>
+        </w:rPr>
+        <w:t xml:space="preserve">Who uses it: </w:t>
+      </w:r>
+      <w:r>
+        <w:t>Job Seeker</w:t>
+      </w:r>
+    </w:p>
+    <w:p>
+      <w:pPr>
+        <w:spacing w:after="60"/>
+      </w:pPr>
+      <w:r>
+        <w:rPr>
+          <w:b/>
+          <w:color w:val="16305C"/>
+        </w:rPr>
+        <w:t xml:space="preserve">How it works: </w:t>
+      </w:r>
+      <w:r>
+        <w:t>All single-column, with no tables, text boxes, multiple columns or graphics. Two of them additionally reorder the sections rather than changing the look.</w:t>
+      </w:r>
+    </w:p>
+    <w:p>
+      <w:pPr>
+        <w:spacing w:after="60"/>
+      </w:pPr>
+      <w:r>
+        <w:rPr>
+          <w:b/>
+          <w:color w:val="16305C"/>
+        </w:rPr>
+        <w:t xml:space="preserve">Why it is useful: </w:t>
+      </w:r>
+      <w:r>
+        <w:t>The design changes how the resume looks to a human without changing how software reads it or how it is scored.</w:t>
+      </w:r>
+    </w:p>
+    <w:p>
+      <w:pPr>
+        <w:pStyle w:val="Heading3"/>
+      </w:pPr>
+      <w:r>
+        <w:t>Source-linked skills</w:t>
+      </w:r>
+    </w:p>
+    <w:p>
+      <w:pPr>
+        <w:spacing w:after="60"/>
+      </w:pPr>
+      <w:r>
+        <w:rPr>
+          <w:b/>
+          <w:color w:val="16305C"/>
+        </w:rPr>
+        <w:t xml:space="preserve">What it does: </w:t>
+      </w:r>
+      <w:r>
+        <w:t>For each skill, the user ticks WHERE they learned or used it.</w:t>
+      </w:r>
+    </w:p>
+    <w:p>
+      <w:pPr>
+        <w:spacing w:after="60"/>
+      </w:pPr>
+      <w:r>
+        <w:rPr>
+          <w:b/>
+          <w:color w:val="16305C"/>
+        </w:rPr>
+        <w:t xml:space="preserve">Who uses it: </w:t>
+      </w:r>
+      <w:r>
+        <w:t>Job Seeker</w:t>
+      </w:r>
+    </w:p>
+    <w:p>
+      <w:pPr>
+        <w:spacing w:after="60"/>
+      </w:pPr>
+      <w:r>
+        <w:rPr>
+          <w:b/>
+          <w:color w:val="16305C"/>
+        </w:rPr>
+        <w:t xml:space="preserve">How it works: </w:t>
+      </w:r>
+      <w:r>
+        <w:t>They must SELECT from entries already on their resume — a job, project, certification, education entry, or the file they uploaded — rather than type one, so a source cannot be invented alongside the skill it supports. One skill may point at more than one source.</w:t>
+      </w:r>
+    </w:p>
+    <w:p>
+      <w:pPr>
+        <w:spacing w:after="60"/>
+      </w:pPr>
+      <w:r>
+        <w:rPr>
+          <w:b/>
+          <w:color w:val="16305C"/>
+        </w:rPr>
+        <w:t xml:space="preserve">Why it is useful: </w:t>
+      </w:r>
+      <w:r>
+        <w:t>A sourced skill counts full. An unsourced one still counts, at half. A skill from self-study is still real, and treating it as absent would penalise exactly the applicants this study is about.</w:t>
+      </w:r>
+    </w:p>
+    <w:p>
+      <w:pPr>
+        <w:pStyle w:val="Heading3"/>
+      </w:pPr>
+      <w:r>
+        <w:t>Upload and read an existing resume</w:t>
+      </w:r>
+    </w:p>
+    <w:p>
+      <w:pPr>
+        <w:spacing w:after="60"/>
+      </w:pPr>
+      <w:r>
+        <w:rPr>
+          <w:b/>
+          <w:color w:val="16305C"/>
+        </w:rPr>
+        <w:t xml:space="preserve">What it does: </w:t>
+      </w:r>
+      <w:r>
+        <w:t>Upload a PDF, Word file or picture; the system fills the builder.</w:t>
+      </w:r>
+    </w:p>
+    <w:p>
+      <w:pPr>
+        <w:spacing w:after="60"/>
+      </w:pPr>
+      <w:r>
+        <w:rPr>
+          <w:b/>
+          <w:color w:val="16305C"/>
+        </w:rPr>
+        <w:t xml:space="preserve">Who uses it: </w:t>
+      </w:r>
+      <w:r>
+        <w:t>Job Seeker</w:t>
+      </w:r>
+    </w:p>
+    <w:p>
+      <w:pPr>
+        <w:spacing w:after="60"/>
+      </w:pPr>
+      <w:r>
+        <w:rPr>
+          <w:b/>
+          <w:color w:val="16305C"/>
+        </w:rPr>
+        <w:t xml:space="preserve">How it works: </w:t>
+      </w:r>
+      <w:r>
+        <w:t>Two readers. Our own rule-based reader, and optionally Google Gemini. Either way the user reviews every value before anything is saved. A file that cannot be read returns a failure with a reason, never an empty resume.</w:t>
+      </w:r>
+    </w:p>
+    <w:p>
+      <w:pPr>
+        <w:spacing w:after="60"/>
+      </w:pPr>
+      <w:r>
+        <w:rPr>
+          <w:b/>
+          <w:color w:val="16305C"/>
+        </w:rPr>
+        <w:t xml:space="preserve">Why it is useful: </w:t>
+      </w:r>
+      <w:r>
+        <w:t>It saves retyping. Because the user reviews everything, the system never silently invents a value.</w:t>
+      </w:r>
+    </w:p>
+    <w:p>
+      <w:pPr>
+        <w:pStyle w:val="Heading3"/>
+      </w:pPr>
+      <w:r>
+        <w:t>Two resumes, both scored, one ranks</w:t>
+      </w:r>
+    </w:p>
+    <w:p>
+      <w:pPr>
+        <w:spacing w:after="60"/>
+      </w:pPr>
+      <w:r>
+        <w:rPr>
+          <w:b/>
+          <w:color w:val="16305C"/>
+        </w:rPr>
+        <w:t xml:space="preserve">What it does: </w:t>
+      </w:r>
+      <w:r>
+        <w:t>The structured resume plus any uploaded file.</w:t>
+      </w:r>
+    </w:p>
+    <w:p>
+      <w:pPr>
+        <w:spacing w:after="60"/>
+      </w:pPr>
+      <w:r>
+        <w:rPr>
+          <w:b/>
+          <w:color w:val="16305C"/>
+        </w:rPr>
+        <w:t xml:space="preserve">Who uses it: </w:t>
+      </w:r>
+      <w:r>
+        <w:t>Both sides</w:t>
+      </w:r>
+    </w:p>
+    <w:p>
+      <w:pPr>
+        <w:spacing w:after="60"/>
+      </w:pPr>
+      <w:r>
+        <w:rPr>
+          <w:b/>
+          <w:color w:val="16305C"/>
+        </w:rPr>
+        <w:t xml:space="preserve">How it works: </w:t>
+      </w:r>
+      <w:r>
+        <w:t>Both are scored by the same formula and both scores are shown. Only the structured resume orders the recruiter's list, because its fields are unambiguous and correctable.</w:t>
+      </w:r>
+    </w:p>
+    <w:p>
+      <w:pPr>
+        <w:spacing w:after="60"/>
+      </w:pPr>
+      <w:r>
+        <w:rPr>
+          <w:b/>
+          <w:color w:val="16305C"/>
+        </w:rPr>
+        <w:t xml:space="preserve">Why it is useful: </w:t>
+      </w:r>
+      <w:r>
+        <w:t>The applicant can see what automated reading makes of their own document, and the recruiter still gets the document in full. A low score on the file may be formatting or a failed extraction, and we say we cannot tell which — it is illustrative, not a measurement of any commercial ATS.</w:t>
+      </w:r>
+    </w:p>
+    <w:p>
+      <w:pPr>
+        <w:pStyle w:val="Heading3"/>
+      </w:pPr>
+      <w:r>
+        <w:t>Honest low score</w:t>
+      </w:r>
+    </w:p>
+    <w:p>
+      <w:pPr>
+        <w:spacing w:after="60"/>
+      </w:pPr>
+      <w:r>
+        <w:rPr>
+          <w:b/>
+          <w:color w:val="16305C"/>
+        </w:rPr>
+        <w:t xml:space="preserve">What it does: </w:t>
+      </w:r>
+      <w:r>
+        <w:t>When the score is low, the system says how many required skills are missing and of what kind.</w:t>
+      </w:r>
+    </w:p>
+    <w:p>
+      <w:pPr>
+        <w:spacing w:after="60"/>
+      </w:pPr>
+      <w:r>
+        <w:rPr>
+          <w:b/>
+          <w:color w:val="16305C"/>
+        </w:rPr>
+        <w:t xml:space="preserve">Who uses it: </w:t>
+      </w:r>
+      <w:r>
+        <w:t>Job Seeker</w:t>
+      </w:r>
+    </w:p>
+    <w:p>
+      <w:pPr>
+        <w:spacing w:after="60"/>
+      </w:pPr>
+      <w:r>
+        <w:rPr>
+          <w:b/>
+          <w:color w:val="16305C"/>
+        </w:rPr>
+        <w:t xml:space="preserve">How it works: </w:t>
+      </w:r>
+      <w:r>
+        <w:t>It counts the unmatched required skills and groups them as technical or workplace, then recommends related postings through transferable skills.</w:t>
+      </w:r>
+    </w:p>
+    <w:p>
+      <w:pPr>
+        <w:spacing w:after="60"/>
+      </w:pPr>
+      <w:r>
+        <w:rPr>
+          <w:b/>
+          <w:color w:val="16305C"/>
+        </w:rPr>
+        <w:t xml:space="preserve">Why it is useful: </w:t>
+      </w:r>
+      <w:r>
+        <w:t>It turns a rejection into advice. Not naming the exact skills is deliberate: naming them would hand over the exact wording to copy, turning an explanation into an instruction.</w:t>
+      </w:r>
+    </w:p>
+    <w:p>
+      <w:pPr>
+        <w:pStyle w:val="Heading3"/>
+      </w:pPr>
+      <w:r>
+        <w:t>Ranked applicant list</w:t>
+      </w:r>
+    </w:p>
+    <w:p>
+      <w:pPr>
+        <w:spacing w:after="60"/>
+      </w:pPr>
+      <w:r>
+        <w:rPr>
+          <w:b/>
+          <w:color w:val="16305C"/>
+        </w:rPr>
+        <w:t xml:space="preserve">What it does: </w:t>
+      </w:r>
+      <w:r>
+        <w:t>The recruiter sees everyone who applied, sorted by score, with the breakdown.</w:t>
+      </w:r>
+    </w:p>
+    <w:p>
+      <w:pPr>
+        <w:spacing w:after="60"/>
+      </w:pPr>
+      <w:r>
+        <w:rPr>
+          <w:b/>
+          <w:color w:val="16305C"/>
+        </w:rPr>
+        <w:t xml:space="preserve">Who uses it: </w:t>
+      </w:r>
+      <w:r>
+        <w:t>Recruiter</w:t>
+      </w:r>
+    </w:p>
+    <w:p>
+      <w:pPr>
+        <w:spacing w:after="60"/>
+      </w:pPr>
+      <w:r>
+        <w:rPr>
+          <w:b/>
+          <w:color w:val="16305C"/>
+        </w:rPr>
+        <w:t xml:space="preserve">How it works: </w:t>
+      </w:r>
+      <w:r>
+        <w:t>The server does the ranking and the paging, so filtering can never hide someone silently.</w:t>
+      </w:r>
+    </w:p>
+    <w:p>
+      <w:pPr>
+        <w:spacing w:after="60"/>
+      </w:pPr>
+      <w:r>
+        <w:rPr>
+          <w:b/>
+          <w:color w:val="16305C"/>
+        </w:rPr>
+        <w:t xml:space="preserve">Why it is useful: </w:t>
+      </w:r>
+      <w:r>
+        <w:t>Saves manual first-pass reading while keeping every applicant visible.</w:t>
+      </w:r>
+    </w:p>
+    <w:p>
+      <w:pPr>
+        <w:pStyle w:val="Heading3"/>
+      </w:pPr>
+      <w:r>
+        <w:t>Status pipeline and audit trail</w:t>
+      </w:r>
+    </w:p>
+    <w:p>
+      <w:pPr>
+        <w:spacing w:after="60"/>
+      </w:pPr>
+      <w:r>
+        <w:rPr>
+          <w:b/>
+          <w:color w:val="16305C"/>
+        </w:rPr>
+        <w:t xml:space="preserve">What it does: </w:t>
+      </w:r>
+      <w:r>
+        <w:t>Ten states, and a record of every change.</w:t>
+      </w:r>
+    </w:p>
+    <w:p>
+      <w:pPr>
+        <w:spacing w:after="60"/>
+      </w:pPr>
+      <w:r>
+        <w:rPr>
+          <w:b/>
+          <w:color w:val="16305C"/>
+        </w:rPr>
+        <w:t xml:space="preserve">Who uses it: </w:t>
+      </w:r>
+      <w:r>
+        <w:t>Recruiter sets, Job Seeker sees</w:t>
+      </w:r>
+    </w:p>
+    <w:p>
+      <w:pPr>
+        <w:spacing w:after="60"/>
+      </w:pPr>
+      <w:r>
+        <w:rPr>
+          <w:b/>
+          <w:color w:val="16305C"/>
+        </w:rPr>
+        <w:t xml:space="preserve">How it works: </w:t>
+      </w:r>
+      <w:r>
+        <w:t>Every change writes a row with the new status, the recruiter who made it, and the time. A recruiter may attach a reason from a closed list of eight; the field is optional so nobody picks the first value just to proceed.</w:t>
+      </w:r>
+    </w:p>
+    <w:p>
+      <w:pPr>
+        <w:spacing w:after="60"/>
+      </w:pPr>
+      <w:r>
+        <w:rPr>
+          <w:b/>
+          <w:color w:val="16305C"/>
+        </w:rPr>
+        <w:t xml:space="preserve">Why it is useful: </w:t>
+      </w:r>
+      <w:r>
+        <w:t>The applicant always knows where they stand, and there is proof a person decided. The reason is shown to the applicant in wording addressed to them; the name of the staff member is not.</w:t>
+      </w:r>
+    </w:p>
+    <w:p>
+      <w:pPr>
+        <w:pStyle w:val="Heading3"/>
+      </w:pPr>
+      <w:r>
+        <w:t>Interview invitation with a calendar</w:t>
+      </w:r>
+    </w:p>
+    <w:p>
+      <w:pPr>
+        <w:spacing w:after="60"/>
+      </w:pPr>
+      <w:r>
+        <w:rPr>
+          <w:b/>
+          <w:color w:val="16305C"/>
+        </w:rPr>
+        <w:t xml:space="preserve">What it does: </w:t>
+      </w:r>
+      <w:r>
+        <w:t>The recruiter writes a message and may attach a proposed date, length and place.</w:t>
+      </w:r>
+    </w:p>
+    <w:p>
+      <w:pPr>
+        <w:spacing w:after="60"/>
+      </w:pPr>
+      <w:r>
+        <w:rPr>
+          <w:b/>
+          <w:color w:val="16305C"/>
+        </w:rPr>
+        <w:t xml:space="preserve">Who uses it: </w:t>
+      </w:r>
+      <w:r>
+        <w:t>Recruiter to Job Seeker</w:t>
+      </w:r>
+    </w:p>
+    <w:p>
+      <w:pPr>
+        <w:spacing w:after="60"/>
+      </w:pPr>
+      <w:r>
+        <w:rPr>
+          <w:b/>
+          <w:color w:val="16305C"/>
+        </w:rPr>
+        <w:t xml:space="preserve">How it works: </w:t>
+      </w:r>
+      <w:r>
+        <w:t>The email carries an "Add to Google Calendar" link and an attached .ics file for other apps. If the time is invalid the message still sends, just without the calendar part.</w:t>
+      </w:r>
+    </w:p>
+    <w:p>
+      <w:pPr>
+        <w:spacing w:after="60"/>
+      </w:pPr>
+      <w:r>
+        <w:rPr>
+          <w:b/>
+          <w:color w:val="16305C"/>
+        </w:rPr>
+        <w:t xml:space="preserve">Why it is useful: </w:t>
+      </w:r>
+      <w:r>
+        <w:t>The applicant saves the interview in one click instead of copying it by hand.</w:t>
+      </w:r>
+    </w:p>
+    <w:p>
+      <w:pPr>
+        <w:pStyle w:val="Heading3"/>
+      </w:pPr>
+      <w:r>
+        <w:t>Learning hub</w:t>
+      </w:r>
+    </w:p>
+    <w:p>
+      <w:pPr>
+        <w:spacing w:after="60"/>
+      </w:pPr>
+      <w:r>
+        <w:rPr>
+          <w:b/>
+          <w:color w:val="16305C"/>
+        </w:rPr>
+        <w:t xml:space="preserve">What it does: </w:t>
+      </w:r>
+      <w:r>
+        <w:t>Articles on resume writing and how ATS software reads a resume.</w:t>
+      </w:r>
+    </w:p>
+    <w:p>
+      <w:pPr>
+        <w:spacing w:after="60"/>
+      </w:pPr>
+      <w:r>
+        <w:rPr>
+          <w:b/>
+          <w:color w:val="16305C"/>
+        </w:rPr>
+        <w:t xml:space="preserve">Who uses it: </w:t>
+      </w:r>
+      <w:r>
+        <w:t>Job Seeker</w:t>
+      </w:r>
+    </w:p>
+    <w:p>
+      <w:pPr>
+        <w:spacing w:after="60"/>
+      </w:pPr>
+      <w:r>
+        <w:rPr>
+          <w:b/>
+          <w:color w:val="16305C"/>
+        </w:rPr>
+        <w:t xml:space="preserve">How it works: </w:t>
+      </w:r>
+      <w:r>
+        <w:t>Plain pages inside the site, with a search.</w:t>
+      </w:r>
+    </w:p>
+    <w:p>
+      <w:pPr>
+        <w:spacing w:after="60"/>
+      </w:pPr>
+      <w:r>
+        <w:rPr>
+          <w:b/>
+          <w:color w:val="16305C"/>
+        </w:rPr>
+        <w:t xml:space="preserve">Why it is useful: </w:t>
+      </w:r>
+      <w:r>
+        <w:t>The user learns without leaving the system. 43 of our 46 respondents read one.</w:t>
+      </w:r>
+    </w:p>
+    <w:p>
+      <w:pPr>
+        <w:pStyle w:val="Heading3"/>
+      </w:pPr>
+      <w:r>
+        <w:t>Guided tour</w:t>
+      </w:r>
+    </w:p>
+    <w:p>
+      <w:pPr>
+        <w:spacing w:after="60"/>
+      </w:pPr>
+      <w:r>
+        <w:rPr>
+          <w:b/>
+          <w:color w:val="16305C"/>
+        </w:rPr>
+        <w:t xml:space="preserve">What it does: </w:t>
+      </w:r>
+      <w:r>
+        <w:t>A step-by-step tour of each page.</w:t>
+      </w:r>
+    </w:p>
+    <w:p>
+      <w:pPr>
+        <w:spacing w:after="60"/>
+      </w:pPr>
+      <w:r>
+        <w:rPr>
+          <w:b/>
+          <w:color w:val="16305C"/>
+        </w:rPr>
+        <w:t xml:space="preserve">Who uses it: </w:t>
+      </w:r>
+      <w:r>
+        <w:t>All users</w:t>
+      </w:r>
+    </w:p>
+    <w:p>
+      <w:pPr>
+        <w:spacing w:after="60"/>
+      </w:pPr>
+      <w:r>
+        <w:rPr>
+          <w:b/>
+          <w:color w:val="16305C"/>
+        </w:rPr>
+        <w:t xml:space="preserve">How it works: </w:t>
+      </w:r>
+      <w:r>
+        <w:t>It highlights part of the screen and explains it, once per page, and can be replayed from the dashboard. The card is positioned so it never covers the thing it is explaining.</w:t>
+      </w:r>
+    </w:p>
+    <w:p>
+      <w:pPr>
+        <w:spacing w:after="60"/>
+      </w:pPr>
+      <w:r>
+        <w:rPr>
+          <w:b/>
+          <w:color w:val="16305C"/>
+        </w:rPr>
+        <w:t xml:space="preserve">Why it is useful: </w:t>
+      </w:r>
+      <w:r>
+        <w:t>Users with little technology experience are not left to guess.</w:t>
+      </w:r>
+    </w:p>
+    <w:p>
+      <w:pPr>
+        <w:pStyle w:val="Heading1"/>
+      </w:pPr>
+      <w:r>
+        <w:t>6. The Ten Application States</w:t>
+      </w:r>
+    </w:p>
+    <w:p>
+      <w:r>
+        <w:rPr>
+          <w:b w:val="0"/>
+          <w:i w:val="0"/>
+          <w:sz w:val="22"/>
+        </w:rPr>
+        <w:t>This is a place where the paper and the code use different framings, and you should be able to explain both.</w:t>
+      </w:r>
+    </w:p>
+    <w:tbl>
+      <w:tblPr>
+        <w:tblStyle w:val="LightGrid-Accent1"/>
+        <w:tblW w:type="auto" w:w="0"/>
+        <w:tblLook w:firstColumn="1" w:firstRow="1" w:lastColumn="0" w:lastRow="0" w:noHBand="0" w:noVBand="1" w:val="04A0"/>
+      </w:tblPr>
+      <w:tblGrid>
+        <w:gridCol w:w="2880"/>
+        <w:gridCol w:w="2880"/>
+        <w:gridCol w:w="2880"/>
+      </w:tblGrid>
       <w:tr>
         <w:tc>
           <w:tcPr>
-            <w:tcW w:type="dxa" w:w="1872"/>
+            <w:tcW w:type="dxa" w:w="576"/>
           </w:tcPr>
           <w:p>
             <w:r/>
             <w:r>
-              <w:t>Seeker dashboard</w:t>
+              <w:rPr>
+                <w:b/>
+              </w:rPr>
+              <w:t>#</w:t>
             </w:r>
           </w:p>
         </w:tc>
         <w:tc>
           <w:tcPr>
-            <w:tcW w:type="dxa" w:w="2736"/>
+            <w:tcW w:type="dxa" w:w="4032"/>
           </w:tcPr>
           <w:p>
             <w:r/>
             <w:r>
-              <w:t>The applicant home</w:t>
+              <w:rPr>
+                <w:b/>
+              </w:rPr>
+              <w:t>State the applicant sees</w:t>
             </w:r>
           </w:p>
         </w:tc>
@@ -2095,7 +2169,10 @@
           <w:p>
             <w:r/>
             <w:r>
-              <w:t>See matches in three tiers, follow applications, replay the tour</w:t>
+              <w:rPr>
+                <w:b/>
+              </w:rPr>
+              <w:t>Who can set it</w:t>
             </w:r>
           </w:p>
         </w:tc>
@@ -2103,23 +2180,23 @@
       <w:tr>
         <w:tc>
           <w:tcPr>
-            <w:tcW w:type="dxa" w:w="1872"/>
+            <w:tcW w:type="dxa" w:w="576"/>
           </w:tcPr>
           <w:p>
             <w:r/>
             <w:r>
-              <w:t>Resume builder</w:t>
+              <w:t>1</w:t>
             </w:r>
           </w:p>
         </w:tc>
         <w:tc>
           <w:tcPr>
-            <w:tcW w:type="dxa" w:w="2736"/>
+            <w:tcW w:type="dxa" w:w="4032"/>
           </w:tcPr>
           <w:p>
             <w:r/>
             <w:r>
-              <w:t>Build a resume</w:t>
+              <w:t>Applied (submitted)</w:t>
             </w:r>
           </w:p>
         </w:tc>
@@ -2130,7 +2207,7 @@
           <w:p>
             <w:r/>
             <w:r>
-              <w:t>Fill each step, link skills to sources, pick a design, preview</w:t>
+              <w:t>Set automatically when the application is sent</w:t>
             </w:r>
           </w:p>
         </w:tc>
@@ -2138,23 +2215,23 @@
       <w:tr>
         <w:tc>
           <w:tcPr>
-            <w:tcW w:type="dxa" w:w="1872"/>
+            <w:tcW w:type="dxa" w:w="576"/>
           </w:tcPr>
           <w:p>
             <w:r/>
             <w:r>
-              <w:t>Upload and analyze</w:t>
+              <w:t>2</w:t>
             </w:r>
           </w:p>
         </w:tc>
         <w:tc>
           <w:tcPr>
-            <w:tcW w:type="dxa" w:w="2736"/>
+            <w:tcW w:type="dxa" w:w="4032"/>
           </w:tcPr>
           <w:p>
             <w:r/>
             <w:r>
-              <w:t>Start from an existing file</w:t>
+              <w:t>For scheduling</w:t>
             </w:r>
           </w:p>
         </w:tc>
@@ -2165,7 +2242,7 @@
           <w:p>
             <w:r/>
             <w:r>
-              <w:t>Upload, consent, review what was read, send it to the builder</w:t>
+              <w:t>Recruiter</w:t>
             </w:r>
           </w:p>
         </w:tc>
@@ -2173,23 +2250,23 @@
       <w:tr>
         <w:tc>
           <w:tcPr>
-            <w:tcW w:type="dxa" w:w="1872"/>
+            <w:tcW w:type="dxa" w:w="576"/>
           </w:tcPr>
           <w:p>
             <w:r/>
             <w:r>
-              <w:t>My resumes</w:t>
+              <w:t>3</w:t>
             </w:r>
           </w:p>
         </w:tc>
         <w:tc>
           <w:tcPr>
-            <w:tcW w:type="dxa" w:w="2736"/>
+            <w:tcW w:type="dxa" w:w="4032"/>
           </w:tcPr>
           <w:p>
             <w:r/>
             <w:r>
-              <w:t>The resume library</w:t>
+              <w:t>For initial interview</w:t>
             </w:r>
           </w:p>
         </w:tc>
@@ -2200,7 +2277,7 @@
           <w:p>
             <w:r/>
             <w:r>
-              <w:t>See, open, duplicate, delete, choose the active resume</w:t>
+              <w:t>Recruiter</w:t>
             </w:r>
           </w:p>
         </w:tc>
@@ -2208,23 +2285,23 @@
       <w:tr>
         <w:tc>
           <w:tcPr>
-            <w:tcW w:type="dxa" w:w="1872"/>
+            <w:tcW w:type="dxa" w:w="576"/>
           </w:tcPr>
           <w:p>
             <w:r/>
             <w:r>
-              <w:t>Resume print</w:t>
+              <w:t>4</w:t>
             </w:r>
           </w:p>
         </w:tc>
         <w:tc>
           <w:tcPr>
-            <w:tcW w:type="dxa" w:w="2736"/>
+            <w:tcW w:type="dxa" w:w="4032"/>
           </w:tcPr>
           <w:p>
             <w:r/>
             <w:r>
-              <w:t>The printable resume</w:t>
+              <w:t>For testing</w:t>
             </w:r>
           </w:p>
         </w:tc>
@@ -2235,7 +2312,7 @@
           <w:p>
             <w:r/>
             <w:r>
-              <w:t>View and export as PDF, Word or plain text</w:t>
+              <w:t>Recruiter</w:t>
             </w:r>
           </w:p>
         </w:tc>
@@ -2243,23 +2320,23 @@
       <w:tr>
         <w:tc>
           <w:tcPr>
-            <w:tcW w:type="dxa" w:w="1872"/>
+            <w:tcW w:type="dxa" w:w="576"/>
           </w:tcPr>
           <w:p>
             <w:r/>
             <w:r>
-              <w:t>Account</w:t>
+              <w:t>5</w:t>
             </w:r>
           </w:p>
         </w:tc>
         <w:tc>
           <w:tcPr>
-            <w:tcW w:type="dxa" w:w="2736"/>
+            <w:tcW w:type="dxa" w:w="4032"/>
           </w:tcPr>
           <w:p>
             <w:r/>
             <w:r>
-              <w:t>Account settings</w:t>
+              <w:t>Shortlisted</w:t>
             </w:r>
           </w:p>
         </w:tc>
@@ -2270,7 +2347,7 @@
           <w:p>
             <w:r/>
             <w:r>
-              <w:t>Change name, email, password, notifications; export or delete all data</w:t>
+              <w:t>Recruiter</w:t>
             </w:r>
           </w:p>
         </w:tc>
@@ -2278,23 +2355,23 @@
       <w:tr>
         <w:tc>
           <w:tcPr>
-            <w:tcW w:type="dxa" w:w="1872"/>
+            <w:tcW w:type="dxa" w:w="576"/>
           </w:tcPr>
           <w:p>
             <w:r/>
             <w:r>
-              <w:t>HR dashboard</w:t>
+              <w:t>6</w:t>
             </w:r>
           </w:p>
         </w:tc>
         <w:tc>
           <w:tcPr>
-            <w:tcW w:type="dxa" w:w="2736"/>
+            <w:tcW w:type="dxa" w:w="4032"/>
           </w:tcPr>
           <w:p>
             <w:r/>
             <w:r>
-              <w:t>The recruiter home</w:t>
+              <w:t>Final interview and selection</w:t>
             </w:r>
           </w:p>
         </w:tc>
@@ -2305,7 +2382,7 @@
           <w:p>
             <w:r/>
             <w:r>
-              <w:t>See openings with applicant counts, post a new one</w:t>
+              <w:t>Recruiter</w:t>
             </w:r>
           </w:p>
         </w:tc>
@@ -2313,23 +2390,23 @@
       <w:tr>
         <w:tc>
           <w:tcPr>
-            <w:tcW w:type="dxa" w:w="1872"/>
+            <w:tcW w:type="dxa" w:w="576"/>
           </w:tcPr>
           <w:p>
             <w:r/>
             <w:r>
-              <w:t>HR posting</w:t>
+              <w:t>7</w:t>
             </w:r>
           </w:p>
         </w:tc>
         <w:tc>
           <w:tcPr>
-            <w:tcW w:type="dxa" w:w="2736"/>
+            <w:tcW w:type="dxa" w:w="4032"/>
           </w:tcPr>
           <w:p>
             <w:r/>
             <w:r>
-              <w:t>Create or edit an opening</w:t>
+              <w:t>Job offer</w:t>
             </w:r>
           </w:p>
         </w:tc>
@@ -2340,7 +2417,7 @@
           <w:p>
             <w:r/>
             <w:r>
-              <w:t>Set skills, education, experience in years, deadline, weights</w:t>
+              <w:t>Recruiter</w:t>
             </w:r>
           </w:p>
         </w:tc>
@@ -2348,23 +2425,23 @@
       <w:tr>
         <w:tc>
           <w:tcPr>
-            <w:tcW w:type="dxa" w:w="1872"/>
+            <w:tcW w:type="dxa" w:w="576"/>
           </w:tcPr>
           <w:p>
             <w:r/>
             <w:r>
-              <w:t>HR applicants</w:t>
+              <w:t>8</w:t>
             </w:r>
           </w:p>
         </w:tc>
         <w:tc>
           <w:tcPr>
-            <w:tcW w:type="dxa" w:w="2736"/>
+            <w:tcW w:type="dxa" w:w="4032"/>
           </w:tcPr>
           <w:p>
             <w:r/>
             <w:r>
-              <w:t>The ranked list</w:t>
+              <w:t>Hired</w:t>
             </w:r>
           </w:p>
         </w:tc>
@@ -2375,7 +2452,7 @@
           <w:p>
             <w:r/>
             <w:r>
-              <w:t>Read applicants, both resumes, change status, notes, send an invitation</w:t>
+              <w:t>Recruiter</w:t>
             </w:r>
           </w:p>
         </w:tc>
@@ -2383,23 +2460,23 @@
       <w:tr>
         <w:tc>
           <w:tcPr>
-            <w:tcW w:type="dxa" w:w="1872"/>
+            <w:tcW w:type="dxa" w:w="576"/>
           </w:tcPr>
           <w:p>
             <w:r/>
             <w:r>
-              <w:t>HR company</w:t>
+              <w:t>9</w:t>
             </w:r>
           </w:p>
         </w:tc>
         <w:tc>
           <w:tcPr>
-            <w:tcW w:type="dxa" w:w="2736"/>
+            <w:tcW w:type="dxa" w:w="4032"/>
           </w:tcPr>
           <w:p>
             <w:r/>
             <w:r>
-              <w:t>Company profile</w:t>
+              <w:t>Not selected (rejected)</w:t>
             </w:r>
           </w:p>
         </w:tc>
@@ -2410,7 +2487,7 @@
           <w:p>
             <w:r/>
             <w:r>
-              <w:t>Edit the company details applicants see</w:t>
+              <w:t>Recruiter — the off-ramp at the end of the pipeline</w:t>
             </w:r>
           </w:p>
         </w:tc>
@@ -2418,23 +2495,23 @@
       <w:tr>
         <w:tc>
           <w:tcPr>
-            <w:tcW w:type="dxa" w:w="1872"/>
+            <w:tcW w:type="dxa" w:w="576"/>
           </w:tcPr>
           <w:p>
             <w:r/>
             <w:r>
-              <w:t>Admin</w:t>
+              <w:t>10</w:t>
             </w:r>
           </w:p>
         </w:tc>
         <w:tc>
           <w:tcPr>
-            <w:tcW w:type="dxa" w:w="2736"/>
+            <w:tcW w:type="dxa" w:w="4032"/>
           </w:tcPr>
           <w:p>
             <w:r/>
             <w:r>
-              <w:t>Recruiter requests</w:t>
+              <w:t>Withdrawn</w:t>
             </w:r>
           </w:p>
         </w:tc>
@@ -2445,77 +2522,7 @@
           <w:p>
             <w:r/>
             <w:r>
-              <w:t>Approve or decline access, assign departments</w:t>
-            </w:r>
-          </w:p>
-        </w:tc>
-      </w:tr>
-      <w:tr>
-        <w:tc>
-          <w:tcPr>
-            <w:tcW w:type="dxa" w:w="1872"/>
-          </w:tcPr>
-          <w:p>
-            <w:r/>
-            <w:r>
-              <w:t>Admin metrics</w:t>
-            </w:r>
-          </w:p>
-        </w:tc>
-        <w:tc>
-          <w:tcPr>
-            <w:tcW w:type="dxa" w:w="2736"/>
-          </w:tcPr>
-          <w:p>
-            <w:r/>
-            <w:r>
-              <w:t>Study numbers</w:t>
-            </w:r>
-          </w:p>
-        </w:tc>
-        <w:tc>
-          <w:tcPr>
-            <w:tcW w:type="dxa" w:w="4320"/>
-          </w:tcPr>
-          <w:p>
-            <w:r/>
-            <w:r>
-              <w:t>View anonymous aggregated totals</w:t>
-            </w:r>
-          </w:p>
-        </w:tc>
-      </w:tr>
-      <w:tr>
-        <w:tc>
-          <w:tcPr>
-            <w:tcW w:type="dxa" w:w="1872"/>
-          </w:tcPr>
-          <w:p>
-            <w:r/>
-            <w:r>
-              <w:t>Not found</w:t>
-            </w:r>
-          </w:p>
-        </w:tc>
-        <w:tc>
-          <w:tcPr>
-            <w:tcW w:type="dxa" w:w="2736"/>
-          </w:tcPr>
-          <w:p>
-            <w:r/>
-            <w:r>
-              <w:t>The 404 page</w:t>
-            </w:r>
-          </w:p>
-        </w:tc>
-        <w:tc>
-          <w:tcPr>
-            <w:tcW w:type="dxa" w:w="4320"/>
-          </w:tcPr>
-          <w:p>
-            <w:r/>
-            <w:r>
-              <w:t>Get back to the home page or the openings</w:t>
+              <w:t>THE APPLICANT ONLY. It is never offered in a recruiter's status picker.</w:t>
             </w:r>
           </w:p>
         </w:tc>
@@ -2523,32 +2530,20 @@
     </w:tbl>
     <w:p/>
     <w:p>
-      <w:pPr>
-        <w:pStyle w:val="Heading1"/>
-      </w:pPr>
       <w:r>
-        <w:t>6. Database</w:t>
+        <w:rPr>
+          <w:b/>
+          <w:color w:val="C1272D"/>
+        </w:rPr>
+        <w:t>If someone says "your code has nine statuses but your paper says ten": both are right, and this is the answer. The recruiter's status picker offers NINE, because withdrawn belongs to the applicant alone. The paper counts TEN because it lists every state an application can be in from the applicant's point of view. There is also a legacy eleventh value, "review", which predates the current pipeline and is kept only so old rows still count correctly. It is never offered to anyone.</w:t>
       </w:r>
     </w:p>
     <w:p>
       <w:pPr>
-        <w:spacing w:after="60"/>
+        <w:pStyle w:val="Heading1"/>
       </w:pPr>
       <w:r>
-        <w:rPr>
-          <w:b/>
-          <w:color w:val="16305C"/>
-        </w:rPr>
-        <w:t>What we use: PostgreSQL, hosted on Supabase. 24 tables (23 defined in the schema, plus the session table created at runtime).</w:t>
-      </w:r>
-      <w:r/>
-    </w:p>
-    <w:p>
-      <w:pPr>
-        <w:pStyle w:val="Heading2"/>
-      </w:pPr>
-      <w:r>
-        <w:t>The main tables and what they hold</w:t>
+        <w:t>7. Pages</w:t>
       </w:r>
     </w:p>
     <w:tbl>
@@ -2564,7 +2559,519 @@
       <w:tr>
         <w:tc>
           <w:tcPr>
-            <w:tcW w:type="dxa" w:w="2736"/>
+            <w:tcW w:type="dxa" w:w="2304"/>
+          </w:tcPr>
+          <w:p>
+            <w:r/>
+            <w:r>
+              <w:rPr>
+                <w:b/>
+              </w:rPr>
+              <w:t>Page</w:t>
+            </w:r>
+          </w:p>
+        </w:tc>
+        <w:tc>
+          <w:tcPr>
+            <w:tcW w:type="dxa" w:w="6624"/>
+          </w:tcPr>
+          <w:p>
+            <w:r/>
+            <w:r>
+              <w:rPr>
+                <w:b/>
+              </w:rPr>
+              <w:t>What users can do there</w:t>
+            </w:r>
+          </w:p>
+        </w:tc>
+      </w:tr>
+      <w:tr>
+        <w:tc>
+          <w:tcPr>
+            <w:tcW w:type="dxa" w:w="2304"/>
+          </w:tcPr>
+          <w:p>
+            <w:r/>
+            <w:r>
+              <w:t>Home</w:t>
+            </w:r>
+          </w:p>
+        </w:tc>
+        <w:tc>
+          <w:tcPr>
+            <w:tcW w:type="dxa" w:w="6624"/>
+          </w:tcPr>
+          <w:p>
+            <w:r/>
+            <w:r>
+              <w:t>Learn what the site is, sign up, browse openings</w:t>
+            </w:r>
+          </w:p>
+        </w:tc>
+      </w:tr>
+      <w:tr>
+        <w:tc>
+          <w:tcPr>
+            <w:tcW w:type="dxa" w:w="2304"/>
+          </w:tcPr>
+          <w:p>
+            <w:r/>
+            <w:r>
+              <w:t>Auth</w:t>
+            </w:r>
+          </w:p>
+        </w:tc>
+        <w:tc>
+          <w:tcPr>
+            <w:tcW w:type="dxa" w:w="6624"/>
+          </w:tcPr>
+          <w:p>
+            <w:r/>
+            <w:r>
+              <w:t>Register, verify email, sign in, reset password, request recruiter access</w:t>
+            </w:r>
+          </w:p>
+        </w:tc>
+      </w:tr>
+      <w:tr>
+        <w:tc>
+          <w:tcPr>
+            <w:tcW w:type="dxa" w:w="2304"/>
+          </w:tcPr>
+          <w:p>
+            <w:r/>
+            <w:r>
+              <w:t>Browse</w:t>
+            </w:r>
+          </w:p>
+        </w:tc>
+        <w:tc>
+          <w:tcPr>
+            <w:tcW w:type="dxa" w:w="6624"/>
+          </w:tcPr>
+          <w:p>
+            <w:r/>
+            <w:r>
+              <w:t>See openings with a match score, filter, save, open one</w:t>
+            </w:r>
+          </w:p>
+        </w:tc>
+      </w:tr>
+      <w:tr>
+        <w:tc>
+          <w:tcPr>
+            <w:tcW w:type="dxa" w:w="2304"/>
+          </w:tcPr>
+          <w:p>
+            <w:r/>
+            <w:r>
+              <w:t>Learning hub</w:t>
+            </w:r>
+          </w:p>
+        </w:tc>
+        <w:tc>
+          <w:tcPr>
+            <w:tcW w:type="dxa" w:w="6624"/>
+          </w:tcPr>
+          <w:p>
+            <w:r/>
+            <w:r>
+              <w:t>Read and search resume and ATS guidance</w:t>
+            </w:r>
+          </w:p>
+        </w:tc>
+      </w:tr>
+      <w:tr>
+        <w:tc>
+          <w:tcPr>
+            <w:tcW w:type="dxa" w:w="2304"/>
+          </w:tcPr>
+          <w:p>
+            <w:r/>
+            <w:r>
+              <w:t>Privacy</w:t>
+            </w:r>
+          </w:p>
+        </w:tc>
+        <w:tc>
+          <w:tcPr>
+            <w:tcW w:type="dxa" w:w="6624"/>
+          </w:tcPr>
+          <w:p>
+            <w:r/>
+            <w:r>
+              <w:t>Read how data is handled under the Data Privacy Act, including the Gemini disclosure</w:t>
+            </w:r>
+          </w:p>
+        </w:tc>
+      </w:tr>
+      <w:tr>
+        <w:tc>
+          <w:tcPr>
+            <w:tcW w:type="dxa" w:w="2304"/>
+          </w:tcPr>
+          <w:p>
+            <w:r/>
+            <w:r>
+              <w:t>Seeker dashboard</w:t>
+            </w:r>
+          </w:p>
+        </w:tc>
+        <w:tc>
+          <w:tcPr>
+            <w:tcW w:type="dxa" w:w="6624"/>
+          </w:tcPr>
+          <w:p>
+            <w:r/>
+            <w:r>
+              <w:t>See matches in three tiers, follow applications, replay the tour</w:t>
+            </w:r>
+          </w:p>
+        </w:tc>
+      </w:tr>
+      <w:tr>
+        <w:tc>
+          <w:tcPr>
+            <w:tcW w:type="dxa" w:w="2304"/>
+          </w:tcPr>
+          <w:p>
+            <w:r/>
+            <w:r>
+              <w:t>Resume builder</w:t>
+            </w:r>
+          </w:p>
+        </w:tc>
+        <w:tc>
+          <w:tcPr>
+            <w:tcW w:type="dxa" w:w="6624"/>
+          </w:tcPr>
+          <w:p>
+            <w:r/>
+            <w:r>
+              <w:t>Fill each step, link skills to sources, pick a design, preview</w:t>
+            </w:r>
+          </w:p>
+        </w:tc>
+      </w:tr>
+      <w:tr>
+        <w:tc>
+          <w:tcPr>
+            <w:tcW w:type="dxa" w:w="2304"/>
+          </w:tcPr>
+          <w:p>
+            <w:r/>
+            <w:r>
+              <w:t>Upload and analyze</w:t>
+            </w:r>
+          </w:p>
+        </w:tc>
+        <w:tc>
+          <w:tcPr>
+            <w:tcW w:type="dxa" w:w="6624"/>
+          </w:tcPr>
+          <w:p>
+            <w:r/>
+            <w:r>
+              <w:t>Upload, consent, review what was read, send it to the builder</w:t>
+            </w:r>
+          </w:p>
+        </w:tc>
+      </w:tr>
+      <w:tr>
+        <w:tc>
+          <w:tcPr>
+            <w:tcW w:type="dxa" w:w="2304"/>
+          </w:tcPr>
+          <w:p>
+            <w:r/>
+            <w:r>
+              <w:t>My resumes</w:t>
+            </w:r>
+          </w:p>
+        </w:tc>
+        <w:tc>
+          <w:tcPr>
+            <w:tcW w:type="dxa" w:w="6624"/>
+          </w:tcPr>
+          <w:p>
+            <w:r/>
+            <w:r>
+              <w:t>See, open, duplicate, delete, choose the active resume</w:t>
+            </w:r>
+          </w:p>
+        </w:tc>
+      </w:tr>
+      <w:tr>
+        <w:tc>
+          <w:tcPr>
+            <w:tcW w:type="dxa" w:w="2304"/>
+          </w:tcPr>
+          <w:p>
+            <w:r/>
+            <w:r>
+              <w:t>Resume print</w:t>
+            </w:r>
+          </w:p>
+        </w:tc>
+        <w:tc>
+          <w:tcPr>
+            <w:tcW w:type="dxa" w:w="6624"/>
+          </w:tcPr>
+          <w:p>
+            <w:r/>
+            <w:r>
+              <w:t>View and export as PDF, Word or plain text</w:t>
+            </w:r>
+          </w:p>
+        </w:tc>
+      </w:tr>
+      <w:tr>
+        <w:tc>
+          <w:tcPr>
+            <w:tcW w:type="dxa" w:w="2304"/>
+          </w:tcPr>
+          <w:p>
+            <w:r/>
+            <w:r>
+              <w:t>Account</w:t>
+            </w:r>
+          </w:p>
+        </w:tc>
+        <w:tc>
+          <w:tcPr>
+            <w:tcW w:type="dxa" w:w="6624"/>
+          </w:tcPr>
+          <w:p>
+            <w:r/>
+            <w:r>
+              <w:t>Change name, email, password, notifications; export or delete all data</w:t>
+            </w:r>
+          </w:p>
+        </w:tc>
+      </w:tr>
+      <w:tr>
+        <w:tc>
+          <w:tcPr>
+            <w:tcW w:type="dxa" w:w="2304"/>
+          </w:tcPr>
+          <w:p>
+            <w:r/>
+            <w:r>
+              <w:t>HR dashboard</w:t>
+            </w:r>
+          </w:p>
+        </w:tc>
+        <w:tc>
+          <w:tcPr>
+            <w:tcW w:type="dxa" w:w="6624"/>
+          </w:tcPr>
+          <w:p>
+            <w:r/>
+            <w:r>
+              <w:t>See openings with applicant counts, post a new one</w:t>
+            </w:r>
+          </w:p>
+        </w:tc>
+      </w:tr>
+      <w:tr>
+        <w:tc>
+          <w:tcPr>
+            <w:tcW w:type="dxa" w:w="2304"/>
+          </w:tcPr>
+          <w:p>
+            <w:r/>
+            <w:r>
+              <w:t>HR posting</w:t>
+            </w:r>
+          </w:p>
+        </w:tc>
+        <w:tc>
+          <w:tcPr>
+            <w:tcW w:type="dxa" w:w="6624"/>
+          </w:tcPr>
+          <w:p>
+            <w:r/>
+            <w:r>
+              <w:t>Set skills, education, experience in years, deadline, and the weights</w:t>
+            </w:r>
+          </w:p>
+        </w:tc>
+      </w:tr>
+      <w:tr>
+        <w:tc>
+          <w:tcPr>
+            <w:tcW w:type="dxa" w:w="2304"/>
+          </w:tcPr>
+          <w:p>
+            <w:r/>
+            <w:r>
+              <w:t>HR applicants</w:t>
+            </w:r>
+          </w:p>
+        </w:tc>
+        <w:tc>
+          <w:tcPr>
+            <w:tcW w:type="dxa" w:w="6624"/>
+          </w:tcPr>
+          <w:p>
+            <w:r/>
+            <w:r>
+              <w:t>Read applicants, both resumes, change status, notes, send an invitation</w:t>
+            </w:r>
+          </w:p>
+        </w:tc>
+      </w:tr>
+      <w:tr>
+        <w:tc>
+          <w:tcPr>
+            <w:tcW w:type="dxa" w:w="2304"/>
+          </w:tcPr>
+          <w:p>
+            <w:r/>
+            <w:r>
+              <w:t>HR company</w:t>
+            </w:r>
+          </w:p>
+        </w:tc>
+        <w:tc>
+          <w:tcPr>
+            <w:tcW w:type="dxa" w:w="6624"/>
+          </w:tcPr>
+          <w:p>
+            <w:r/>
+            <w:r>
+              <w:t>Edit the company details applicants see</w:t>
+            </w:r>
+          </w:p>
+        </w:tc>
+      </w:tr>
+      <w:tr>
+        <w:tc>
+          <w:tcPr>
+            <w:tcW w:type="dxa" w:w="2304"/>
+          </w:tcPr>
+          <w:p>
+            <w:r/>
+            <w:r>
+              <w:t>Admin</w:t>
+            </w:r>
+          </w:p>
+        </w:tc>
+        <w:tc>
+          <w:tcPr>
+            <w:tcW w:type="dxa" w:w="6624"/>
+          </w:tcPr>
+          <w:p>
+            <w:r/>
+            <w:r>
+              <w:t>Approve or decline access, assign departments</w:t>
+            </w:r>
+          </w:p>
+        </w:tc>
+      </w:tr>
+      <w:tr>
+        <w:tc>
+          <w:tcPr>
+            <w:tcW w:type="dxa" w:w="2304"/>
+          </w:tcPr>
+          <w:p>
+            <w:r/>
+            <w:r>
+              <w:t>Admin metrics</w:t>
+            </w:r>
+          </w:p>
+        </w:tc>
+        <w:tc>
+          <w:tcPr>
+            <w:tcW w:type="dxa" w:w="6624"/>
+          </w:tcPr>
+          <w:p>
+            <w:r/>
+            <w:r>
+              <w:t>View anonymous aggregated totals</w:t>
+            </w:r>
+          </w:p>
+        </w:tc>
+      </w:tr>
+      <w:tr>
+        <w:tc>
+          <w:tcPr>
+            <w:tcW w:type="dxa" w:w="2304"/>
+          </w:tcPr>
+          <w:p>
+            <w:r/>
+            <w:r>
+              <w:t>Not found</w:t>
+            </w:r>
+          </w:p>
+        </w:tc>
+        <w:tc>
+          <w:tcPr>
+            <w:tcW w:type="dxa" w:w="6624"/>
+          </w:tcPr>
+          <w:p>
+            <w:r/>
+            <w:r>
+              <w:t>Get back to the home page or the openings</w:t>
+            </w:r>
+          </w:p>
+        </w:tc>
+      </w:tr>
+    </w:tbl>
+    <w:p/>
+    <w:p>
+      <w:pPr>
+        <w:pStyle w:val="Heading1"/>
+      </w:pPr>
+      <w:r>
+        <w:t>8. Database</w:t>
+      </w:r>
+    </w:p>
+    <w:p>
+      <w:pPr>
+        <w:spacing w:after="60"/>
+      </w:pPr>
+      <w:r>
+        <w:rPr>
+          <w:b/>
+          <w:color w:val="16305C"/>
+        </w:rPr>
+        <w:t xml:space="preserve">What we use: </w:t>
+      </w:r>
+      <w:r>
+        <w:t>PostgreSQL on Supabase. 24 tables and 30 foreign keys. 23 tables come from the schema file; the 24th, user_sessions, is created at runtime by the session layer.</w:t>
+      </w:r>
+    </w:p>
+    <w:p>
+      <w:pPr>
+        <w:spacing w:after="60"/>
+      </w:pPr>
+      <w:r>
+        <w:rPr>
+          <w:b/>
+          <w:color w:val="16305C"/>
+        </w:rPr>
+        <w:t xml:space="preserve">Why PostgreSQL and not MySQL: </w:t>
+      </w:r>
+      <w:r>
+        <w:t>The paper records the switch. Three reasons: CHECK constraints enforce the permitted status values at the database level; schema changes apply transactionally so a failed migration cannot leave the database half-updated; and Supabase offers it on a managed free tier.</w:t>
+      </w:r>
+    </w:p>
+    <w:tbl>
+      <w:tblPr>
+        <w:tblStyle w:val="LightGrid-Accent1"/>
+        <w:tblW w:type="auto" w:w="0"/>
+        <w:tblLook w:firstColumn="1" w:firstRow="1" w:lastColumn="0" w:lastRow="0" w:noHBand="0" w:noVBand="1" w:val="04A0"/>
+      </w:tblPr>
+      <w:tblGrid>
+        <w:gridCol w:w="4320"/>
+        <w:gridCol w:w="4320"/>
+      </w:tblGrid>
+      <w:tr>
+        <w:tc>
+          <w:tcPr>
+            <w:tcW w:type="dxa" w:w="3168"/>
           </w:tcPr>
           <w:p>
             <w:r/>
@@ -2578,7 +3085,7 @@
         </w:tc>
         <w:tc>
           <w:tcPr>
-            <w:tcW w:type="dxa" w:w="6192"/>
+            <w:tcW w:type="dxa" w:w="5760"/>
           </w:tcPr>
           <w:p>
             <w:r/>
@@ -2594,7 +3101,7 @@
       <w:tr>
         <w:tc>
           <w:tcPr>
-            <w:tcW w:type="dxa" w:w="2736"/>
+            <w:tcW w:type="dxa" w:w="3168"/>
           </w:tcPr>
           <w:p>
             <w:r/>
@@ -2605,7 +3112,7 @@
         </w:tc>
         <w:tc>
           <w:tcPr>
-            <w:tcW w:type="dxa" w:w="6192"/>
+            <w:tcW w:type="dxa" w:w="5760"/>
           </w:tcPr>
           <w:p>
             <w:r/>
@@ -2618,7 +3125,7 @@
       <w:tr>
         <w:tc>
           <w:tcPr>
-            <w:tcW w:type="dxa" w:w="2736"/>
+            <w:tcW w:type="dxa" w:w="3168"/>
           </w:tcPr>
           <w:p>
             <w:r/>
@@ -2629,7 +3136,7 @@
         </w:tc>
         <w:tc>
           <w:tcPr>
-            <w:tcW w:type="dxa" w:w="6192"/>
+            <w:tcW w:type="dxa" w:w="5760"/>
           </w:tcPr>
           <w:p>
             <w:r/>
@@ -2642,7 +3149,7 @@
       <w:tr>
         <w:tc>
           <w:tcPr>
-            <w:tcW w:type="dxa" w:w="2736"/>
+            <w:tcW w:type="dxa" w:w="3168"/>
           </w:tcPr>
           <w:p>
             <w:r/>
@@ -2653,7 +3160,7 @@
         </w:tc>
         <w:tc>
           <w:tcPr>
-            <w:tcW w:type="dxa" w:w="6192"/>
+            <w:tcW w:type="dxa" w:w="5760"/>
           </w:tcPr>
           <w:p>
             <w:r/>
@@ -2666,7 +3173,7 @@
       <w:tr>
         <w:tc>
           <w:tcPr>
-            <w:tcW w:type="dxa" w:w="2736"/>
+            <w:tcW w:type="dxa" w:w="3168"/>
           </w:tcPr>
           <w:p>
             <w:r/>
@@ -2677,7 +3184,7 @@
         </w:tc>
         <w:tc>
           <w:tcPr>
-            <w:tcW w:type="dxa" w:w="6192"/>
+            <w:tcW w:type="dxa" w:w="5760"/>
           </w:tcPr>
           <w:p>
             <w:r/>
@@ -2690,7 +3197,7 @@
       <w:tr>
         <w:tc>
           <w:tcPr>
-            <w:tcW w:type="dxa" w:w="2736"/>
+            <w:tcW w:type="dxa" w:w="3168"/>
           </w:tcPr>
           <w:p>
             <w:r/>
@@ -2701,7 +3208,7 @@
         </w:tc>
         <w:tc>
           <w:tcPr>
-            <w:tcW w:type="dxa" w:w="6192"/>
+            <w:tcW w:type="dxa" w:w="5760"/>
           </w:tcPr>
           <w:p>
             <w:r/>
@@ -2714,7 +3221,7 @@
       <w:tr>
         <w:tc>
           <w:tcPr>
-            <w:tcW w:type="dxa" w:w="2736"/>
+            <w:tcW w:type="dxa" w:w="3168"/>
           </w:tcPr>
           <w:p>
             <w:r/>
@@ -2725,7 +3232,7 @@
         </w:tc>
         <w:tc>
           <w:tcPr>
-            <w:tcW w:type="dxa" w:w="6192"/>
+            <w:tcW w:type="dxa" w:w="5760"/>
           </w:tcPr>
           <w:p>
             <w:r/>
@@ -2738,7 +3245,7 @@
       <w:tr>
         <w:tc>
           <w:tcPr>
-            <w:tcW w:type="dxa" w:w="2736"/>
+            <w:tcW w:type="dxa" w:w="3168"/>
           </w:tcPr>
           <w:p>
             <w:r/>
@@ -2749,7 +3256,7 @@
         </w:tc>
         <w:tc>
           <w:tcPr>
-            <w:tcW w:type="dxa" w:w="6192"/>
+            <w:tcW w:type="dxa" w:w="5760"/>
           </w:tcPr>
           <w:p>
             <w:r/>
@@ -2762,7 +3269,7 @@
       <w:tr>
         <w:tc>
           <w:tcPr>
-            <w:tcW w:type="dxa" w:w="2736"/>
+            <w:tcW w:type="dxa" w:w="3168"/>
           </w:tcPr>
           <w:p>
             <w:r/>
@@ -2773,7 +3280,7 @@
         </w:tc>
         <w:tc>
           <w:tcPr>
-            <w:tcW w:type="dxa" w:w="6192"/>
+            <w:tcW w:type="dxa" w:w="5760"/>
           </w:tcPr>
           <w:p>
             <w:r/>
@@ -2786,7 +3293,7 @@
       <w:tr>
         <w:tc>
           <w:tcPr>
-            <w:tcW w:type="dxa" w:w="2736"/>
+            <w:tcW w:type="dxa" w:w="3168"/>
           </w:tcPr>
           <w:p>
             <w:r/>
@@ -2797,7 +3304,7 @@
         </w:tc>
         <w:tc>
           <w:tcPr>
-            <w:tcW w:type="dxa" w:w="6192"/>
+            <w:tcW w:type="dxa" w:w="5760"/>
           </w:tcPr>
           <w:p>
             <w:r/>
@@ -2810,7 +3317,7 @@
       <w:tr>
         <w:tc>
           <w:tcPr>
-            <w:tcW w:type="dxa" w:w="2736"/>
+            <w:tcW w:type="dxa" w:w="3168"/>
           </w:tcPr>
           <w:p>
             <w:r/>
@@ -2821,7 +3328,7 @@
         </w:tc>
         <w:tc>
           <w:tcPr>
-            <w:tcW w:type="dxa" w:w="6192"/>
+            <w:tcW w:type="dxa" w:w="5760"/>
           </w:tcPr>
           <w:p>
             <w:r/>
@@ -2834,7 +3341,7 @@
       <w:tr>
         <w:tc>
           <w:tcPr>
-            <w:tcW w:type="dxa" w:w="2736"/>
+            <w:tcW w:type="dxa" w:w="3168"/>
           </w:tcPr>
           <w:p>
             <w:r/>
@@ -2845,7 +3352,7 @@
         </w:tc>
         <w:tc>
           <w:tcPr>
-            <w:tcW w:type="dxa" w:w="6192"/>
+            <w:tcW w:type="dxa" w:w="5760"/>
           </w:tcPr>
           <w:p>
             <w:r/>
@@ -2858,7 +3365,7 @@
       <w:tr>
         <w:tc>
           <w:tcPr>
-            <w:tcW w:type="dxa" w:w="2736"/>
+            <w:tcW w:type="dxa" w:w="3168"/>
           </w:tcPr>
           <w:p>
             <w:r/>
@@ -2869,7 +3376,7 @@
         </w:tc>
         <w:tc>
           <w:tcPr>
-            <w:tcW w:type="dxa" w:w="6192"/>
+            <w:tcW w:type="dxa" w:w="5760"/>
           </w:tcPr>
           <w:p>
             <w:r/>
@@ -2882,7 +3389,7 @@
       <w:tr>
         <w:tc>
           <w:tcPr>
-            <w:tcW w:type="dxa" w:w="2736"/>
+            <w:tcW w:type="dxa" w:w="3168"/>
           </w:tcPr>
           <w:p>
             <w:r/>
@@ -2893,7 +3400,7 @@
         </w:tc>
         <w:tc>
           <w:tcPr>
-            <w:tcW w:type="dxa" w:w="6192"/>
+            <w:tcW w:type="dxa" w:w="5760"/>
           </w:tcPr>
           <w:p>
             <w:r/>
@@ -2906,7 +3413,7 @@
       <w:tr>
         <w:tc>
           <w:tcPr>
-            <w:tcW w:type="dxa" w:w="2736"/>
+            <w:tcW w:type="dxa" w:w="3168"/>
           </w:tcPr>
           <w:p>
             <w:r/>
@@ -2917,7 +3424,7 @@
         </w:tc>
         <w:tc>
           <w:tcPr>
-            <w:tcW w:type="dxa" w:w="6192"/>
+            <w:tcW w:type="dxa" w:w="5760"/>
           </w:tcPr>
           <w:p>
             <w:r/>
@@ -2930,7 +3437,7 @@
       <w:tr>
         <w:tc>
           <w:tcPr>
-            <w:tcW w:type="dxa" w:w="2736"/>
+            <w:tcW w:type="dxa" w:w="3168"/>
           </w:tcPr>
           <w:p>
             <w:r/>
@@ -2941,7 +3448,7 @@
         </w:tc>
         <w:tc>
           <w:tcPr>
-            <w:tcW w:type="dxa" w:w="6192"/>
+            <w:tcW w:type="dxa" w:w="5760"/>
           </w:tcPr>
           <w:p>
             <w:r/>
@@ -2954,7 +3461,7 @@
       <w:tr>
         <w:tc>
           <w:tcPr>
-            <w:tcW w:type="dxa" w:w="2736"/>
+            <w:tcW w:type="dxa" w:w="3168"/>
           </w:tcPr>
           <w:p>
             <w:r/>
@@ -2965,12 +3472,12 @@
         </w:tc>
         <w:tc>
           <w:tcPr>
-            <w:tcW w:type="dxa" w:w="6192"/>
+            <w:tcW w:type="dxa" w:w="5760"/>
           </w:tcPr>
           <w:p>
             <w:r/>
             <w:r>
-              <w:t>The site-wide default weights, and stored score results</w:t>
+              <w:t>The site-wide default weights and thresholds, and stored score results</w:t>
             </w:r>
           </w:p>
         </w:tc>
@@ -2978,7 +3485,7 @@
       <w:tr>
         <w:tc>
           <w:tcPr>
-            <w:tcW w:type="dxa" w:w="2736"/>
+            <w:tcW w:type="dxa" w:w="3168"/>
           </w:tcPr>
           <w:p>
             <w:r/>
@@ -2989,7 +3496,7 @@
         </w:tc>
         <w:tc>
           <w:tcPr>
-            <w:tcW w:type="dxa" w:w="6192"/>
+            <w:tcW w:type="dxa" w:w="5760"/>
           </w:tcPr>
           <w:p>
             <w:r/>
@@ -3002,7 +3509,7 @@
       <w:tr>
         <w:tc>
           <w:tcPr>
-            <w:tcW w:type="dxa" w:w="2736"/>
+            <w:tcW w:type="dxa" w:w="3168"/>
           </w:tcPr>
           <w:p>
             <w:r/>
@@ -3013,7 +3520,7 @@
         </w:tc>
         <w:tc>
           <w:tcPr>
-            <w:tcW w:type="dxa" w:w="6192"/>
+            <w:tcW w:type="dxa" w:w="5760"/>
           </w:tcPr>
           <w:p>
             <w:r/>
@@ -3026,7 +3533,7 @@
       <w:tr>
         <w:tc>
           <w:tcPr>
-            <w:tcW w:type="dxa" w:w="2736"/>
+            <w:tcW w:type="dxa" w:w="3168"/>
           </w:tcPr>
           <w:p>
             <w:r/>
@@ -3037,7 +3544,7 @@
         </w:tc>
         <w:tc>
           <w:tcPr>
-            <w:tcW w:type="dxa" w:w="6192"/>
+            <w:tcW w:type="dxa" w:w="5760"/>
           </w:tcPr>
           <w:p>
             <w:r/>
@@ -3047,6 +3554,30 @@
           </w:p>
         </w:tc>
       </w:tr>
+      <w:tr>
+        <w:tc>
+          <w:tcPr>
+            <w:tcW w:type="dxa" w:w="3168"/>
+          </w:tcPr>
+          <w:p>
+            <w:r/>
+            <w:r>
+              <w:t>user_sessions</w:t>
+            </w:r>
+          </w:p>
+        </w:tc>
+        <w:tc>
+          <w:tcPr>
+            <w:tcW w:type="dxa" w:w="5760"/>
+          </w:tcPr>
+          <w:p>
+            <w:r/>
+            <w:r>
+              <w:t>Signed-in sessions. Created at runtime, which is why the count is 24 and not 23</w:t>
+            </w:r>
+          </w:p>
+        </w:tc>
+      </w:tr>
     </w:tbl>
     <w:p/>
     <w:p>
@@ -3072,7 +3603,7 @@
         <w:spacing w:after="60"/>
       </w:pPr>
       <w:r>
-        <w:t>A company HAS MANY job postings. A posting HAS MANY required skills.</w:t>
+        <w:t>A company HAS MANY job postings. A posting HAS MANY required skills and MAY HAVE required certificates.</w:t>
       </w:r>
     </w:p>
     <w:p>
@@ -3098,42 +3629,7 @@
         <w:pStyle w:val="Heading2"/>
       </w:pPr>
       <w:r>
-        <w:t>How information is added, changed and removed</w:t>
-      </w:r>
-    </w:p>
-    <w:p>
-      <w:pPr>
-        <w:pStyle w:val="ListBullet"/>
-        <w:spacing w:after="60"/>
-      </w:pPr>
-      <w:r>
-        <w:t>ADDED: the user fills a form, the front end sends it to the server, the server checks it, then writes it.</w:t>
-      </w:r>
-    </w:p>
-    <w:p>
-      <w:pPr>
-        <w:pStyle w:val="ListBullet"/>
-        <w:spacing w:after="60"/>
-      </w:pPr>
-      <w:r>
-        <w:t>UPDATED: the same path. Editing a resume does not change any application already sent — the score snapshot taken at the time of applying stays as it was.</w:t>
-      </w:r>
-    </w:p>
-    <w:p>
-      <w:pPr>
-        <w:pStyle w:val="ListBullet"/>
-        <w:spacing w:after="60"/>
-      </w:pPr>
-      <w:r>
-        <w:t>DELETED: a user can delete a resume, unless an application is attached to it, because the recruiter still needs to see what was actually submitted. A user can also delete their whole account and all their data.</w:t>
-      </w:r>
-    </w:p>
-    <w:p>
-      <w:pPr>
-        <w:pStyle w:val="Heading1"/>
-      </w:pPr>
-      <w:r>
-        <w:t>7. Code Structure</w:t>
+        <w:t>A design point worth stating</w:t>
       </w:r>
     </w:p>
     <w:p>
@@ -3143,7 +3639,15 @@
           <w:i w:val="0"/>
           <w:sz w:val="22"/>
         </w:rPr>
-        <w:t>Two folders inside 05_Website_Angular:</w:t>
+        <w:t>The scoring weights and tier thresholds live in match_settings as ROWS, not in the program code. That is what lets a recruiter rebalance an opening, and what would let a partner company retune the defaults after the study without redeploying anything. The paper uses this to argue that adjusting a setting is not a change of design.</w:t>
+      </w:r>
+    </w:p>
+    <w:p>
+      <w:pPr>
+        <w:pStyle w:val="Heading1"/>
+      </w:pPr>
+      <w:r>
+        <w:t>9. Code Structure</w:t>
       </w:r>
     </w:p>
     <w:tbl>
@@ -3253,7 +3757,7 @@
           <w:p>
             <w:r/>
             <w:r>
-              <w:t>Shared logic: data models, the API service, and the scoring engine.</w:t>
+              <w:t>Shared logic: data models, the API service, and the browser-side scoring engine.</w:t>
             </w:r>
           </w:p>
         </w:tc>
@@ -3349,7 +3853,7 @@
           <w:p>
             <w:r/>
             <w:r>
-              <w:t>One file per group of endpoints: auth, resumes, postings, applications, admin, and more.</w:t>
+              <w:t>One file per group of endpoints: auth, resumes, postings, applications, admin and more.</w:t>
             </w:r>
           </w:p>
         </w:tc>
@@ -3373,7 +3877,7 @@
           <w:p>
             <w:r/>
             <w:r>
-              <w:t>The working parts: the engine, the mailer, the database migration, the readers.</w:t>
+              <w:t>The working parts: the engine, the mailer, the migration, the readers.</w:t>
             </w:r>
           </w:p>
         </w:tc>
@@ -3449,7 +3953,7 @@
       <w:tr>
         <w:tc>
           <w:tcPr>
-            <w:tcW w:type="dxa" w:w="3312"/>
+            <w:tcW w:type="dxa" w:w="3456"/>
           </w:tcPr>
           <w:p>
             <w:r/>
@@ -3463,7 +3967,7 @@
         </w:tc>
         <w:tc>
           <w:tcPr>
-            <w:tcW w:type="dxa" w:w="5616"/>
+            <w:tcW w:type="dxa" w:w="5472"/>
           </w:tcPr>
           <w:p>
             <w:r/>
@@ -3479,7 +3983,7 @@
       <w:tr>
         <w:tc>
           <w:tcPr>
-            <w:tcW w:type="dxa" w:w="3312"/>
+            <w:tcW w:type="dxa" w:w="3456"/>
           </w:tcPr>
           <w:p>
             <w:r/>
@@ -3490,12 +3994,12 @@
         </w:tc>
         <w:tc>
           <w:tcPr>
-            <w:tcW w:type="dxa" w:w="5616"/>
+            <w:tcW w:type="dxa" w:w="5472"/>
           </w:tcPr>
           <w:p>
             <w:r/>
             <w:r>
-              <w:t>THE MOST IMPORTANT FILE. The scoring formula lives here: the weights, the tiers, the half credit for an unsourced skill, and the education ladder.</w:t>
+              <w:t>THE MOST IMPORTANT FILE. The formula, the weights, the tiers, the half credit for an unsourced skill, the 119 skill synonyms, and the education ladder.</w:t>
             </w:r>
           </w:p>
         </w:tc>
@@ -3503,7 +4007,7 @@
       <w:tr>
         <w:tc>
           <w:tcPr>
-            <w:tcW w:type="dxa" w:w="3312"/>
+            <w:tcW w:type="dxa" w:w="3456"/>
           </w:tcPr>
           <w:p>
             <w:r/>
@@ -3514,12 +4018,12 @@
         </w:tc>
         <w:tc>
           <w:tcPr>
-            <w:tcW w:type="dxa" w:w="5616"/>
+            <w:tcW w:type="dxa" w:w="5472"/>
           </w:tcPr>
           <w:p>
             <w:r/>
             <w:r>
-              <w:t>The same formula on the browser side, so the applicant's preview and the recruiter's list cannot disagree. Eight cross-side tests prove the two stay identical.</w:t>
+              <w:t>The same formula on the browser side, so the applicant's preview and the recruiter's list cannot disagree. 13 parity tests plus a 500-pair randomised sweep enforce it.</w:t>
             </w:r>
           </w:p>
         </w:tc>
@@ -3527,7 +4031,7 @@
       <w:tr>
         <w:tc>
           <w:tcPr>
-            <w:tcW w:type="dxa" w:w="3312"/>
+            <w:tcW w:type="dxa" w:w="3456"/>
           </w:tcPr>
           <w:p>
             <w:r/>
@@ -3538,7 +4042,7 @@
         </w:tc>
         <w:tc>
           <w:tcPr>
-            <w:tcW w:type="dxa" w:w="5616"/>
+            <w:tcW w:type="dxa" w:w="5472"/>
           </w:tcPr>
           <w:p>
             <w:r/>
@@ -3551,7 +4055,7 @@
       <w:tr>
         <w:tc>
           <w:tcPr>
-            <w:tcW w:type="dxa" w:w="3312"/>
+            <w:tcW w:type="dxa" w:w="3456"/>
           </w:tcPr>
           <w:p>
             <w:r/>
@@ -3562,7 +4066,7 @@
         </w:tc>
         <w:tc>
           <w:tcPr>
-            <w:tcW w:type="dxa" w:w="5616"/>
+            <w:tcW w:type="dxa" w:w="5472"/>
           </w:tcPr>
           <w:p>
             <w:r/>
@@ -3575,7 +4079,7 @@
       <w:tr>
         <w:tc>
           <w:tcPr>
-            <w:tcW w:type="dxa" w:w="3312"/>
+            <w:tcW w:type="dxa" w:w="3456"/>
           </w:tcPr>
           <w:p>
             <w:r/>
@@ -3586,12 +4090,12 @@
         </w:tc>
         <w:tc>
           <w:tcPr>
-            <w:tcW w:type="dxa" w:w="5616"/>
+            <w:tcW w:type="dxa" w:w="5472"/>
           </w:tcPr>
           <w:p>
             <w:r/>
             <w:r>
-              <w:t>Builds the Add-to-Google-Calendar link and the .ics file for an interview invitation.</w:t>
+              <w:t>The Add-to-Google-Calendar link and the .ics file for an interview invitation.</w:t>
             </w:r>
           </w:p>
         </w:tc>
@@ -3599,7 +4103,7 @@
       <w:tr>
         <w:tc>
           <w:tcPr>
-            <w:tcW w:type="dxa" w:w="3312"/>
+            <w:tcW w:type="dxa" w:w="3456"/>
           </w:tcPr>
           <w:p>
             <w:r/>
@@ -3610,7 +4114,7 @@
         </w:tc>
         <w:tc>
           <w:tcPr>
-            <w:tcW w:type="dxa" w:w="5616"/>
+            <w:tcW w:type="dxa" w:w="5472"/>
           </w:tcPr>
           <w:p>
             <w:r/>
@@ -3623,7 +4127,7 @@
       <w:tr>
         <w:tc>
           <w:tcPr>
-            <w:tcW w:type="dxa" w:w="3312"/>
+            <w:tcW w:type="dxa" w:w="3456"/>
           </w:tcPr>
           <w:p>
             <w:r/>
@@ -3634,12 +4138,12 @@
         </w:tc>
         <w:tc>
           <w:tcPr>
-            <w:tcW w:type="dxa" w:w="5616"/>
+            <w:tcW w:type="dxa" w:w="5472"/>
           </w:tcPr>
           <w:p>
             <w:r/>
             <w:r>
-              <w:t>Actually delivers the mail, by Brevo over HTTPS or by SMTP.</w:t>
+              <w:t>Delivers the mail, by Brevo over HTTPS or by SMTP.</w:t>
             </w:r>
           </w:p>
         </w:tc>
@@ -3647,7 +4151,7 @@
       <w:tr>
         <w:tc>
           <w:tcPr>
-            <w:tcW w:type="dxa" w:w="3312"/>
+            <w:tcW w:type="dxa" w:w="3456"/>
           </w:tcPr>
           <w:p>
             <w:r/>
@@ -3658,7 +4162,7 @@
         </w:tc>
         <w:tc>
           <w:tcPr>
-            <w:tcW w:type="dxa" w:w="5616"/>
+            <w:tcW w:type="dxa" w:w="5472"/>
           </w:tcPr>
           <w:p>
             <w:r/>
@@ -3671,7 +4175,7 @@
       <w:tr>
         <w:tc>
           <w:tcPr>
-            <w:tcW w:type="dxa" w:w="3312"/>
+            <w:tcW w:type="dxa" w:w="3456"/>
           </w:tcPr>
           <w:p>
             <w:r/>
@@ -3682,7 +4186,7 @@
         </w:tc>
         <w:tc>
           <w:tcPr>
-            <w:tcW w:type="dxa" w:w="5616"/>
+            <w:tcW w:type="dxa" w:w="5472"/>
           </w:tcPr>
           <w:p>
             <w:r/>
@@ -3695,7 +4199,7 @@
       <w:tr>
         <w:tc>
           <w:tcPr>
-            <w:tcW w:type="dxa" w:w="3312"/>
+            <w:tcW w:type="dxa" w:w="3456"/>
           </w:tcPr>
           <w:p>
             <w:r/>
@@ -3706,7 +4210,7 @@
         </w:tc>
         <w:tc>
           <w:tcPr>
-            <w:tcW w:type="dxa" w:w="5616"/>
+            <w:tcW w:type="dxa" w:w="5472"/>
           </w:tcPr>
           <w:p>
             <w:r/>
@@ -3719,7 +4223,7 @@
       <w:tr>
         <w:tc>
           <w:tcPr>
-            <w:tcW w:type="dxa" w:w="3312"/>
+            <w:tcW w:type="dxa" w:w="3456"/>
           </w:tcPr>
           <w:p>
             <w:r/>
@@ -3730,7 +4234,7 @@
         </w:tc>
         <w:tc>
           <w:tcPr>
-            <w:tcW w:type="dxa" w:w="5616"/>
+            <w:tcW w:type="dxa" w:w="5472"/>
           </w:tcPr>
           <w:p>
             <w:r/>
@@ -3747,7 +4251,7 @@
         <w:pStyle w:val="Heading1"/>
       </w:pPr>
       <w:r>
-        <w:t>8. Frontend</w:t>
+        <w:t>10. Frontend</w:t>
       </w:r>
     </w:p>
     <w:p>
@@ -3757,7 +4261,7 @@
           <w:i w:val="0"/>
           <w:sz w:val="22"/>
         </w:rPr>
-        <w:t>The front end is built with Angular. Angular splits a website into small pieces called components, so one screen is one folder with its own HTML, CSS and TypeScript.</w:t>
+        <w:t>Angular, which splits a website into small reusable pieces called components.</w:t>
       </w:r>
     </w:p>
     <w:p>
@@ -3775,7 +4279,7 @@
         <w:spacing w:after="60"/>
       </w:pPr>
       <w:r>
-        <w:t>FORMS collect input. Fields are checked before sending, and errors are announced for screen readers.</w:t>
+        <w:t>FORMS check fields before sending, and errors are announced for screen readers.</w:t>
       </w:r>
     </w:p>
     <w:p>
@@ -3793,7 +4297,7 @@
         <w:spacing w:after="60"/>
       </w:pPr>
       <w:r>
-        <w:t>COMPONENTS that repeat are shared: the header, the footer, the guided tour, the toast message.</w:t>
+        <w:t>SHARED COMPONENTS: the header, footer, guided tour, toast messages.</w:t>
       </w:r>
     </w:p>
     <w:p>
@@ -3802,7 +4306,7 @@
         <w:spacing w:after="60"/>
       </w:pPr>
       <w:r>
-        <w:t>INFORMATION IS DISPLAYED using Angular signals. When a value changes, the screen updates by itself.</w:t>
+        <w:t>DISPLAY uses Angular signals — when a value changes the screen updates by itself.</w:t>
       </w:r>
     </w:p>
     <w:p>
@@ -3811,7 +4315,7 @@
         <w:spacing w:after="60"/>
       </w:pPr>
       <w:r>
-        <w:t>THEMING is done with CSS variables, so light and dark mode swap by changing one attribute.</w:t>
+        <w:t>THEMING uses CSS variables, so light and dark mode swap by changing one attribute.</w:t>
       </w:r>
     </w:p>
     <w:p>
@@ -3820,7 +4324,7 @@
         <w:spacing w:after="60"/>
       </w:pPr>
       <w:r>
-        <w:t>The whole layout is responsive and was checked down to a 390 pixel phone width.</w:t>
+        <w:t>RESPONSIVE down to a 390-pixel phone width, which is checked in the browser walkthroughs.</w:t>
       </w:r>
     </w:p>
     <w:p>
@@ -3828,7 +4332,7 @@
         <w:pStyle w:val="Heading1"/>
       </w:pPr>
       <w:r>
-        <w:t>9. Backend</w:t>
+        <w:t>11. Backend</w:t>
       </w:r>
     </w:p>
     <w:p>
@@ -3838,7 +4342,7 @@
           <w:i w:val="0"/>
           <w:sz w:val="22"/>
         </w:rPr>
-        <w:t>The back end is Node.js with Express, written in TypeScript. In simple terms it is the part that nobody sees: it receives requests, checks them, talks to the database, and sends answers back.</w:t>
+        <w:t>Node.js with Express, written in TypeScript. It holds every rule that must not be trusted to the browser.</w:t>
       </w:r>
     </w:p>
     <w:p>
@@ -3865,7 +4369,7 @@
         <w:spacing w:after="60"/>
       </w:pPr>
       <w:r>
-        <w:t>It checks the input: are the values present, the right type, and within limits?</w:t>
+        <w:t>It checks the input: present, right type, within limits?</w:t>
       </w:r>
     </w:p>
     <w:p>
@@ -3874,7 +4378,7 @@
         <w:spacing w:after="60"/>
       </w:pPr>
       <w:r>
-        <w:t>It asks the database, using parameterised queries so nobody can inject their own SQL.</w:t>
+        <w:t>It asks the database using parameterised queries, so nobody can inject their own SQL.</w:t>
       </w:r>
     </w:p>
     <w:p>
@@ -3900,7 +4404,7 @@
         <w:pStyle w:val="Heading1"/>
       </w:pPr>
       <w:r>
-        <w:t>10. Login and User Accounts</w:t>
+        <w:t>12. Login and Accounts</w:t>
       </w:r>
     </w:p>
     <w:p>
@@ -3918,7 +4422,7 @@
         <w:spacing w:after="60"/>
       </w:pPr>
       <w:r>
-        <w:t>They type the code, which proves the address is really theirs.</w:t>
+        <w:t>They type the code, proving the address is theirs.</w:t>
       </w:r>
     </w:p>
     <w:p>
@@ -3927,7 +4431,7 @@
         <w:spacing w:after="60"/>
       </w:pPr>
       <w:r>
-        <w:t>The password is never stored. It is hashed with bcrypt, which is one-way: you cannot turn a hash back into the password.</w:t>
+        <w:t>The password is never stored. It is hashed with bcrypt, which is one-way.</w:t>
       </w:r>
     </w:p>
     <w:p>
@@ -3963,68 +4467,15 @@
         <w:spacing w:after="60"/>
       </w:pPr>
       <w:r>
-        <w:t>Each user has a ROLE: seeker, recruiter or admin. Every protected endpoint checks the role before doing anything.</w:t>
+        <w:t>Each user has a ROLE — seeker, recruiter or admin — checked on the server for every protected endpoint, not just hidden in the browser.</w:t>
       </w:r>
     </w:p>
     <w:p>
       <w:pPr>
-        <w:spacing w:after="60"/>
+        <w:pStyle w:val="Heading1"/>
       </w:pPr>
       <w:r>
-        <w:rPr>
-          <w:b/>
-          <w:color w:val="16305C"/>
-        </w:rPr>
-        <w:t xml:space="preserve">How different users get different access: </w:t>
-      </w:r>
-      <w:r>
-        <w:t>The role is stored on the user row and checked on the server for every request. Hiding a button in the browser is not security, so the check is always done again on the server.</w:t>
-      </w:r>
-    </w:p>
-    <w:p>
-      <w:pPr>
-        <w:pStyle w:val="Heading1"/>
-      </w:pPr>
-      <w:r>
-        <w:t>11. Database Connection</w:t>
-      </w:r>
-    </w:p>
-    <w:p>
-      <w:r>
-        <w:rPr>
-          <w:b w:val="0"/>
-          <w:i w:val="0"/>
-          <w:sz w:val="22"/>
-        </w:rPr>
-        <w:t>The server holds a pool of connections to PostgreSQL. A pool means a few connections are kept open and reused, instead of opening a new one for every request, which would be slow.</w:t>
-      </w:r>
-    </w:p>
-    <w:p>
-      <w:r>
-        <w:rPr>
-          <w:b w:val="0"/>
-          <w:i w:val="0"/>
-          <w:sz w:val="22"/>
-        </w:rPr>
-        <w:t>All queries are PARAMETERISED. That means the values a user typed are sent separately from the query itself, so a value can never be treated as a command. This is what prevents SQL injection.</w:t>
-      </w:r>
-    </w:p>
-    <w:p>
-      <w:r>
-        <w:rPr>
-          <w:b w:val="0"/>
-          <w:i w:val="0"/>
-          <w:sz w:val="22"/>
-        </w:rPr>
-        <w:t>The database address and password come from environment variables, not from the code, so no secret is ever committed to the repository.</w:t>
-      </w:r>
-    </w:p>
-    <w:p>
-      <w:pPr>
-        <w:pStyle w:val="Heading1"/>
-      </w:pPr>
-      <w:r>
-        <w:t>12. Security</w:t>
+        <w:t>13. Security</w:t>
       </w:r>
     </w:p>
     <w:tbl>
@@ -4086,7 +4537,7 @@
           <w:p>
             <w:r/>
             <w:r>
-              <w:t>Passwords are stored as bcrypt hashes. Even we cannot read them.</w:t>
+              <w:t>Stored as bcrypt hashes. Even we cannot read them.</w:t>
             </w:r>
           </w:p>
         </w:tc>
@@ -4206,7 +4657,7 @@
           <w:p>
             <w:r/>
             <w:r>
-              <w:t>Too many sign-in attempts from one place are slowed down, to stop password guessing.</w:t>
+              <w:t>Repeated sign-in attempts from one place are slowed, to stop password guessing.</w:t>
             </w:r>
           </w:p>
         </w:tc>
@@ -4219,7 +4670,7 @@
           <w:p>
             <w:r/>
             <w:r>
-              <w:t>Security headers (helmet)</w:t>
+              <w:t>Security headers</w:t>
             </w:r>
           </w:p>
         </w:tc>
@@ -4291,7 +4742,7 @@
           <w:p>
             <w:r/>
             <w:r>
-              <w:t>Dependency patching</w:t>
+              <w:t>Untrusted model output</w:t>
             </w:r>
           </w:p>
         </w:tc>
@@ -4302,7 +4753,7 @@
           <w:p>
             <w:r/>
             <w:r>
-              <w:t>Browser-side dependencies currently report zero known vulnerabilities.</w:t>
+              <w:t>The Gemini reply is treated as hostile input. It cannot place unbounded text, invalid education levels or implausible quantities into a resume.</w:t>
             </w:r>
           </w:p>
         </w:tc>
@@ -4326,7 +4777,7 @@
           <w:p>
             <w:r/>
             <w:r>
-              <w:t>The applicant can export everything we hold about them, or delete their account entirely.</w:t>
+              <w:t>The applicant can export everything we hold about them, or delete their account entirely, from inside the system.</w:t>
             </w:r>
           </w:p>
         </w:tc>
@@ -4334,20 +4785,21 @@
     </w:tbl>
     <w:p/>
     <w:p>
-      <w:pPr>
-        <w:pStyle w:val="Heading1"/>
-      </w:pPr>
       <w:r>
-        <w:t>13. Error Handling</w:t>
+        <w:rPr>
+          <w:b w:val="0"/>
+          <w:i w:val="0"/>
+          <w:sz w:val="22"/>
+        </w:rPr>
+        <w:t>IT experts rated security 4.89 out of 5, the highest of the five characteristics. That is the one number from the expert instrument worth quoting, because security is the characteristic ordinary users could not have judged at all.</w:t>
       </w:r>
     </w:p>
     <w:p>
       <w:pPr>
-        <w:pStyle w:val="ListBullet"/>
-        <w:spacing w:after="60"/>
+        <w:pStyle w:val="Heading1"/>
       </w:pPr>
       <w:r>
-        <w:t>Every input is checked on the server, and a bad value gets a plain-English message, not a crash.</w:t>
+        <w:t>14. Error Handling</w:t>
       </w:r>
     </w:p>
     <w:p>
@@ -4356,7 +4808,7 @@
         <w:spacing w:after="60"/>
       </w:pPr>
       <w:r>
-        <w:t>If email is not configured, the system does not break. In development the code is printed to the console so the flow can still be demonstrated.</w:t>
+        <w:t>Every input is checked on the server, and a bad value gets a plain-English message, not a stack trace.</w:t>
       </w:r>
     </w:p>
     <w:p>
@@ -4365,7 +4817,16 @@
         <w:spacing w:after="60"/>
       </w:pPr>
       <w:r>
-        <w:t>If the resume reader cannot read a file, the applicant is told what to do instead. Nothing is invented.</w:t>
+        <w:t>If email is not configured the system does not break — in development the code is printed to the console.</w:t>
+      </w:r>
+    </w:p>
+    <w:p>
+      <w:pPr>
+        <w:pStyle w:val="ListBullet"/>
+        <w:spacing w:after="60"/>
+      </w:pPr>
+      <w:r>
+        <w:t>If the resume reader cannot read a file, the applicant is told what to do instead. Nothing is invented, and no score is shown — a failure, never a confident zero.</w:t>
       </w:r>
     </w:p>
     <w:p>
@@ -4383,7 +4844,7 @@
         <w:spacing w:after="60"/>
       </w:pPr>
       <w:r>
-        <w:t>If a database migration fails, the server REFUSES to start rather than run against a half-built schema.</w:t>
+        <w:t>If a database migration fails, the server REFUSES to start rather than run against a half-updated database.</w:t>
       </w:r>
     </w:p>
     <w:p>
@@ -4392,7 +4853,7 @@
         <w:spacing w:after="60"/>
       </w:pPr>
       <w:r>
-        <w:t>The front end shows a friendly toast for errors, and a 404 page for a wrong address.</w:t>
+        <w:t>The front end shows a friendly toast for errors and a 404 page for a wrong address.</w:t>
       </w:r>
     </w:p>
     <w:p>
@@ -4409,7 +4870,7 @@
         <w:pStyle w:val="Heading1"/>
       </w:pPr>
       <w:r>
-        <w:t>14. Testing, and the actual results</w:t>
+        <w:t>15. Testing — the actual numbers</w:t>
       </w:r>
     </w:p>
     <w:p>
@@ -4419,7 +4880,7 @@
           <w:i w:val="0"/>
           <w:sz w:val="22"/>
         </w:rPr>
-        <w:t>The system is verified at three levels.</w:t>
+        <w:t>Verification runs at three levels. Levels 1 and 2 are engineering evidence produced by us. Level 3 is the research data. The paper is careful about that distinction and so should you be: test counts describe how thoroughly the system was built, they are not findings of the study.</w:t>
       </w:r>
     </w:p>
     <w:p>
@@ -4427,17 +4888,7 @@
         <w:pStyle w:val="Heading2"/>
       </w:pPr>
       <w:r>
-        <w:t>Level 1: automated tests</w:t>
-      </w:r>
-    </w:p>
-    <w:p>
-      <w:r>
-        <w:rPr>
-          <w:b w:val="0"/>
-          <w:i w:val="0"/>
-          <w:sz w:val="22"/>
-        </w:rPr>
-        <w:t>232 tests across eleven suites, all passing. They run on every change through continuous integration.</w:t>
+        <w:t>Level 1 — automated tests: 232 across eleven suites</w:t>
       </w:r>
     </w:p>
     <w:tbl>
@@ -4454,7 +4905,7 @@
       <w:tr>
         <w:tc>
           <w:tcPr>
-            <w:tcW w:type="dxa" w:w="1872"/>
+            <w:tcW w:type="dxa" w:w="1584"/>
           </w:tcPr>
           <w:p>
             <w:r/>
@@ -4468,7 +4919,7 @@
         </w:tc>
         <w:tc>
           <w:tcPr>
-            <w:tcW w:type="dxa" w:w="1008"/>
+            <w:tcW w:type="dxa" w:w="864"/>
           </w:tcPr>
           <w:p>
             <w:r/>
@@ -4482,7 +4933,7 @@
         </w:tc>
         <w:tc>
           <w:tcPr>
-            <w:tcW w:type="dxa" w:w="6048"/>
+            <w:tcW w:type="dxa" w:w="6480"/>
           </w:tcPr>
           <w:p>
             <w:r/>
@@ -4498,7 +4949,7 @@
       <w:tr>
         <w:tc>
           <w:tcPr>
-            <w:tcW w:type="dxa" w:w="1872"/>
+            <w:tcW w:type="dxa" w:w="1584"/>
           </w:tcPr>
           <w:p>
             <w:r/>
@@ -4509,7 +4960,7 @@
         </w:tc>
         <w:tc>
           <w:tcPr>
-            <w:tcW w:type="dxa" w:w="1008"/>
+            <w:tcW w:type="dxa" w:w="864"/>
           </w:tcPr>
           <w:p>
             <w:r/>
@@ -4520,12 +4971,12 @@
         </w:tc>
         <w:tc>
           <w:tcPr>
-            <w:tcW w:type="dxa" w:w="6048"/>
+            <w:tcW w:type="dxa" w:w="6480"/>
           </w:tcPr>
           <w:p>
             <w:r/>
             <w:r>
-              <w:t>The scoring formula: weights, tiers, rounding, half credit, the education ladder</w:t>
+              <w:t>The formula: weights, tiers, rounding, half credit, the ten-percent floor, the optional certificates component, the education ladder, and a 500-pair randomised browser-vs-server sweep</w:t>
             </w:r>
           </w:p>
         </w:tc>
@@ -4533,7 +4984,7 @@
       <w:tr>
         <w:tc>
           <w:tcPr>
-            <w:tcW w:type="dxa" w:w="1872"/>
+            <w:tcW w:type="dxa" w:w="1584"/>
           </w:tcPr>
           <w:p>
             <w:r/>
@@ -4544,7 +4995,7 @@
         </w:tc>
         <w:tc>
           <w:tcPr>
-            <w:tcW w:type="dxa" w:w="1008"/>
+            <w:tcW w:type="dxa" w:w="864"/>
           </w:tcPr>
           <w:p>
             <w:r/>
@@ -4555,12 +5006,12 @@
         </w:tc>
         <w:tc>
           <w:tcPr>
-            <w:tcW w:type="dxa" w:w="6048"/>
+            <w:tcW w:type="dxa" w:w="6480"/>
           </w:tcPr>
           <w:p>
             <w:r/>
             <w:r>
-              <w:t>The real server over HTTP against a temporary database: sign-in, permissions, applying</w:t>
+              <w:t>The real server over HTTP against a temporary PostgreSQL database: sign-in, role-based access, one applicant cannot read another's resume, duplicate applications, withdrawal, weight validation</w:t>
             </w:r>
           </w:p>
         </w:tc>
@@ -4568,7 +5019,7 @@
       <w:tr>
         <w:tc>
           <w:tcPr>
-            <w:tcW w:type="dxa" w:w="1872"/>
+            <w:tcW w:type="dxa" w:w="1584"/>
           </w:tcPr>
           <w:p>
             <w:r/>
@@ -4579,7 +5030,7 @@
         </w:tc>
         <w:tc>
           <w:tcPr>
-            <w:tcW w:type="dxa" w:w="1008"/>
+            <w:tcW w:type="dxa" w:w="864"/>
           </w:tcPr>
           <w:p>
             <w:r/>
@@ -4590,12 +5041,12 @@
         </w:tc>
         <w:tc>
           <w:tcPr>
-            <w:tcW w:type="dxa" w:w="6048"/>
+            <w:tcW w:type="dxa" w:w="6480"/>
           </w:tcPr>
           <w:p>
             <w:r/>
             <w:r>
-              <w:t>Our rule-based resume reader against real resume shapes</w:t>
+              <w:t>Our rule-based reader against real resume shapes. Six were written from a five-page CV the reader had misread on the live system</w:t>
             </w:r>
           </w:p>
         </w:tc>
@@ -4603,7 +5054,7 @@
       <w:tr>
         <w:tc>
           <w:tcPr>
-            <w:tcW w:type="dxa" w:w="1872"/>
+            <w:tcW w:type="dxa" w:w="1584"/>
           </w:tcPr>
           <w:p>
             <w:r/>
@@ -4614,7 +5065,7 @@
         </w:tc>
         <w:tc>
           <w:tcPr>
-            <w:tcW w:type="dxa" w:w="1008"/>
+            <w:tcW w:type="dxa" w:w="864"/>
           </w:tcPr>
           <w:p>
             <w:r/>
@@ -4625,12 +5076,12 @@
         </w:tc>
         <w:tc>
           <w:tcPr>
-            <w:tcW w:type="dxa" w:w="6048"/>
+            <w:tcW w:type="dxa" w:w="6480"/>
           </w:tcPr>
           <w:p>
             <w:r/>
             <w:r>
-              <w:t>The browser and the server produce identical results</w:t>
+              <w:t>The browser-side demo and the real server agree on what is permitted and on every score</w:t>
             </w:r>
           </w:p>
         </w:tc>
@@ -4638,7 +5089,7 @@
       <w:tr>
         <w:tc>
           <w:tcPr>
-            <w:tcW w:type="dxa" w:w="1872"/>
+            <w:tcW w:type="dxa" w:w="1584"/>
           </w:tcPr>
           <w:p>
             <w:r/>
@@ -4649,7 +5100,7 @@
         </w:tc>
         <w:tc>
           <w:tcPr>
-            <w:tcW w:type="dxa" w:w="1008"/>
+            <w:tcW w:type="dxa" w:w="864"/>
           </w:tcPr>
           <w:p>
             <w:r/>
@@ -4660,12 +5111,12 @@
         </w:tc>
         <w:tc>
           <w:tcPr>
-            <w:tcW w:type="dxa" w:w="6048"/>
+            <w:tcW w:type="dxa" w:w="6480"/>
           </w:tcPr>
           <w:p>
             <w:r/>
             <w:r>
-              <w:t>Every email really leaves the process, read back from a local mail server</w:t>
+              <w:t>Every message really leaves the process, read back from a local mail server; nothing goes to a user who switched notifications off</w:t>
             </w:r>
           </w:p>
         </w:tc>
@@ -4673,7 +5124,7 @@
       <w:tr>
         <w:tc>
           <w:tcPr>
-            <w:tcW w:type="dxa" w:w="1872"/>
+            <w:tcW w:type="dxa" w:w="1584"/>
           </w:tcPr>
           <w:p>
             <w:r/>
@@ -4684,7 +5135,7 @@
         </w:tc>
         <w:tc>
           <w:tcPr>
-            <w:tcW w:type="dxa" w:w="1008"/>
+            <w:tcW w:type="dxa" w:w="864"/>
           </w:tcPr>
           <w:p>
             <w:r/>
@@ -4695,7 +5146,7 @@
         </w:tc>
         <w:tc>
           <w:tcPr>
-            <w:tcW w:type="dxa" w:w="6048"/>
+            <w:tcW w:type="dxa" w:w="6480"/>
           </w:tcPr>
           <w:p>
             <w:r/>
@@ -4708,7 +5159,7 @@
       <w:tr>
         <w:tc>
           <w:tcPr>
-            <w:tcW w:type="dxa" w:w="1872"/>
+            <w:tcW w:type="dxa" w:w="1584"/>
           </w:tcPr>
           <w:p>
             <w:r/>
@@ -4719,7 +5170,7 @@
         </w:tc>
         <w:tc>
           <w:tcPr>
-            <w:tcW w:type="dxa" w:w="1008"/>
+            <w:tcW w:type="dxa" w:w="864"/>
           </w:tcPr>
           <w:p>
             <w:r/>
@@ -4730,7 +5181,7 @@
         </w:tc>
         <w:tc>
           <w:tcPr>
-            <w:tcW w:type="dxa" w:w="6048"/>
+            <w:tcW w:type="dxa" w:w="6480"/>
           </w:tcPr>
           <w:p>
             <w:r/>
@@ -4743,77 +5194,7 @@
       <w:tr>
         <w:tc>
           <w:tcPr>
-            <w:tcW w:type="dxa" w:w="1872"/>
-          </w:tcPr>
-          <w:p>
-            <w:r/>
-            <w:r>
-              <w:t>both-sides</w:t>
-            </w:r>
-          </w:p>
-        </w:tc>
-        <w:tc>
-          <w:tcPr>
-            <w:tcW w:type="dxa" w:w="1008"/>
-          </w:tcPr>
-          <w:p>
-            <w:r/>
-            <w:r>
-              <w:t>8</w:t>
-            </w:r>
-          </w:p>
-        </w:tc>
-        <w:tc>
-          <w:tcPr>
-            <w:tcW w:type="dxa" w:w="6048"/>
-          </w:tcPr>
-          <w:p>
-            <w:r/>
-            <w:r>
-              <w:t>Cross-side integration</w:t>
-            </w:r>
-          </w:p>
-        </w:tc>
-      </w:tr>
-      <w:tr>
-        <w:tc>
-          <w:tcPr>
-            <w:tcW w:type="dxa" w:w="1872"/>
-          </w:tcPr>
-          <w:p>
-            <w:r/>
-            <w:r>
-              <w:t>mailer-https</w:t>
-            </w:r>
-          </w:p>
-        </w:tc>
-        <w:tc>
-          <w:tcPr>
-            <w:tcW w:type="dxa" w:w="1008"/>
-          </w:tcPr>
-          <w:p>
-            <w:r/>
-            <w:r>
-              <w:t>6</w:t>
-            </w:r>
-          </w:p>
-        </w:tc>
-        <w:tc>
-          <w:tcPr>
-            <w:tcW w:type="dxa" w:w="6048"/>
-          </w:tcPr>
-          <w:p>
-            <w:r/>
-            <w:r>
-              <w:t>Which mail transport is chosen, and that a failed send raises an error</w:t>
-            </w:r>
-          </w:p>
-        </w:tc>
-      </w:tr>
-      <w:tr>
-        <w:tc>
-          <w:tcPr>
-            <w:tcW w:type="dxa" w:w="1872"/>
+            <w:tcW w:type="dxa" w:w="1584"/>
           </w:tcPr>
           <w:p>
             <w:r/>
@@ -4824,18 +5205,18 @@
         </w:tc>
         <w:tc>
           <w:tcPr>
-            <w:tcW w:type="dxa" w:w="1008"/>
+            <w:tcW w:type="dxa" w:w="864"/>
           </w:tcPr>
           <w:p>
             <w:r/>
             <w:r>
-              <w:t>5</w:t>
+              <w:t>9</w:t>
             </w:r>
           </w:p>
         </w:tc>
         <w:tc>
           <w:tcPr>
-            <w:tcW w:type="dxa" w:w="6048"/>
+            <w:tcW w:type="dxa" w:w="6480"/>
           </w:tcPr>
           <w:p>
             <w:r/>
@@ -4848,7 +5229,77 @@
       <w:tr>
         <w:tc>
           <w:tcPr>
-            <w:tcW w:type="dxa" w:w="1872"/>
+            <w:tcW w:type="dxa" w:w="1584"/>
+          </w:tcPr>
+          <w:p>
+            <w:r/>
+            <w:r>
+              <w:t>both-sides</w:t>
+            </w:r>
+          </w:p>
+        </w:tc>
+        <w:tc>
+          <w:tcPr>
+            <w:tcW w:type="dxa" w:w="864"/>
+          </w:tcPr>
+          <w:p>
+            <w:r/>
+            <w:r>
+              <w:t>8</w:t>
+            </w:r>
+          </w:p>
+        </w:tc>
+        <w:tc>
+          <w:tcPr>
+            <w:tcW w:type="dxa" w:w="6480"/>
+          </w:tcPr>
+          <w:p>
+            <w:r/>
+            <w:r>
+              <w:t>The applicant's view and the recruiter's view never disagree on the number, the tier, or what each side may see</w:t>
+            </w:r>
+          </w:p>
+        </w:tc>
+      </w:tr>
+      <w:tr>
+        <w:tc>
+          <w:tcPr>
+            <w:tcW w:type="dxa" w:w="1584"/>
+          </w:tcPr>
+          <w:p>
+            <w:r/>
+            <w:r>
+              <w:t>mailer-https</w:t>
+            </w:r>
+          </w:p>
+        </w:tc>
+        <w:tc>
+          <w:tcPr>
+            <w:tcW w:type="dxa" w:w="864"/>
+          </w:tcPr>
+          <w:p>
+            <w:r/>
+            <w:r>
+              <w:t>6</w:t>
+            </w:r>
+          </w:p>
+        </w:tc>
+        <w:tc>
+          <w:tcPr>
+            <w:tcW w:type="dxa" w:w="6480"/>
+          </w:tcPr>
+          <w:p>
+            <w:r/>
+            <w:r>
+              <w:t>Which mail transport is chosen, and that a rejected send raises an error rather than passing silently</w:t>
+            </w:r>
+          </w:p>
+        </w:tc>
+      </w:tr>
+      <w:tr>
+        <w:tc>
+          <w:tcPr>
+            <w:tcW w:type="dxa" w:w="1584"/>
           </w:tcPr>
           <w:p>
             <w:r/>
@@ -4859,7 +5310,7 @@
         </w:tc>
         <w:tc>
           <w:tcPr>
-            <w:tcW w:type="dxa" w:w="1008"/>
+            <w:tcW w:type="dxa" w:w="864"/>
           </w:tcPr>
           <w:p>
             <w:r/>
@@ -4870,12 +5321,47 @@
         </w:tc>
         <w:tc>
           <w:tcPr>
-            <w:tcW w:type="dxa" w:w="6048"/>
+            <w:tcW w:type="dxa" w:w="6480"/>
           </w:tcPr>
           <w:p>
             <w:r/>
             <w:r>
-              <w:t>A four-thousand-case check of the scoring formula</w:t>
+              <w:t>A four-thousand-case re-derivation of every score from an independent implementation of the published formula</w:t>
+            </w:r>
+          </w:p>
+        </w:tc>
+      </w:tr>
+      <w:tr>
+        <w:tc>
+          <w:tcPr>
+            <w:tcW w:type="dxa" w:w="1584"/>
+          </w:tcPr>
+          <w:p>
+            <w:r/>
+            <w:r>
+              <w:t>TOTAL</w:t>
+            </w:r>
+          </w:p>
+        </w:tc>
+        <w:tc>
+          <w:tcPr>
+            <w:tcW w:type="dxa" w:w="864"/>
+          </w:tcPr>
+          <w:p>
+            <w:r/>
+            <w:r>
+              <w:t>232</w:t>
+            </w:r>
+          </w:p>
+        </w:tc>
+        <w:tc>
+          <w:tcPr>
+            <w:tcW w:type="dxa" w:w="6480"/>
+          </w:tcPr>
+          <w:p>
+            <w:r/>
+            <w:r>
+              <w:t>Run in full on every change, through a continuous integration workflow that also builds the front end and type-checks the server</w:t>
             </w:r>
           </w:p>
         </w:tc>
@@ -4887,7 +5373,7 @@
         <w:pStyle w:val="Heading2"/>
       </w:pPr>
       <w:r>
-        <w:t>Level 2: browser walkthroughs</w:t>
+        <w:t>Level 2 — browser walkthroughs</w:t>
       </w:r>
     </w:p>
     <w:p>
@@ -4897,7 +5383,7 @@
           <w:i w:val="0"/>
           <w:sz w:val="22"/>
         </w:rPr>
-        <w:t>Nine walkthroughs across every page, all three accounts, light and dark mode, and a 390 pixel phone width.</w:t>
+        <w:t>Scripted runs drive the complete interface in a real browser the way a user would, making over 120 individual checks between them. All three account types, every page, the builder and its designs, applying to an opening, the ranked list, file upload and its limits, light and dark mode, and a 390-pixel phone width. They fail on any error the browser reports. These catch what unit tests cannot: a page that renders blank, or a control that silently stops working.</w:t>
       </w:r>
     </w:p>
     <w:p>
@@ -4905,34 +5391,40 @@
         <w:pStyle w:val="Heading2"/>
       </w:pPr>
       <w:r>
-        <w:t>Level 3: the evaluation with users</w:t>
+        <w:t>Level 3 — the evaluation with respondents</w:t>
       </w:r>
     </w:p>
     <w:p>
       <w:r>
         <w:rPr>
-          <w:b/>
-          <w:color w:val="C1272D"/>
+          <w:b w:val="0"/>
+          <w:i w:val="0"/>
+          <w:sz w:val="22"/>
         </w:rPr>
-        <w:t>This is DONE, not pending. Job seekers: functional suitability 4.30, usability 4.28, reliability 4.23, System Usability Scale 74.7. HR personnel: 4.17, 4.22, 4.33. IT experts: overall 4.80. Every characteristic falls in the good band or above; none is below it. There is no ranking-agreement figure — that instrument was planned and withdrawn rather than administered with data we could not stand behind.</w:t>
+        <w:t>DONE, not pending. Job seekers: functional suitability 4.30, usability 4.28, reliability 4.23, overall 4.28, SUS 74.7. HR personnel: 4.17, 4.22, 4.33, overall 4.22. IT experts: 4.78, 4.67, 4.83, security 4.89, maintainability 4.83, overall 4.80.</w:t>
       </w:r>
     </w:p>
     <w:p>
       <w:pPr>
-        <w:pStyle w:val="Heading1"/>
+        <w:spacing w:after="60"/>
       </w:pPr>
       <w:r>
-        <w:t>15. Complete System Walkthrough</w:t>
+        <w:rPr>
+          <w:b/>
+          <w:color w:val="16305C"/>
+        </w:rPr>
+        <w:t xml:space="preserve">The honest framing: </w:t>
+      </w:r>
+      <w:r>
+        <w:t>The two groups that USED the system both landed in the good band. Only the group that INSPECTED it reached the excellent band. Say it that way.</w:t>
       </w:r>
     </w:p>
     <w:p>
+      <w:pPr>
+        <w:pStyle w:val="Heading1"/>
+      </w:pPr>
       <w:r>
-        <w:rPr>
-          <w:b/>
-          <w:i w:val="0"/>
-          <w:sz w:val="22"/>
-        </w:rPr>
-        <w:t>Use this if the panel says "Explain how your system works."</w:t>
+        <w:t>16. The Complete Walkthrough — use this if the panel says "explain your system"</w:t>
       </w:r>
     </w:p>
     <w:p>
@@ -4946,84 +5438,121 @@
       </w:r>
     </w:p>
     <w:p>
-      <w:pPr>
-        <w:pStyle w:val="ListNumber"/>
-        <w:spacing w:after="60"/>
-      </w:pPr>
       <w:r>
-        <w:t>"An applicant opens the site and signs up. We email a six-digit code, and they type it back, which proves the address is theirs. Their password is hashed with bcrypt, so it is never stored in readable form."</w:t>
+        <w:rPr>
+          <w:b w:val="0"/>
+          <w:i/>
+          <w:sz w:val="22"/>
+        </w:rPr>
+        <w:t>"An applicant opens the site and signs up. We email a six-digit code, and they type it back, which proves the address is theirs. The password is hashed with bcrypt and never stored in readable form."</w:t>
       </w:r>
     </w:p>
     <w:p>
-      <w:pPr>
-        <w:pStyle w:val="ListNumber"/>
-        <w:spacing w:after="60"/>
-      </w:pPr>
       <w:r>
-        <w:t>"They build a resume step by step. For every skill they tick where they learned it, choosing from the jobs and schools already on their own resume. A skill with a source counts in full; one without still counts, at half. They can also upload an existing resume and we read it into the builder, but they review and correct every value before anything is saved."</w:t>
+        <w:rPr>
+          <w:b w:val="0"/>
+          <w:i/>
+          <w:sz w:val="22"/>
+        </w:rPr>
+        <w:t>"They build a resume step by step. For every skill they tick where they learned it, choosing from the jobs and schools already on their own resume, so a source cannot be invented. A sourced skill counts full in the score, an unsourced one counts half. They pick one of fourteen designs, all single-column and parser-safe, so the design changes how it looks to a person without changing how software reads it."</w:t>
       </w:r>
     </w:p>
     <w:p>
-      <w:pPr>
-        <w:pStyle w:val="ListNumber"/>
-        <w:spacing w:after="60"/>
-      </w:pPr>
       <w:r>
-        <w:t>"They browse our partner's openings. For each opening we compute a score: fifty percent skills, twenty-five percent education, twenty-five percent experience, by default. The applicant sees that score, the tier, and how many required skills are missing and of what kind."</w:t>
+        <w:rPr>
+          <w:b w:val="0"/>
+          <w:i/>
+          <w:sz w:val="22"/>
+        </w:rPr>
+        <w:t>"They browse our partner's openings. For each one we compute a score: fifty percent skills, twenty-five education, twenty-five experience by default, with an optional certificates component the recruiter can switch on. They see the number, the tier, and how many required skills are missing and of what kind — not which ones, deliberately, because naming them would hand over the words to copy."</w:t>
       </w:r>
     </w:p>
     <w:p>
-      <w:pPr>
-        <w:pStyle w:val="ListNumber"/>
-        <w:spacing w:after="60"/>
-      </w:pPr>
       <w:r>
-        <w:t>"They apply. We store the application and a snapshot of the score at that moment, so editing the resume later cannot change an application already sent."</w:t>
+        <w:rPr>
+          <w:b w:val="0"/>
+          <w:i/>
+          <w:sz w:val="22"/>
+        </w:rPr>
+        <w:t>"They apply. We store the application with a snapshot of the score at that moment, so editing the resume afterwards cannot silently reorder a shortlist the recruiter has already worked through."</w:t>
       </w:r>
     </w:p>
     <w:p>
-      <w:pPr>
-        <w:pStyle w:val="ListNumber"/>
-        <w:spacing w:after="60"/>
-      </w:pPr>
       <w:r>
-        <w:t>"On the other side, the recruiter posted that opening and stated what it requires. They now see everyone who applied, ranked by score, with the breakdown. Everyone stays on the list, whatever their score. Our system never rejects anybody."</w:t>
+        <w:rPr>
+          <w:b w:val="0"/>
+          <w:i/>
+          <w:sz w:val="22"/>
+        </w:rPr>
+        <w:t>"On the other side, the recruiter posted that opening and stated what it requires. They now see everyone who applied, ranked, with the breakdown. Nobody is hidden and nobody is auto-rejected."</w:t>
       </w:r>
     </w:p>
     <w:p>
-      <w:pPr>
-        <w:pStyle w:val="ListNumber"/>
-        <w:spacing w:after="60"/>
-      </w:pPr>
       <w:r>
-        <w:t>"They open an applicant and see two things side by side: the structured resume we scored, and the file the applicant uploaded, passed through in full."</w:t>
+        <w:rPr>
+          <w:b w:val="0"/>
+          <w:i/>
+          <w:sz w:val="22"/>
+        </w:rPr>
+        <w:t>"They open an applicant and see two things side by side: the structured resume we scored, and the file the applicant uploaded, which we also score so the applicant can see what automated reading makes of their own document — though only the structured one decides the ranking."</w:t>
       </w:r>
     </w:p>
     <w:p>
-      <w:pPr>
-        <w:pStyle w:val="ListNumber"/>
-        <w:spacing w:after="60"/>
-      </w:pPr>
       <w:r>
-        <w:t>"They change the status. We record who changed it and when. The applicant is emailed and can follow it through ten stages that match the partner company's real pipeline."</w:t>
+        <w:rPr>
+          <w:b w:val="0"/>
+          <w:i/>
+          <w:sz w:val="22"/>
+        </w:rPr>
+        <w:t>"They change the status. We record who changed it and when. The applicant is emailed and can follow it through ten states, and can withdraw at any point — that one status is theirs alone."</w:t>
       </w:r>
     </w:p>
     <w:p>
-      <w:pPr>
-        <w:pStyle w:val="ListNumber"/>
-        <w:spacing w:after="60"/>
-      </w:pPr>
       <w:r>
-        <w:t>"If they want to interview the applicant, they write a message and can attach a proposed date, length and place. The email carries an Add-to-Google-Calendar button and a calendar file, so the applicant saves it in one click."</w:t>
+        <w:rPr>
+          <w:b w:val="0"/>
+          <w:i/>
+          <w:sz w:val="22"/>
+        </w:rPr>
+        <w:t>"If they want to interview, they write a message and can attach a proposed date. The email carries an Add-to-Google-Calendar button and a calendar file for other apps."</w:t>
       </w:r>
     </w:p>
     <w:p>
-      <w:pPr>
-        <w:pStyle w:val="ListNumber"/>
-        <w:spacing w:after="60"/>
-      </w:pPr>
       <w:r>
-        <w:t>"Every score in that story came from the same arithmetic, on both sides, and we have eight tests that prove the browser and the server cannot disagree about it."</w:t>
+        <w:rPr>
+          <w:b w:val="0"/>
+          <w:i/>
+          <w:sz w:val="22"/>
+        </w:rPr>
+        <w:t>"Every score in that story came from the same arithmetic on both sides, and we have 232 automated tests holding it in place, including a four-thousand-case check that re-derives every score from an independent implementation of the published formula."</w:t>
+      </w:r>
+    </w:p>
+    <w:p>
+      <w:pPr>
+        <w:pStyle w:val="Heading1"/>
+      </w:pPr>
+      <w:r>
+        <w:t>17. If They Ask Whether You Found a Real Bug</w:t>
+      </w:r>
+    </w:p>
+    <w:p>
+      <w:r>
+        <w:rPr>
+          <w:b w:val="0"/>
+          <w:i w:val="0"/>
+          <w:sz w:val="22"/>
+        </w:rPr>
+        <w:t>Say yes, plainly. It is a normal part of building software and being defensive about it reads worse than the bug does.</w:t>
+      </w:r>
+    </w:p>
+    <w:p>
+      <w:r>
+        <w:rPr>
+          <w:b w:val="0"/>
+          <w:i w:val="0"/>
+          <w:sz w:val="22"/>
+        </w:rPr>
+        <w:t>The Add-to-Google-Calendar link in interview invitations was genuinely broken on the live system. The date-range parameter was percent-encoded in a way Google's calendar page does not accept, so clicking the button opened an event with no date or time on it. It was found, diagnosed and fixed, and it is now covered by tests that fail against the old code and pass against the fix. The calendar suite holds nine tests today.</w:t>
       </w:r>
     </w:p>
     <w:sectPr>

--- a/05_Website_Angular/docs/reviewer-4/03_System_and_Code_Reviewer.docx
+++ b/05_Website_Angular/docs/reviewer-4/03_System_and_Code_Reviewer.docx
@@ -151,9 +151,8 @@
             <w:tcW w:type="dxa" w:w="1728"/>
           </w:tcPr>
           <w:p>
-            <w:r/>
-            <w:r>
-              <w:t>24</w:t>
+            <w:r>
+              <w:t>28</w:t>
             </w:r>
           </w:p>
         </w:tc>
@@ -162,9 +161,8 @@
             <w:tcW w:type="dxa" w:w="7200"/>
           </w:tcPr>
           <w:p>
-            <w:r/>
-            <w:r>
-              <w:t>Database tables — 23 created by the schema file, plus user_sessions created at runtime</w:t>
+            <w:r>
+              <w:t>Database tables — 27 created by the schema file, plus user_sessions created at runtime</w:t>
             </w:r>
           </w:p>
         </w:tc>
@@ -175,9 +173,8 @@
             <w:tcW w:type="dxa" w:w="1728"/>
           </w:tcPr>
           <w:p>
-            <w:r/>
-            <w:r>
-              <w:t>30</w:t>
+            <w:r>
+              <w:t>36</w:t>
             </w:r>
           </w:p>
         </w:tc>
@@ -199,9 +196,8 @@
             <w:tcW w:type="dxa" w:w="1728"/>
           </w:tcPr>
           <w:p>
-            <w:r/>
-            <w:r>
-              <w:t>~27,800</w:t>
+            <w:r>
+              <w:t>~30,900</w:t>
             </w:r>
           </w:p>
         </w:tc>
@@ -223,9 +219,8 @@
             <w:tcW w:type="dxa" w:w="1728"/>
           </w:tcPr>
           <w:p>
-            <w:r/>
-            <w:r>
-              <w:t>232</w:t>
+            <w:r>
+              <w:t>242</w:t>
             </w:r>
           </w:p>
         </w:tc>
@@ -234,7 +229,6 @@
             <w:tcW w:type="dxa" w:w="7200"/>
           </w:tcPr>
           <w:p>
-            <w:r/>
             <w:r>
               <w:t>Automated tests, across eleven suites, all passing</w:t>
             </w:r>
@@ -271,9 +265,8 @@
             <w:tcW w:type="dxa" w:w="1728"/>
           </w:tcPr>
           <w:p>
-            <w:r/>
-            <w:r>
-              <w:t>104</w:t>
+            <w:r>
+              <w:t>226</w:t>
             </w:r>
           </w:p>
         </w:tc>
@@ -282,9 +275,8 @@
             <w:tcW w:type="dxa" w:w="7200"/>
           </w:tcPr>
           <w:p>
-            <w:r/>
-            <w:r>
-              <w:t>Canonical skills in the catalogue</w:t>
+            <w:r>
+              <w:t>Canonical skills in the catalogue, across 18 industries (180 technical, 46 workplace)</w:t>
             </w:r>
           </w:p>
         </w:tc>
@@ -295,9 +287,8 @@
             <w:tcW w:type="dxa" w:w="1728"/>
           </w:tcPr>
           <w:p>
-            <w:r/>
-            <w:r>
-              <w:t>223</w:t>
+            <w:r>
+              <w:t>419</w:t>
             </w:r>
           </w:p>
         </w:tc>
@@ -306,9 +297,8 @@
             <w:tcW w:type="dxa" w:w="7200"/>
           </w:tcPr>
           <w:p>
-            <w:r/>
-            <w:r>
-              <w:t>Total skill vocabulary entries (104 canonical + 119 synonyms)</w:t>
+            <w:r>
+              <w:t>Total skill vocabulary entries (226 canonical + 193 alias forms folded onto them)</w:t>
             </w:r>
           </w:p>
         </w:tc>
@@ -319,9 +309,8 @@
             <w:tcW w:type="dxa" w:w="1728"/>
           </w:tcPr>
           <w:p>
-            <w:r/>
-            <w:r>
-              <w:t>85</w:t>
+            <w:r>
+              <w:t>193</w:t>
             </w:r>
           </w:p>
         </w:tc>
@@ -330,9 +319,8 @@
             <w:tcW w:type="dxa" w:w="7200"/>
           </w:tcPr>
           <w:p>
-            <w:r/>
-            <w:r>
-              <w:t>Canonical skills that have at least one synonym — 81.7 percent</w:t>
+            <w:r>
+              <w:t>Alias forms in the matching vocabulary, e.g. "JS" folded onto "JavaScript"</w:t>
             </w:r>
           </w:p>
         </w:tc>
@@ -471,7 +459,737 @@
         <w:pStyle w:val="Heading1"/>
       </w:pPr>
       <w:r>
-        <w:t>3. Users, and What Each One Cannot Do</w:t>
+        <w:t>3. Technology Stack — what we used and why</w:t>
+      </w:r>
+    </w:p>
+    <w:p>
+      <w:r>
+        <w:t>Every choice below is one a panelist can ask you to justify in one sentence. The one-sentence answers are in the right-hand column.</w:t>
+      </w:r>
+    </w:p>
+    <w:tbl>
+      <w:tblPr>
+        <w:tblStyle w:val="TableGrid"/>
+        <w:tblW w:type="auto" w:w="0"/>
+        <w:tblLook w:firstColumn="1" w:firstRow="1" w:lastColumn="0" w:lastRow="0" w:noHBand="0" w:noVBand="1" w:val="04A0"/>
+      </w:tblPr>
+      <w:tblGrid>
+        <w:gridCol w:w="2880"/>
+        <w:gridCol w:w="2880"/>
+        <w:gridCol w:w="2880"/>
+      </w:tblGrid>
+      <w:tr>
+        <w:tc>
+          <w:tcPr>
+            <w:tcW w:type="dxa" w:w="2880"/>
+          </w:tcPr>
+          <w:p>
+            <w:r/>
+            <w:r>
+              <w:rPr>
+                <w:b/>
+                <w:sz w:val="19"/>
+              </w:rPr>
+              <w:t>Layer</w:t>
+            </w:r>
+          </w:p>
+        </w:tc>
+        <w:tc>
+          <w:tcPr>
+            <w:tcW w:type="dxa" w:w="2880"/>
+          </w:tcPr>
+          <w:p>
+            <w:r/>
+            <w:r>
+              <w:rPr>
+                <w:b/>
+                <w:sz w:val="19"/>
+              </w:rPr>
+              <w:t>Technology</w:t>
+            </w:r>
+          </w:p>
+        </w:tc>
+        <w:tc>
+          <w:tcPr>
+            <w:tcW w:type="dxa" w:w="2880"/>
+          </w:tcPr>
+          <w:p>
+            <w:r/>
+            <w:r>
+              <w:rPr>
+                <w:b/>
+                <w:sz w:val="19"/>
+              </w:rPr>
+              <w:t>Why we chose it — say this</w:t>
+            </w:r>
+          </w:p>
+        </w:tc>
+      </w:tr>
+      <w:tr>
+        <w:tc>
+          <w:tcPr>
+            <w:tcW w:type="dxa" w:w="2880"/>
+          </w:tcPr>
+          <w:p>
+            <w:r/>
+            <w:r>
+              <w:rPr>
+                <w:b/>
+                <w:sz w:val="18"/>
+              </w:rPr>
+              <w:t>Front end</w:t>
+            </w:r>
+          </w:p>
+        </w:tc>
+        <w:tc>
+          <w:tcPr>
+            <w:tcW w:type="dxa" w:w="2880"/>
+          </w:tcPr>
+          <w:p>
+            <w:r/>
+            <w:r>
+              <w:rPr>
+                <w:sz w:val="18"/>
+              </w:rPr>
+              <w:t>Angular 21 + TypeScript</w:t>
+            </w:r>
+          </w:p>
+        </w:tc>
+        <w:tc>
+          <w:tcPr>
+            <w:tcW w:type="dxa" w:w="2880"/>
+          </w:tcPr>
+          <w:p>
+            <w:r/>
+            <w:r>
+              <w:rPr>
+                <w:sz w:val="18"/>
+              </w:rPr>
+              <w:t>The resume preview updates live as you type, over a 7-step wizard with a design picker. TypeScript catches type errors at build time, not in front of the panel.</w:t>
+            </w:r>
+          </w:p>
+        </w:tc>
+      </w:tr>
+      <w:tr>
+        <w:tc>
+          <w:tcPr>
+            <w:tcW w:type="dxa" w:w="2880"/>
+          </w:tcPr>
+          <w:p>
+            <w:r/>
+            <w:r>
+              <w:rPr>
+                <w:b/>
+                <w:sz w:val="18"/>
+              </w:rPr>
+              <w:t>UI toolkit</w:t>
+            </w:r>
+          </w:p>
+        </w:tc>
+        <w:tc>
+          <w:tcPr>
+            <w:tcW w:type="dxa" w:w="2880"/>
+          </w:tcPr>
+          <w:p>
+            <w:r/>
+            <w:r>
+              <w:rPr>
+                <w:sz w:val="18"/>
+              </w:rPr>
+              <w:t>Tailwind CSS 4 + spartan-ng</w:t>
+            </w:r>
+          </w:p>
+        </w:tc>
+        <w:tc>
+          <w:tcPr>
+            <w:tcW w:type="dxa" w:w="2880"/>
+          </w:tcPr>
+          <w:p>
+            <w:r/>
+            <w:r>
+              <w:rPr>
+                <w:sz w:val="18"/>
+              </w:rPr>
+              <w:t>Accessible dropdowns and dialogs we did not have to build from scratch.</w:t>
+            </w:r>
+          </w:p>
+        </w:tc>
+      </w:tr>
+      <w:tr>
+        <w:tc>
+          <w:tcPr>
+            <w:tcW w:type="dxa" w:w="2880"/>
+          </w:tcPr>
+          <w:p>
+            <w:r/>
+            <w:r>
+              <w:rPr>
+                <w:b/>
+                <w:sz w:val="18"/>
+              </w:rPr>
+              <w:t>Back end</w:t>
+            </w:r>
+          </w:p>
+        </w:tc>
+        <w:tc>
+          <w:tcPr>
+            <w:tcW w:type="dxa" w:w="2880"/>
+          </w:tcPr>
+          <w:p>
+            <w:r/>
+            <w:r>
+              <w:rPr>
+                <w:sz w:val="18"/>
+              </w:rPr>
+              <w:t>Node.js 22 + Express 4 + TypeScript</w:t>
+            </w:r>
+          </w:p>
+        </w:tc>
+        <w:tc>
+          <w:tcPr>
+            <w:tcW w:type="dxa" w:w="2880"/>
+          </w:tcPr>
+          <w:p>
+            <w:r/>
+            <w:r>
+              <w:rPr>
+                <w:sz w:val="18"/>
+              </w:rPr>
+              <w:t>THE KEY CHOICE. Same language both sides, so the scoring engine is written once and runs in the browser AND on the server. That is why the applicant and the recruiter always see the same number.</w:t>
+            </w:r>
+          </w:p>
+        </w:tc>
+      </w:tr>
+      <w:tr>
+        <w:tc>
+          <w:tcPr>
+            <w:tcW w:type="dxa" w:w="2880"/>
+          </w:tcPr>
+          <w:p>
+            <w:r/>
+            <w:r>
+              <w:rPr>
+                <w:b/>
+                <w:sz w:val="18"/>
+              </w:rPr>
+              <w:t>Database</w:t>
+            </w:r>
+          </w:p>
+        </w:tc>
+        <w:tc>
+          <w:tcPr>
+            <w:tcW w:type="dxa" w:w="2880"/>
+          </w:tcPr>
+          <w:p>
+            <w:r/>
+            <w:r>
+              <w:rPr>
+                <w:sz w:val="18"/>
+              </w:rPr>
+              <w:t>PostgreSQL 16</w:t>
+            </w:r>
+          </w:p>
+        </w:tc>
+        <w:tc>
+          <w:tcPr>
+            <w:tcW w:type="dxa" w:w="2880"/>
+          </w:tcPr>
+          <w:p>
+            <w:r/>
+            <w:r>
+              <w:rPr>
+                <w:sz w:val="18"/>
+              </w:rPr>
+              <w:t>Refuses invalid data through 16 CHECK constraints, and applies schema changes all-or-nothing so a failed migration cannot leave the database half-updated.</w:t>
+            </w:r>
+          </w:p>
+        </w:tc>
+      </w:tr>
+      <w:tr>
+        <w:tc>
+          <w:tcPr>
+            <w:tcW w:type="dxa" w:w="2880"/>
+          </w:tcPr>
+          <w:p>
+            <w:r/>
+            <w:r>
+              <w:rPr>
+                <w:b/>
+                <w:sz w:val="18"/>
+              </w:rPr>
+              <w:t>Database hosting</w:t>
+            </w:r>
+          </w:p>
+        </w:tc>
+        <w:tc>
+          <w:tcPr>
+            <w:tcW w:type="dxa" w:w="2880"/>
+          </w:tcPr>
+          <w:p>
+            <w:r/>
+            <w:r>
+              <w:rPr>
+                <w:sz w:val="18"/>
+              </w:rPr>
+              <w:t>Supabase (managed Postgres + file storage)</w:t>
+            </w:r>
+          </w:p>
+        </w:tc>
+        <w:tc>
+          <w:tcPr>
+            <w:tcW w:type="dxa" w:w="2880"/>
+          </w:tcPr>
+          <w:p>
+            <w:r/>
+            <w:r>
+              <w:rPr>
+                <w:sz w:val="18"/>
+              </w:rPr>
+              <w:t>Free managed tier, so we maintain no database server. It is also PostgreSQL-only, which is the practical reason we are not on MySQL.</w:t>
+            </w:r>
+          </w:p>
+        </w:tc>
+      </w:tr>
+      <w:tr>
+        <w:tc>
+          <w:tcPr>
+            <w:tcW w:type="dxa" w:w="2880"/>
+          </w:tcPr>
+          <w:p>
+            <w:r/>
+            <w:r>
+              <w:rPr>
+                <w:b/>
+                <w:sz w:val="18"/>
+              </w:rPr>
+              <w:t>App hosting</w:t>
+            </w:r>
+          </w:p>
+        </w:tc>
+        <w:tc>
+          <w:tcPr>
+            <w:tcW w:type="dxa" w:w="2880"/>
+          </w:tcPr>
+          <w:p>
+            <w:r/>
+            <w:r>
+              <w:rPr>
+                <w:sz w:val="18"/>
+              </w:rPr>
+              <w:t>Render</w:t>
+            </w:r>
+          </w:p>
+        </w:tc>
+        <w:tc>
+          <w:tcPr>
+            <w:tcW w:type="dxa" w:w="2880"/>
+          </w:tcPr>
+          <w:p>
+            <w:r/>
+            <w:r>
+              <w:rPr>
+                <w:sz w:val="18"/>
+              </w:rPr>
+              <w:t>Our system must RUN a program to compute scores, not just serve files. Render keeps a live Node process and redeploys automatically when we push to GitHub.</w:t>
+            </w:r>
+          </w:p>
+        </w:tc>
+      </w:tr>
+      <w:tr>
+        <w:tc>
+          <w:tcPr>
+            <w:tcW w:type="dxa" w:w="2880"/>
+          </w:tcPr>
+          <w:p>
+            <w:r/>
+            <w:r>
+              <w:rPr>
+                <w:b/>
+                <w:sz w:val="18"/>
+              </w:rPr>
+              <w:t>Email</w:t>
+            </w:r>
+          </w:p>
+        </w:tc>
+        <w:tc>
+          <w:tcPr>
+            <w:tcW w:type="dxa" w:w="2880"/>
+          </w:tcPr>
+          <w:p>
+            <w:r/>
+            <w:r>
+              <w:rPr>
+                <w:sz w:val="18"/>
+              </w:rPr>
+              <w:t>Brevo HTTPS API, nodemailer/SMTP fallback</w:t>
+            </w:r>
+          </w:p>
+        </w:tc>
+        <w:tc>
+          <w:tcPr>
+            <w:tcW w:type="dxa" w:w="2880"/>
+          </w:tcPr>
+          <w:p>
+            <w:r/>
+            <w:r>
+              <w:rPr>
+                <w:sz w:val="18"/>
+              </w:rPr>
+              <w:t>Render's free instances block outbound SMTP, so the mailer posts over HTTPS instead.</w:t>
+            </w:r>
+          </w:p>
+        </w:tc>
+      </w:tr>
+      <w:tr>
+        <w:tc>
+          <w:tcPr>
+            <w:tcW w:type="dxa" w:w="2880"/>
+          </w:tcPr>
+          <w:p>
+            <w:r/>
+            <w:r>
+              <w:rPr>
+                <w:b/>
+                <w:sz w:val="18"/>
+              </w:rPr>
+              <w:t>Optional AI</w:t>
+            </w:r>
+          </w:p>
+        </w:tc>
+        <w:tc>
+          <w:tcPr>
+            <w:tcW w:type="dxa" w:w="2880"/>
+          </w:tcPr>
+          <w:p>
+            <w:r/>
+            <w:r>
+              <w:rPr>
+                <w:sz w:val="18"/>
+              </w:rPr>
+              <w:t>Google Gemini API</w:t>
+            </w:r>
+          </w:p>
+        </w:tc>
+        <w:tc>
+          <w:tcPr>
+            <w:tcW w:type="dxa" w:w="2880"/>
+          </w:tcPr>
+          <w:p>
+            <w:r/>
+            <w:r>
+              <w:rPr>
+                <w:sz w:val="18"/>
+              </w:rPr>
+              <w:t>Reads an uploaded resume into the builder fields to save retyping. It NEVER scores, ranks or recommends. All scoring is rule-based.</w:t>
+            </w:r>
+          </w:p>
+        </w:tc>
+      </w:tr>
+      <w:tr>
+        <w:tc>
+          <w:tcPr>
+            <w:tcW w:type="dxa" w:w="2880"/>
+          </w:tcPr>
+          <w:p>
+            <w:r/>
+            <w:r>
+              <w:rPr>
+                <w:b/>
+                <w:sz w:val="18"/>
+              </w:rPr>
+              <w:t>Passwords</w:t>
+            </w:r>
+          </w:p>
+        </w:tc>
+        <w:tc>
+          <w:tcPr>
+            <w:tcW w:type="dxa" w:w="2880"/>
+          </w:tcPr>
+          <w:p>
+            <w:r/>
+            <w:r>
+              <w:rPr>
+                <w:sz w:val="18"/>
+              </w:rPr>
+              <w:t>bcrypt (bcryptjs)</w:t>
+            </w:r>
+          </w:p>
+        </w:tc>
+        <w:tc>
+          <w:tcPr>
+            <w:tcW w:type="dxa" w:w="2880"/>
+          </w:tcPr>
+          <w:p>
+            <w:r/>
+            <w:r>
+              <w:rPr>
+                <w:sz w:val="18"/>
+              </w:rPr>
+              <w:t>Stored only as hashes. Nobody, including us, can read them.</w:t>
+            </w:r>
+          </w:p>
+        </w:tc>
+      </w:tr>
+      <w:tr>
+        <w:tc>
+          <w:tcPr>
+            <w:tcW w:type="dxa" w:w="2880"/>
+          </w:tcPr>
+          <w:p>
+            <w:r/>
+            <w:r>
+              <w:rPr>
+                <w:b/>
+                <w:sz w:val="18"/>
+              </w:rPr>
+              <w:t>Sessions</w:t>
+            </w:r>
+          </w:p>
+        </w:tc>
+        <w:tc>
+          <w:tcPr>
+            <w:tcW w:type="dxa" w:w="2880"/>
+          </w:tcPr>
+          <w:p>
+            <w:r/>
+            <w:r>
+              <w:rPr>
+                <w:sz w:val="18"/>
+              </w:rPr>
+              <w:t>express-session + connect-pg-simple</w:t>
+            </w:r>
+          </w:p>
+        </w:tc>
+        <w:tc>
+          <w:tcPr>
+            <w:tcW w:type="dxa" w:w="2880"/>
+          </w:tcPr>
+          <w:p>
+            <w:r/>
+            <w:r>
+              <w:rPr>
+                <w:sz w:val="18"/>
+              </w:rPr>
+              <w:t>Sessions live in PostgreSQL, so a restart does not sign everyone out.</w:t>
+            </w:r>
+          </w:p>
+        </w:tc>
+      </w:tr>
+      <w:tr>
+        <w:tc>
+          <w:tcPr>
+            <w:tcW w:type="dxa" w:w="2880"/>
+          </w:tcPr>
+          <w:p>
+            <w:r/>
+            <w:r>
+              <w:rPr>
+                <w:b/>
+                <w:sz w:val="18"/>
+              </w:rPr>
+              <w:t>Hardening</w:t>
+            </w:r>
+          </w:p>
+        </w:tc>
+        <w:tc>
+          <w:tcPr>
+            <w:tcW w:type="dxa" w:w="2880"/>
+          </w:tcPr>
+          <w:p>
+            <w:r/>
+            <w:r>
+              <w:rPr>
+                <w:sz w:val="18"/>
+              </w:rPr>
+              <w:t>helmet, express-rate-limit, CORS</w:t>
+            </w:r>
+          </w:p>
+        </w:tc>
+        <w:tc>
+          <w:tcPr>
+            <w:tcW w:type="dxa" w:w="2880"/>
+          </w:tcPr>
+          <w:p>
+            <w:r/>
+            <w:r>
+              <w:rPr>
+                <w:sz w:val="18"/>
+              </w:rPr>
+              <w:t>Security headers, request throttling, and a locked-down origin policy.</w:t>
+            </w:r>
+          </w:p>
+        </w:tc>
+      </w:tr>
+      <w:tr>
+        <w:tc>
+          <w:tcPr>
+            <w:tcW w:type="dxa" w:w="2880"/>
+          </w:tcPr>
+          <w:p>
+            <w:r/>
+            <w:r>
+              <w:rPr>
+                <w:b/>
+                <w:sz w:val="18"/>
+              </w:rPr>
+              <w:t>File reading</w:t>
+            </w:r>
+          </w:p>
+        </w:tc>
+        <w:tc>
+          <w:tcPr>
+            <w:tcW w:type="dxa" w:w="2880"/>
+          </w:tcPr>
+          <w:p>
+            <w:r/>
+            <w:r>
+              <w:rPr>
+                <w:sz w:val="18"/>
+              </w:rPr>
+              <w:t>pdfjs-dist, mammoth</w:t>
+            </w:r>
+          </w:p>
+        </w:tc>
+        <w:tc>
+          <w:tcPr>
+            <w:tcW w:type="dxa" w:w="2880"/>
+          </w:tcPr>
+          <w:p>
+            <w:r/>
+            <w:r>
+              <w:rPr>
+                <w:sz w:val="18"/>
+              </w:rPr>
+              <w:t>Reads PDF and Word uploads for our own rule-based parser — no AI needed for the basic path.</w:t>
+            </w:r>
+          </w:p>
+        </w:tc>
+      </w:tr>
+      <w:tr>
+        <w:tc>
+          <w:tcPr>
+            <w:tcW w:type="dxa" w:w="2880"/>
+          </w:tcPr>
+          <w:p>
+            <w:r/>
+            <w:r>
+              <w:rPr>
+                <w:b/>
+                <w:sz w:val="18"/>
+              </w:rPr>
+              <w:t>Uploads</w:t>
+            </w:r>
+          </w:p>
+        </w:tc>
+        <w:tc>
+          <w:tcPr>
+            <w:tcW w:type="dxa" w:w="2880"/>
+          </w:tcPr>
+          <w:p>
+            <w:r/>
+            <w:r>
+              <w:rPr>
+                <w:sz w:val="18"/>
+              </w:rPr>
+              <w:t>multer</w:t>
+            </w:r>
+          </w:p>
+        </w:tc>
+        <w:tc>
+          <w:tcPr>
+            <w:tcW w:type="dxa" w:w="2880"/>
+          </w:tcPr>
+          <w:p>
+            <w:r/>
+            <w:r>
+              <w:rPr>
+                <w:sz w:val="18"/>
+              </w:rPr>
+              <w:t>Size-capped, type-restricted, stored outside the public web directory.</w:t>
+            </w:r>
+          </w:p>
+        </w:tc>
+      </w:tr>
+      <w:tr>
+        <w:tc>
+          <w:tcPr>
+            <w:tcW w:type="dxa" w:w="2880"/>
+          </w:tcPr>
+          <w:p>
+            <w:r/>
+            <w:r>
+              <w:rPr>
+                <w:b/>
+                <w:sz w:val="18"/>
+              </w:rPr>
+              <w:t>Testing</w:t>
+            </w:r>
+          </w:p>
+        </w:tc>
+        <w:tc>
+          <w:tcPr>
+            <w:tcW w:type="dxa" w:w="2880"/>
+          </w:tcPr>
+          <w:p>
+            <w:r/>
+            <w:r>
+              <w:rPr>
+                <w:sz w:val="18"/>
+              </w:rPr>
+              <w:t>node:test runner</w:t>
+            </w:r>
+          </w:p>
+        </w:tc>
+        <w:tc>
+          <w:tcPr>
+            <w:tcW w:type="dxa" w:w="2880"/>
+          </w:tcPr>
+          <w:p>
+            <w:r/>
+            <w:r>
+              <w:rPr>
+                <w:sz w:val="18"/>
+              </w:rPr>
+              <w:t>11 suites, 242 tests, run in full on every change.</w:t>
+            </w:r>
+          </w:p>
+        </w:tc>
+      </w:tr>
+    </w:tbl>
+    <w:p>
+      <w:pPr>
+        <w:pStyle w:val="Heading2"/>
+      </w:pPr>
+      <w:r>
+        <w:t>The three a panel is most likely to ask about</w:t>
+      </w:r>
+    </w:p>
+    <w:p>
+      <w:r>
+        <w:t>WHY POSTGRESQL AND NOT MYSQL. Our free host, Supabase, runs PostgreSQL only. Technically, PostgreSQL also applies schema changes as one all-or-nothing unit, so a failed change gives back the working version instead of a half-broken one — which already saved us once, when a stale constraint stopped the server booting. Do not argue that MySQL cannot check values: modern MySQL can.</w:t>
+      </w:r>
+    </w:p>
+    <w:p>
+      <w:r>
+        <w:t>WHY NODE. It let us write the scoring formula once and run it on both sides. That is not convenience, it is the mechanism behind the claim that both sides see the same score, and a test comparing 500 generated cases proves they agree exactly.</w:t>
+      </w:r>
+    </w:p>
+    <w:p>
+      <w:r>
+        <w:t>WHY RENDER AND NOT SHARED HOSTING. Cheap shared hosting serves files. Our site has to run a program the moment someone applies. Their VPS could run it, but then we would be installing Node, renewing certificates and restarting after crashes ourselves.</w:t>
+      </w:r>
+    </w:p>
+    <w:p>
+      <w:r>
+        <w:t>NO MACHINE LEARNING ANYWHERE IN THE SCORING. Deliberately. A learned model would produce a score we could not fully explain to the person it is about, which is exactly the opacity the study set out to fix. The only AI is the optional resume reader, and it never scores.</w:t>
+      </w:r>
+    </w:p>
+    <w:p>
+      <w:pPr>
+        <w:pStyle w:val="Heading1"/>
+      </w:pPr>
+      <w:r>
+        <w:t>4. Users, and What Each One Cannot Do</w:t>
       </w:r>
     </w:p>
     <w:p>
@@ -887,7 +1605,7 @@
         <w:pStyle w:val="Heading1"/>
       </w:pPr>
       <w:r>
-        <w:t>4. The Matching Engine — the part you must be able to explain</w:t>
+        <w:t>5. The Matching Engine — the part you must be able to explain</w:t>
       </w:r>
     </w:p>
     <w:p>
@@ -899,11 +1617,9 @@
           <w:b/>
           <w:color w:val="16305C"/>
         </w:rPr>
-        <w:t xml:space="preserve">The formula: </w:t>
+        <w:t>The formula: Score = ( S x Ws + E x We + X x Wx + C x Wc + P x Wp + L x Wl + R x Wr ) x 100  — seven components: Skills, Education, eXperience, Certifications, Projects, Languages, References.</w:t>
       </w:r>
-      <w:r>
-        <w:t>Score = ( S x Ws + E x We + X x Wx + C x Wc ) x 100</w:t>
-      </w:r>
+      <w:r/>
     </w:p>
     <w:tbl>
       <w:tblPr>
@@ -1151,7 +1867,7 @@
         <w:spacing w:after="60"/>
       </w:pPr>
       <w:r>
-        <w:t>DEFAULT SPLIT is 50 percent skills, 25 education, 25 experience, with certificates at zero. That is why the study can still describe its default as 50/25/25 even though the formula has four terms.</w:t>
+        <w:t>DEFAULT SPLIT is 50 percent skills, 25 education, 25 experience. The other four components — certifications, projects, languages and references — default to zero, so an opening that leaves them there is scored exactly as a three-component opening would be. That is why the study still describes its default as 50/25/25 even though the formula carries seven terms. The seven weights must total 100, and skills, education and experience can never fall below 10 each.</w:t>
       </w:r>
     </w:p>
     <w:p>
@@ -1267,7 +1983,7 @@
         <w:spacing w:after="60"/>
       </w:pPr>
       <w:r>
-        <w:t>104 canonical skills across ten industries: graphic design, IT support, web development, BPO, medical field, driver, office management, finance, and HR and recruitment.</w:t>
+        <w:t>226 canonical skills across eighteen industries: graphic design, IT support, web development, BPO, medical field, driver, office management, finance, and HR and recruitment.</w:t>
       </w:r>
     </w:p>
     <w:p>
@@ -1276,7 +1992,7 @@
         <w:spacing w:after="60"/>
       </w:pPr>
       <w:r>
-        <w:t>119 synonyms fold onto those 104, giving 223 vocabulary entries in total.</w:t>
+        <w:t>192 synonyms fold onto those 226, giving 418 vocabulary entries in total.</w:t>
       </w:r>
     </w:p>
     <w:p>
@@ -1285,7 +2001,7 @@
         <w:spacing w:after="60"/>
       </w:pPr>
       <w:r>
-        <w:t>85 of the 104 (81.7 percent) have at least one synonym. The other nineteen match only on exact spelling.</w:t>
+        <w:t>143 of the 226 (63.3 percent) have at least one synonym. The rest match only on exact spelling.</w:t>
       </w:r>
     </w:p>
     <w:p>
@@ -1353,7 +2069,7 @@
         <w:pStyle w:val="Heading1"/>
       </w:pPr>
       <w:r>
-        <w:t>5. Main Features and How Each Works</w:t>
+        <w:t>6. Main Features and How Each Works</w:t>
       </w:r>
     </w:p>
     <w:p>
@@ -2109,7 +2825,7 @@
         <w:pStyle w:val="Heading1"/>
       </w:pPr>
       <w:r>
-        <w:t>6. The Ten Application States</w:t>
+        <w:t>7. The Ten Application States</w:t>
       </w:r>
     </w:p>
     <w:p>
@@ -2543,7 +3259,7 @@
         <w:pStyle w:val="Heading1"/>
       </w:pPr>
       <w:r>
-        <w:t>7. Pages</w:t>
+        <w:t>8. Pages</w:t>
       </w:r>
     </w:p>
     <w:tbl>
@@ -3025,7 +3741,7 @@
         <w:pStyle w:val="Heading1"/>
       </w:pPr>
       <w:r>
-        <w:t>8. Database</w:t>
+        <w:t>9. Database</w:t>
       </w:r>
     </w:p>
     <w:p>
@@ -3647,7 +4363,7 @@
         <w:pStyle w:val="Heading1"/>
       </w:pPr>
       <w:r>
-        <w:t>9. Code Structure</w:t>
+        <w:t>10. Code Structure</w:t>
       </w:r>
     </w:p>
     <w:tbl>
@@ -4251,7 +4967,7 @@
         <w:pStyle w:val="Heading1"/>
       </w:pPr>
       <w:r>
-        <w:t>10. Frontend</w:t>
+        <w:t>11. Frontend</w:t>
       </w:r>
     </w:p>
     <w:p>
@@ -4332,7 +5048,7 @@
         <w:pStyle w:val="Heading1"/>
       </w:pPr>
       <w:r>
-        <w:t>11. Backend</w:t>
+        <w:t>12. Backend</w:t>
       </w:r>
     </w:p>
     <w:p>
@@ -4404,7 +5120,7 @@
         <w:pStyle w:val="Heading1"/>
       </w:pPr>
       <w:r>
-        <w:t>12. Login and Accounts</w:t>
+        <w:t>13. Login and Accounts</w:t>
       </w:r>
     </w:p>
     <w:p>
@@ -4475,7 +5191,7 @@
         <w:pStyle w:val="Heading1"/>
       </w:pPr>
       <w:r>
-        <w:t>13. Security</w:t>
+        <w:t>14. Security</w:t>
       </w:r>
     </w:p>
     <w:tbl>
@@ -4799,7 +5515,7 @@
         <w:pStyle w:val="Heading1"/>
       </w:pPr>
       <w:r>
-        <w:t>14. Error Handling</w:t>
+        <w:t>15. Error Handling</w:t>
       </w:r>
     </w:p>
     <w:p>
@@ -4870,7 +5586,7 @@
         <w:pStyle w:val="Heading1"/>
       </w:pPr>
       <w:r>
-        <w:t>15. Testing — the actual numbers</w:t>
+        <w:t>16. Testing — the actual numbers</w:t>
       </w:r>
     </w:p>
     <w:p>
@@ -4888,7 +5604,7 @@
         <w:pStyle w:val="Heading2"/>
       </w:pPr>
       <w:r>
-        <w:t>Level 1 — automated tests: 232 across eleven suites</w:t>
+        <w:t>Level 1 — automated tests: 242 across eleven suites</w:t>
       </w:r>
     </w:p>
     <w:tbl>
@@ -4963,9 +5679,8 @@
             <w:tcW w:type="dxa" w:w="864"/>
           </w:tcPr>
           <w:p>
-            <w:r/>
-            <w:r>
-              <w:t>61</w:t>
+            <w:r>
+              <w:t>63</w:t>
             </w:r>
           </w:p>
         </w:tc>
@@ -4998,9 +5713,8 @@
             <w:tcW w:type="dxa" w:w="864"/>
           </w:tcPr>
           <w:p>
-            <w:r/>
-            <w:r>
-              <w:t>57</w:t>
+            <w:r>
+              <w:t>63</w:t>
             </w:r>
           </w:p>
         </w:tc>
@@ -5068,9 +5782,8 @@
             <w:tcW w:type="dxa" w:w="864"/>
           </w:tcPr>
           <w:p>
-            <w:r/>
-            <w:r>
-              <w:t>13</w:t>
+            <w:r>
+              <w:t>15</w:t>
             </w:r>
           </w:p>
         </w:tc>
@@ -5348,9 +6061,8 @@
             <w:tcW w:type="dxa" w:w="864"/>
           </w:tcPr>
           <w:p>
-            <w:r/>
-            <w:r>
-              <w:t>232</w:t>
+            <w:r>
+              <w:t>242</w:t>
             </w:r>
           </w:p>
         </w:tc>
@@ -5424,7 +6136,7 @@
         <w:pStyle w:val="Heading1"/>
       </w:pPr>
       <w:r>
-        <w:t>16. The Complete Walkthrough — use this if the panel says "explain your system"</w:t>
+        <w:t>17. The Complete Walkthrough — use this if the panel says "explain your system"</w:t>
       </w:r>
     </w:p>
     <w:p>
@@ -5524,7 +6236,7 @@
           <w:i/>
           <w:sz w:val="22"/>
         </w:rPr>
-        <w:t>"Every score in that story came from the same arithmetic on both sides, and we have 232 automated tests holding it in place, including a four-thousand-case check that re-derives every score from an independent implementation of the published formula."</w:t>
+        <w:t>"Every score in that story came from the same arithmetic on both sides, and we have 242 automated tests holding it in place, including a four-thousand-case check that re-derives every score from an independent implementation of the published formula."</w:t>
       </w:r>
     </w:p>
     <w:p>
@@ -5532,7 +6244,7 @@
         <w:pStyle w:val="Heading1"/>
       </w:pPr>
       <w:r>
-        <w:t>17. If They Ask Whether You Found a Real Bug</w:t>
+        <w:t>18. If They Ask Whether You Found a Real Bug</w:t>
       </w:r>
     </w:p>
     <w:p>
